--- a/docs/FAT.docx
+++ b/docs/FAT.docx
@@ -30,8 +30,19 @@
           <w:sz w:val="24"/>
           <w:szCs w:val="24"/>
         </w:rPr>
-        <w:t>Bubo Bubo</w:t>
-      </w:r>
+        <w:t xml:space="preserve">Bubo </w:t>
+      </w:r>
+      <w:proofErr w:type="spellStart"/>
+      <w:r>
+        <w:rPr>
+          <w:rFonts w:asciiTheme="minorHAnsi" w:hAnsiTheme="minorHAnsi" w:cstheme="minorHAnsi"/>
+          <w:color w:val="073763"/>
+          <w:sz w:val="24"/>
+          <w:szCs w:val="24"/>
+        </w:rPr>
+        <w:t>Bubo</w:t>
+      </w:r>
+      <w:proofErr w:type="spellEnd"/>
     </w:p>
     <w:p>
       <w:pPr>
@@ -132,7 +143,25 @@
           <w:sz w:val="24"/>
           <w:szCs w:val="24"/>
         </w:rPr>
-        <w:t>Integrantes: Ossio Mercedes y Ojeda Valentina</w:t>
+        <w:t xml:space="preserve">Integrantes: </w:t>
+      </w:r>
+      <w:proofErr w:type="spellStart"/>
+      <w:r>
+        <w:rPr>
+          <w:rFonts w:asciiTheme="minorHAnsi" w:hAnsiTheme="minorHAnsi" w:cstheme="minorHAnsi"/>
+          <w:sz w:val="24"/>
+          <w:szCs w:val="24"/>
+        </w:rPr>
+        <w:t>Ossio</w:t>
+      </w:r>
+      <w:proofErr w:type="spellEnd"/>
+      <w:r>
+        <w:rPr>
+          <w:rFonts w:asciiTheme="minorHAnsi" w:hAnsiTheme="minorHAnsi" w:cstheme="minorHAnsi"/>
+          <w:sz w:val="24"/>
+          <w:szCs w:val="24"/>
+        </w:rPr>
+        <w:t xml:space="preserve"> Mercedes y Ojeda Valentina</w:t>
       </w:r>
     </w:p>
     <w:p>
@@ -186,8 +215,9 @@
     <w:p>
       <w:pPr>
         <w:spacing w:line="480" w:lineRule="auto"/>
-        <w:jc w:val="left"/>
-        <w:rPr>
+        <w:jc w:val="center"/>
+        <w:rPr>
+          <w:rStyle w:val="Referenciasutil"/>
           <w:rFonts w:asciiTheme="minorHAnsi" w:hAnsiTheme="minorHAnsi" w:cstheme="minorHAnsi"/>
           <w:b/>
           <w:bCs/>
@@ -197,6 +227,7 @@
       </w:pPr>
       <w:r>
         <w:rPr>
+          <w:rStyle w:val="Referenciasutil"/>
           <w:rFonts w:asciiTheme="minorHAnsi" w:hAnsiTheme="minorHAnsi" w:cstheme="minorHAnsi"/>
           <w:b/>
           <w:bCs/>
@@ -208,6 +239,7 @@
       </w:r>
       <w:r>
         <w:rPr>
+          <w:rStyle w:val="Referenciasutil"/>
           <w:rFonts w:asciiTheme="minorHAnsi" w:hAnsiTheme="minorHAnsi" w:cstheme="minorHAnsi"/>
           <w:b/>
           <w:bCs/>
@@ -217,6 +249,1575 @@
         <w:t>NDICE</w:t>
       </w:r>
     </w:p>
+    <w:sdt>
+      <w:sdtPr>
+        <w:rPr>
+          <w:rFonts w:asciiTheme="minorHAnsi" w:eastAsia="SimSun" w:hAnsiTheme="minorHAnsi" w:cstheme="minorHAnsi"/>
+          <w:color w:val="auto"/>
+          <w:kern w:val="2"/>
+          <w:sz w:val="24"/>
+          <w:szCs w:val="24"/>
+          <w:lang w:val="es-ES" w:eastAsia="zh-CN"/>
+        </w:rPr>
+        <w:id w:val="-1155295212"/>
+        <w:docPartObj>
+          <w:docPartGallery w:val="Table of Contents"/>
+          <w:docPartUnique/>
+        </w:docPartObj>
+      </w:sdtPr>
+      <w:sdtEndPr>
+        <w:rPr>
+          <w:b/>
+          <w:bCs/>
+        </w:rPr>
+      </w:sdtEndPr>
+      <w:sdtContent>
+        <w:p>
+          <w:pPr>
+            <w:pStyle w:val="TtuloTDC"/>
+            <w:spacing w:line="480" w:lineRule="auto"/>
+            <w:rPr>
+              <w:rStyle w:val="Referenciasutil"/>
+              <w:rFonts w:asciiTheme="minorHAnsi" w:hAnsiTheme="minorHAnsi" w:cstheme="minorHAnsi"/>
+              <w:sz w:val="24"/>
+              <w:szCs w:val="24"/>
+            </w:rPr>
+          </w:pPr>
+          <w:r>
+            <w:rPr>
+              <w:rStyle w:val="Referenciasutil"/>
+              <w:rFonts w:asciiTheme="minorHAnsi" w:hAnsiTheme="minorHAnsi" w:cstheme="minorHAnsi"/>
+              <w:sz w:val="24"/>
+              <w:szCs w:val="24"/>
+            </w:rPr>
+            <w:t>Contenido</w:t>
+          </w:r>
+        </w:p>
+        <w:p>
+          <w:pPr>
+            <w:pStyle w:val="TDC3"/>
+            <w:tabs>
+              <w:tab w:val="right" w:leader="dot" w:pos="8296"/>
+            </w:tabs>
+            <w:spacing w:line="480" w:lineRule="auto"/>
+            <w:rPr>
+              <w:rFonts w:asciiTheme="minorHAnsi" w:eastAsiaTheme="minorEastAsia" w:hAnsiTheme="minorHAnsi" w:cstheme="minorHAnsi"/>
+              <w:noProof/>
+              <w:kern w:val="0"/>
+              <w:sz w:val="24"/>
+              <w:szCs w:val="24"/>
+              <w:lang w:eastAsia="es-AR"/>
+            </w:rPr>
+          </w:pPr>
+          <w:r>
+            <w:rPr>
+              <w:rFonts w:asciiTheme="minorHAnsi" w:hAnsiTheme="minorHAnsi" w:cstheme="minorHAnsi"/>
+              <w:sz w:val="24"/>
+              <w:szCs w:val="24"/>
+            </w:rPr>
+            <w:fldChar w:fldCharType="begin"/>
+          </w:r>
+          <w:r>
+            <w:rPr>
+              <w:rFonts w:asciiTheme="minorHAnsi" w:hAnsiTheme="minorHAnsi" w:cstheme="minorHAnsi"/>
+              <w:sz w:val="24"/>
+              <w:szCs w:val="24"/>
+            </w:rPr>
+            <w:instrText xml:space="preserve"> TOC \o "1-3" \h \z \u </w:instrText>
+          </w:r>
+          <w:r>
+            <w:rPr>
+              <w:rFonts w:asciiTheme="minorHAnsi" w:hAnsiTheme="minorHAnsi" w:cstheme="minorHAnsi"/>
+              <w:sz w:val="24"/>
+              <w:szCs w:val="24"/>
+            </w:rPr>
+            <w:fldChar w:fldCharType="separate"/>
+          </w:r>
+          <w:hyperlink w:anchor="_Toc238628398" w:history="1">
+            <w:r>
+              <w:rPr>
+                <w:rStyle w:val="Hipervnculo"/>
+                <w:rFonts w:asciiTheme="minorHAnsi" w:hAnsiTheme="minorHAnsi" w:cstheme="minorHAnsi"/>
+                <w:smallCaps/>
+                <w:noProof/>
+                <w:sz w:val="24"/>
+                <w:szCs w:val="24"/>
+              </w:rPr>
+              <w:t>ETAPA 1: Definición del proyecto y planificación inicial</w:t>
+            </w:r>
+            <w:r>
+              <w:rPr>
+                <w:rFonts w:asciiTheme="minorHAnsi" w:hAnsiTheme="minorHAnsi" w:cstheme="minorHAnsi"/>
+                <w:noProof/>
+                <w:webHidden/>
+                <w:sz w:val="24"/>
+                <w:szCs w:val="24"/>
+              </w:rPr>
+              <w:tab/>
+            </w:r>
+            <w:r>
+              <w:rPr>
+                <w:rFonts w:asciiTheme="minorHAnsi" w:hAnsiTheme="minorHAnsi" w:cstheme="minorHAnsi"/>
+                <w:noProof/>
+                <w:webHidden/>
+                <w:sz w:val="24"/>
+                <w:szCs w:val="24"/>
+              </w:rPr>
+              <w:fldChar w:fldCharType="begin"/>
+            </w:r>
+            <w:r>
+              <w:rPr>
+                <w:rFonts w:asciiTheme="minorHAnsi" w:hAnsiTheme="minorHAnsi" w:cstheme="minorHAnsi"/>
+                <w:noProof/>
+                <w:webHidden/>
+                <w:sz w:val="24"/>
+                <w:szCs w:val="24"/>
+              </w:rPr>
+              <w:instrText xml:space="preserve"> PAGEREF _Toc238628398 \h </w:instrText>
+            </w:r>
+            <w:r>
+              <w:rPr>
+                <w:rFonts w:asciiTheme="minorHAnsi" w:hAnsiTheme="minorHAnsi" w:cstheme="minorHAnsi"/>
+                <w:noProof/>
+                <w:webHidden/>
+                <w:sz w:val="24"/>
+                <w:szCs w:val="24"/>
+              </w:rPr>
+            </w:r>
+            <w:r>
+              <w:rPr>
+                <w:rFonts w:asciiTheme="minorHAnsi" w:hAnsiTheme="minorHAnsi" w:cstheme="minorHAnsi"/>
+                <w:noProof/>
+                <w:webHidden/>
+                <w:sz w:val="24"/>
+                <w:szCs w:val="24"/>
+              </w:rPr>
+              <w:fldChar w:fldCharType="separate"/>
+            </w:r>
+            <w:r>
+              <w:rPr>
+                <w:rFonts w:asciiTheme="minorHAnsi" w:hAnsiTheme="minorHAnsi" w:cstheme="minorHAnsi"/>
+                <w:noProof/>
+                <w:webHidden/>
+                <w:sz w:val="24"/>
+                <w:szCs w:val="24"/>
+              </w:rPr>
+              <w:t>4</w:t>
+            </w:r>
+            <w:r>
+              <w:rPr>
+                <w:rFonts w:asciiTheme="minorHAnsi" w:hAnsiTheme="minorHAnsi" w:cstheme="minorHAnsi"/>
+                <w:noProof/>
+                <w:webHidden/>
+                <w:sz w:val="24"/>
+                <w:szCs w:val="24"/>
+              </w:rPr>
+              <w:fldChar w:fldCharType="end"/>
+            </w:r>
+          </w:hyperlink>
+        </w:p>
+        <w:p>
+          <w:pPr>
+            <w:pStyle w:val="TDC3"/>
+            <w:tabs>
+              <w:tab w:val="left" w:pos="880"/>
+              <w:tab w:val="right" w:leader="dot" w:pos="8296"/>
+            </w:tabs>
+            <w:spacing w:line="480" w:lineRule="auto"/>
+            <w:rPr>
+              <w:rFonts w:asciiTheme="minorHAnsi" w:eastAsiaTheme="minorEastAsia" w:hAnsiTheme="minorHAnsi" w:cstheme="minorHAnsi"/>
+              <w:noProof/>
+              <w:kern w:val="0"/>
+              <w:sz w:val="24"/>
+              <w:szCs w:val="24"/>
+              <w:lang w:eastAsia="es-AR"/>
+            </w:rPr>
+          </w:pPr>
+          <w:hyperlink w:anchor="_Toc238628399" w:history="1">
+            <w:r>
+              <w:rPr>
+                <w:rStyle w:val="Hipervnculo"/>
+                <w:rFonts w:asciiTheme="minorHAnsi" w:hAnsiTheme="minorHAnsi" w:cstheme="minorHAnsi"/>
+                <w:smallCaps/>
+                <w:noProof/>
+                <w:sz w:val="24"/>
+                <w:szCs w:val="24"/>
+              </w:rPr>
+              <w:t>1.</w:t>
+            </w:r>
+            <w:r>
+              <w:rPr>
+                <w:rFonts w:asciiTheme="minorHAnsi" w:eastAsiaTheme="minorEastAsia" w:hAnsiTheme="minorHAnsi" w:cstheme="minorHAnsi"/>
+                <w:noProof/>
+                <w:kern w:val="0"/>
+                <w:sz w:val="24"/>
+                <w:szCs w:val="24"/>
+                <w:lang w:eastAsia="es-AR"/>
+              </w:rPr>
+              <w:tab/>
+            </w:r>
+            <w:r>
+              <w:rPr>
+                <w:rStyle w:val="Hipervnculo"/>
+                <w:rFonts w:asciiTheme="minorHAnsi" w:hAnsiTheme="minorHAnsi" w:cstheme="minorHAnsi"/>
+                <w:smallCaps/>
+                <w:noProof/>
+                <w:sz w:val="24"/>
+                <w:szCs w:val="24"/>
+              </w:rPr>
+              <w:t>Listado de la lluvia de ideas</w:t>
+            </w:r>
+            <w:r>
+              <w:rPr>
+                <w:rFonts w:asciiTheme="minorHAnsi" w:hAnsiTheme="minorHAnsi" w:cstheme="minorHAnsi"/>
+                <w:noProof/>
+                <w:webHidden/>
+                <w:sz w:val="24"/>
+                <w:szCs w:val="24"/>
+              </w:rPr>
+              <w:tab/>
+            </w:r>
+            <w:r>
+              <w:rPr>
+                <w:rFonts w:asciiTheme="minorHAnsi" w:hAnsiTheme="minorHAnsi" w:cstheme="minorHAnsi"/>
+                <w:noProof/>
+                <w:webHidden/>
+                <w:sz w:val="24"/>
+                <w:szCs w:val="24"/>
+              </w:rPr>
+              <w:fldChar w:fldCharType="begin"/>
+            </w:r>
+            <w:r>
+              <w:rPr>
+                <w:rFonts w:asciiTheme="minorHAnsi" w:hAnsiTheme="minorHAnsi" w:cstheme="minorHAnsi"/>
+                <w:noProof/>
+                <w:webHidden/>
+                <w:sz w:val="24"/>
+                <w:szCs w:val="24"/>
+              </w:rPr>
+              <w:instrText xml:space="preserve"> PAGEREF _Toc238628399 \h </w:instrText>
+            </w:r>
+            <w:r>
+              <w:rPr>
+                <w:rFonts w:asciiTheme="minorHAnsi" w:hAnsiTheme="minorHAnsi" w:cstheme="minorHAnsi"/>
+                <w:noProof/>
+                <w:webHidden/>
+                <w:sz w:val="24"/>
+                <w:szCs w:val="24"/>
+              </w:rPr>
+            </w:r>
+            <w:r>
+              <w:rPr>
+                <w:rFonts w:asciiTheme="minorHAnsi" w:hAnsiTheme="minorHAnsi" w:cstheme="minorHAnsi"/>
+                <w:noProof/>
+                <w:webHidden/>
+                <w:sz w:val="24"/>
+                <w:szCs w:val="24"/>
+              </w:rPr>
+              <w:fldChar w:fldCharType="separate"/>
+            </w:r>
+            <w:r>
+              <w:rPr>
+                <w:rFonts w:asciiTheme="minorHAnsi" w:hAnsiTheme="minorHAnsi" w:cstheme="minorHAnsi"/>
+                <w:noProof/>
+                <w:webHidden/>
+                <w:sz w:val="24"/>
+                <w:szCs w:val="24"/>
+              </w:rPr>
+              <w:t>4</w:t>
+            </w:r>
+            <w:r>
+              <w:rPr>
+                <w:rFonts w:asciiTheme="minorHAnsi" w:hAnsiTheme="minorHAnsi" w:cstheme="minorHAnsi"/>
+                <w:noProof/>
+                <w:webHidden/>
+                <w:sz w:val="24"/>
+                <w:szCs w:val="24"/>
+              </w:rPr>
+              <w:fldChar w:fldCharType="end"/>
+            </w:r>
+          </w:hyperlink>
+        </w:p>
+        <w:p>
+          <w:pPr>
+            <w:pStyle w:val="TDC3"/>
+            <w:tabs>
+              <w:tab w:val="left" w:pos="880"/>
+              <w:tab w:val="right" w:leader="dot" w:pos="8296"/>
+            </w:tabs>
+            <w:spacing w:line="480" w:lineRule="auto"/>
+            <w:rPr>
+              <w:rFonts w:asciiTheme="minorHAnsi" w:eastAsiaTheme="minorEastAsia" w:hAnsiTheme="minorHAnsi" w:cstheme="minorHAnsi"/>
+              <w:noProof/>
+              <w:kern w:val="0"/>
+              <w:sz w:val="24"/>
+              <w:szCs w:val="24"/>
+              <w:lang w:eastAsia="es-AR"/>
+            </w:rPr>
+          </w:pPr>
+          <w:hyperlink w:anchor="_Toc238628400" w:history="1">
+            <w:r>
+              <w:rPr>
+                <w:rStyle w:val="Hipervnculo"/>
+                <w:rFonts w:asciiTheme="minorHAnsi" w:hAnsiTheme="minorHAnsi" w:cstheme="minorHAnsi"/>
+                <w:smallCaps/>
+                <w:noProof/>
+                <w:sz w:val="24"/>
+                <w:szCs w:val="24"/>
+              </w:rPr>
+              <w:t>2.</w:t>
+            </w:r>
+            <w:r>
+              <w:rPr>
+                <w:rFonts w:asciiTheme="minorHAnsi" w:eastAsiaTheme="minorEastAsia" w:hAnsiTheme="minorHAnsi" w:cstheme="minorHAnsi"/>
+                <w:noProof/>
+                <w:kern w:val="0"/>
+                <w:sz w:val="24"/>
+                <w:szCs w:val="24"/>
+                <w:lang w:eastAsia="es-AR"/>
+              </w:rPr>
+              <w:tab/>
+            </w:r>
+            <w:r>
+              <w:rPr>
+                <w:rStyle w:val="Hipervnculo"/>
+                <w:rFonts w:asciiTheme="minorHAnsi" w:hAnsiTheme="minorHAnsi" w:cstheme="minorHAnsi"/>
+                <w:smallCaps/>
+                <w:noProof/>
+                <w:sz w:val="24"/>
+                <w:szCs w:val="24"/>
+              </w:rPr>
+              <w:t>Match con tecnología</w:t>
+            </w:r>
+            <w:r>
+              <w:rPr>
+                <w:rFonts w:asciiTheme="minorHAnsi" w:hAnsiTheme="minorHAnsi" w:cstheme="minorHAnsi"/>
+                <w:noProof/>
+                <w:webHidden/>
+                <w:sz w:val="24"/>
+                <w:szCs w:val="24"/>
+              </w:rPr>
+              <w:tab/>
+            </w:r>
+            <w:r>
+              <w:rPr>
+                <w:rFonts w:asciiTheme="minorHAnsi" w:hAnsiTheme="minorHAnsi" w:cstheme="minorHAnsi"/>
+                <w:noProof/>
+                <w:webHidden/>
+                <w:sz w:val="24"/>
+                <w:szCs w:val="24"/>
+              </w:rPr>
+              <w:fldChar w:fldCharType="begin"/>
+            </w:r>
+            <w:r>
+              <w:rPr>
+                <w:rFonts w:asciiTheme="minorHAnsi" w:hAnsiTheme="minorHAnsi" w:cstheme="minorHAnsi"/>
+                <w:noProof/>
+                <w:webHidden/>
+                <w:sz w:val="24"/>
+                <w:szCs w:val="24"/>
+              </w:rPr>
+              <w:instrText xml:space="preserve"> PAGEREF _Toc238628400 \h </w:instrText>
+            </w:r>
+            <w:r>
+              <w:rPr>
+                <w:rFonts w:asciiTheme="minorHAnsi" w:hAnsiTheme="minorHAnsi" w:cstheme="minorHAnsi"/>
+                <w:noProof/>
+                <w:webHidden/>
+                <w:sz w:val="24"/>
+                <w:szCs w:val="24"/>
+              </w:rPr>
+            </w:r>
+            <w:r>
+              <w:rPr>
+                <w:rFonts w:asciiTheme="minorHAnsi" w:hAnsiTheme="minorHAnsi" w:cstheme="minorHAnsi"/>
+                <w:noProof/>
+                <w:webHidden/>
+                <w:sz w:val="24"/>
+                <w:szCs w:val="24"/>
+              </w:rPr>
+              <w:fldChar w:fldCharType="separate"/>
+            </w:r>
+            <w:r>
+              <w:rPr>
+                <w:rFonts w:asciiTheme="minorHAnsi" w:hAnsiTheme="minorHAnsi" w:cstheme="minorHAnsi"/>
+                <w:noProof/>
+                <w:webHidden/>
+                <w:sz w:val="24"/>
+                <w:szCs w:val="24"/>
+              </w:rPr>
+              <w:t>7</w:t>
+            </w:r>
+            <w:r>
+              <w:rPr>
+                <w:rFonts w:asciiTheme="minorHAnsi" w:hAnsiTheme="minorHAnsi" w:cstheme="minorHAnsi"/>
+                <w:noProof/>
+                <w:webHidden/>
+                <w:sz w:val="24"/>
+                <w:szCs w:val="24"/>
+              </w:rPr>
+              <w:fldChar w:fldCharType="end"/>
+            </w:r>
+          </w:hyperlink>
+        </w:p>
+        <w:p>
+          <w:pPr>
+            <w:pStyle w:val="TDC3"/>
+            <w:tabs>
+              <w:tab w:val="left" w:pos="880"/>
+              <w:tab w:val="right" w:leader="dot" w:pos="8296"/>
+            </w:tabs>
+            <w:spacing w:line="480" w:lineRule="auto"/>
+            <w:rPr>
+              <w:rFonts w:asciiTheme="minorHAnsi" w:eastAsiaTheme="minorEastAsia" w:hAnsiTheme="minorHAnsi" w:cstheme="minorHAnsi"/>
+              <w:noProof/>
+              <w:kern w:val="0"/>
+              <w:sz w:val="24"/>
+              <w:szCs w:val="24"/>
+              <w:lang w:eastAsia="es-AR"/>
+            </w:rPr>
+          </w:pPr>
+          <w:hyperlink w:anchor="_Toc238628401" w:history="1">
+            <w:r>
+              <w:rPr>
+                <w:rStyle w:val="Hipervnculo"/>
+                <w:rFonts w:asciiTheme="minorHAnsi" w:hAnsiTheme="minorHAnsi" w:cstheme="minorHAnsi"/>
+                <w:smallCaps/>
+                <w:noProof/>
+                <w:sz w:val="24"/>
+                <w:szCs w:val="24"/>
+              </w:rPr>
+              <w:t>3.</w:t>
+            </w:r>
+            <w:r>
+              <w:rPr>
+                <w:rFonts w:asciiTheme="minorHAnsi" w:eastAsiaTheme="minorEastAsia" w:hAnsiTheme="minorHAnsi" w:cstheme="minorHAnsi"/>
+                <w:noProof/>
+                <w:kern w:val="0"/>
+                <w:sz w:val="24"/>
+                <w:szCs w:val="24"/>
+                <w:lang w:eastAsia="es-AR"/>
+              </w:rPr>
+              <w:tab/>
+            </w:r>
+            <w:r>
+              <w:rPr>
+                <w:rStyle w:val="Hipervnculo"/>
+                <w:rFonts w:asciiTheme="minorHAnsi" w:hAnsiTheme="minorHAnsi" w:cstheme="minorHAnsi"/>
+                <w:smallCaps/>
+                <w:noProof/>
+                <w:sz w:val="24"/>
+                <w:szCs w:val="24"/>
+              </w:rPr>
+              <w:t>FODA´s en equipo</w:t>
+            </w:r>
+            <w:r>
+              <w:rPr>
+                <w:rFonts w:asciiTheme="minorHAnsi" w:hAnsiTheme="minorHAnsi" w:cstheme="minorHAnsi"/>
+                <w:noProof/>
+                <w:webHidden/>
+                <w:sz w:val="24"/>
+                <w:szCs w:val="24"/>
+              </w:rPr>
+              <w:tab/>
+            </w:r>
+            <w:r>
+              <w:rPr>
+                <w:rFonts w:asciiTheme="minorHAnsi" w:hAnsiTheme="minorHAnsi" w:cstheme="minorHAnsi"/>
+                <w:noProof/>
+                <w:webHidden/>
+                <w:sz w:val="24"/>
+                <w:szCs w:val="24"/>
+              </w:rPr>
+              <w:fldChar w:fldCharType="begin"/>
+            </w:r>
+            <w:r>
+              <w:rPr>
+                <w:rFonts w:asciiTheme="minorHAnsi" w:hAnsiTheme="minorHAnsi" w:cstheme="minorHAnsi"/>
+                <w:noProof/>
+                <w:webHidden/>
+                <w:sz w:val="24"/>
+                <w:szCs w:val="24"/>
+              </w:rPr>
+              <w:instrText xml:space="preserve"> PAGEREF _Toc238628401 \h </w:instrText>
+            </w:r>
+            <w:r>
+              <w:rPr>
+                <w:rFonts w:asciiTheme="minorHAnsi" w:hAnsiTheme="minorHAnsi" w:cstheme="minorHAnsi"/>
+                <w:noProof/>
+                <w:webHidden/>
+                <w:sz w:val="24"/>
+                <w:szCs w:val="24"/>
+              </w:rPr>
+            </w:r>
+            <w:r>
+              <w:rPr>
+                <w:rFonts w:asciiTheme="minorHAnsi" w:hAnsiTheme="minorHAnsi" w:cstheme="minorHAnsi"/>
+                <w:noProof/>
+                <w:webHidden/>
+                <w:sz w:val="24"/>
+                <w:szCs w:val="24"/>
+              </w:rPr>
+              <w:fldChar w:fldCharType="separate"/>
+            </w:r>
+            <w:r>
+              <w:rPr>
+                <w:rFonts w:asciiTheme="minorHAnsi" w:hAnsiTheme="minorHAnsi" w:cstheme="minorHAnsi"/>
+                <w:noProof/>
+                <w:webHidden/>
+                <w:sz w:val="24"/>
+                <w:szCs w:val="24"/>
+              </w:rPr>
+              <w:t>9</w:t>
+            </w:r>
+            <w:r>
+              <w:rPr>
+                <w:rFonts w:asciiTheme="minorHAnsi" w:hAnsiTheme="minorHAnsi" w:cstheme="minorHAnsi"/>
+                <w:noProof/>
+                <w:webHidden/>
+                <w:sz w:val="24"/>
+                <w:szCs w:val="24"/>
+              </w:rPr>
+              <w:fldChar w:fldCharType="end"/>
+            </w:r>
+          </w:hyperlink>
+        </w:p>
+        <w:p>
+          <w:pPr>
+            <w:pStyle w:val="TDC3"/>
+            <w:tabs>
+              <w:tab w:val="left" w:pos="880"/>
+              <w:tab w:val="right" w:leader="dot" w:pos="8296"/>
+            </w:tabs>
+            <w:spacing w:line="480" w:lineRule="auto"/>
+            <w:rPr>
+              <w:rFonts w:asciiTheme="minorHAnsi" w:eastAsiaTheme="minorEastAsia" w:hAnsiTheme="minorHAnsi" w:cstheme="minorHAnsi"/>
+              <w:noProof/>
+              <w:kern w:val="0"/>
+              <w:sz w:val="24"/>
+              <w:szCs w:val="24"/>
+              <w:lang w:eastAsia="es-AR"/>
+            </w:rPr>
+          </w:pPr>
+          <w:hyperlink w:anchor="_Toc238628402" w:history="1">
+            <w:r>
+              <w:rPr>
+                <w:rStyle w:val="Hipervnculo"/>
+                <w:rFonts w:asciiTheme="minorHAnsi" w:hAnsiTheme="minorHAnsi" w:cstheme="minorHAnsi"/>
+                <w:smallCaps/>
+                <w:noProof/>
+                <w:sz w:val="24"/>
+                <w:szCs w:val="24"/>
+              </w:rPr>
+              <w:t>4.</w:t>
+            </w:r>
+            <w:r>
+              <w:rPr>
+                <w:rFonts w:asciiTheme="minorHAnsi" w:eastAsiaTheme="minorEastAsia" w:hAnsiTheme="minorHAnsi" w:cstheme="minorHAnsi"/>
+                <w:noProof/>
+                <w:kern w:val="0"/>
+                <w:sz w:val="24"/>
+                <w:szCs w:val="24"/>
+                <w:lang w:eastAsia="es-AR"/>
+              </w:rPr>
+              <w:tab/>
+            </w:r>
+            <w:r>
+              <w:rPr>
+                <w:rStyle w:val="Hipervnculo"/>
+                <w:rFonts w:asciiTheme="minorHAnsi" w:hAnsiTheme="minorHAnsi" w:cstheme="minorHAnsi"/>
+                <w:smallCaps/>
+                <w:noProof/>
+                <w:sz w:val="24"/>
+                <w:szCs w:val="24"/>
+              </w:rPr>
+              <w:t>Creación del “product backlog” y planificación inicial</w:t>
+            </w:r>
+            <w:r>
+              <w:rPr>
+                <w:rFonts w:asciiTheme="minorHAnsi" w:hAnsiTheme="minorHAnsi" w:cstheme="minorHAnsi"/>
+                <w:noProof/>
+                <w:webHidden/>
+                <w:sz w:val="24"/>
+                <w:szCs w:val="24"/>
+              </w:rPr>
+              <w:tab/>
+            </w:r>
+            <w:r>
+              <w:rPr>
+                <w:rFonts w:asciiTheme="minorHAnsi" w:hAnsiTheme="minorHAnsi" w:cstheme="minorHAnsi"/>
+                <w:noProof/>
+                <w:webHidden/>
+                <w:sz w:val="24"/>
+                <w:szCs w:val="24"/>
+              </w:rPr>
+              <w:fldChar w:fldCharType="begin"/>
+            </w:r>
+            <w:r>
+              <w:rPr>
+                <w:rFonts w:asciiTheme="minorHAnsi" w:hAnsiTheme="minorHAnsi" w:cstheme="minorHAnsi"/>
+                <w:noProof/>
+                <w:webHidden/>
+                <w:sz w:val="24"/>
+                <w:szCs w:val="24"/>
+              </w:rPr>
+              <w:instrText xml:space="preserve"> PAGEREF _Toc238628402 \h </w:instrText>
+            </w:r>
+            <w:r>
+              <w:rPr>
+                <w:rFonts w:asciiTheme="minorHAnsi" w:hAnsiTheme="minorHAnsi" w:cstheme="minorHAnsi"/>
+                <w:noProof/>
+                <w:webHidden/>
+                <w:sz w:val="24"/>
+                <w:szCs w:val="24"/>
+              </w:rPr>
+            </w:r>
+            <w:r>
+              <w:rPr>
+                <w:rFonts w:asciiTheme="minorHAnsi" w:hAnsiTheme="minorHAnsi" w:cstheme="minorHAnsi"/>
+                <w:noProof/>
+                <w:webHidden/>
+                <w:sz w:val="24"/>
+                <w:szCs w:val="24"/>
+              </w:rPr>
+              <w:fldChar w:fldCharType="separate"/>
+            </w:r>
+            <w:r>
+              <w:rPr>
+                <w:rFonts w:asciiTheme="minorHAnsi" w:hAnsiTheme="minorHAnsi" w:cstheme="minorHAnsi"/>
+                <w:noProof/>
+                <w:webHidden/>
+                <w:sz w:val="24"/>
+                <w:szCs w:val="24"/>
+              </w:rPr>
+              <w:t>11</w:t>
+            </w:r>
+            <w:r>
+              <w:rPr>
+                <w:rFonts w:asciiTheme="minorHAnsi" w:hAnsiTheme="minorHAnsi" w:cstheme="minorHAnsi"/>
+                <w:noProof/>
+                <w:webHidden/>
+                <w:sz w:val="24"/>
+                <w:szCs w:val="24"/>
+              </w:rPr>
+              <w:fldChar w:fldCharType="end"/>
+            </w:r>
+          </w:hyperlink>
+        </w:p>
+        <w:p>
+          <w:pPr>
+            <w:pStyle w:val="TDC3"/>
+            <w:tabs>
+              <w:tab w:val="right" w:leader="dot" w:pos="8296"/>
+            </w:tabs>
+            <w:spacing w:line="480" w:lineRule="auto"/>
+            <w:rPr>
+              <w:rFonts w:asciiTheme="minorHAnsi" w:eastAsiaTheme="minorEastAsia" w:hAnsiTheme="minorHAnsi" w:cstheme="minorHAnsi"/>
+              <w:noProof/>
+              <w:kern w:val="0"/>
+              <w:sz w:val="24"/>
+              <w:szCs w:val="24"/>
+              <w:lang w:eastAsia="es-AR"/>
+            </w:rPr>
+          </w:pPr>
+          <w:hyperlink w:anchor="_Toc238628403" w:history="1">
+            <w:r>
+              <w:rPr>
+                <w:rStyle w:val="Hipervnculo"/>
+                <w:rFonts w:asciiTheme="minorHAnsi" w:hAnsiTheme="minorHAnsi" w:cstheme="minorHAnsi"/>
+                <w:smallCaps/>
+                <w:noProof/>
+                <w:sz w:val="24"/>
+                <w:szCs w:val="24"/>
+              </w:rPr>
+              <w:t>ETAPA 2: Desarrollo del proyecto en github</w:t>
+            </w:r>
+            <w:r>
+              <w:rPr>
+                <w:rFonts w:asciiTheme="minorHAnsi" w:hAnsiTheme="minorHAnsi" w:cstheme="minorHAnsi"/>
+                <w:noProof/>
+                <w:webHidden/>
+                <w:sz w:val="24"/>
+                <w:szCs w:val="24"/>
+              </w:rPr>
+              <w:tab/>
+            </w:r>
+            <w:r>
+              <w:rPr>
+                <w:rFonts w:asciiTheme="minorHAnsi" w:hAnsiTheme="minorHAnsi" w:cstheme="minorHAnsi"/>
+                <w:noProof/>
+                <w:webHidden/>
+                <w:sz w:val="24"/>
+                <w:szCs w:val="24"/>
+              </w:rPr>
+              <w:fldChar w:fldCharType="begin"/>
+            </w:r>
+            <w:r>
+              <w:rPr>
+                <w:rFonts w:asciiTheme="minorHAnsi" w:hAnsiTheme="minorHAnsi" w:cstheme="minorHAnsi"/>
+                <w:noProof/>
+                <w:webHidden/>
+                <w:sz w:val="24"/>
+                <w:szCs w:val="24"/>
+              </w:rPr>
+              <w:instrText xml:space="preserve"> PAGEREF _Toc238628403 \h </w:instrText>
+            </w:r>
+            <w:r>
+              <w:rPr>
+                <w:rFonts w:asciiTheme="minorHAnsi" w:hAnsiTheme="minorHAnsi" w:cstheme="minorHAnsi"/>
+                <w:noProof/>
+                <w:webHidden/>
+                <w:sz w:val="24"/>
+                <w:szCs w:val="24"/>
+              </w:rPr>
+            </w:r>
+            <w:r>
+              <w:rPr>
+                <w:rFonts w:asciiTheme="minorHAnsi" w:hAnsiTheme="minorHAnsi" w:cstheme="minorHAnsi"/>
+                <w:noProof/>
+                <w:webHidden/>
+                <w:sz w:val="24"/>
+                <w:szCs w:val="24"/>
+              </w:rPr>
+              <w:fldChar w:fldCharType="separate"/>
+            </w:r>
+            <w:r>
+              <w:rPr>
+                <w:rFonts w:asciiTheme="minorHAnsi" w:hAnsiTheme="minorHAnsi" w:cstheme="minorHAnsi"/>
+                <w:noProof/>
+                <w:webHidden/>
+                <w:sz w:val="24"/>
+                <w:szCs w:val="24"/>
+              </w:rPr>
+              <w:t>11</w:t>
+            </w:r>
+            <w:r>
+              <w:rPr>
+                <w:rFonts w:asciiTheme="minorHAnsi" w:hAnsiTheme="minorHAnsi" w:cstheme="minorHAnsi"/>
+                <w:noProof/>
+                <w:webHidden/>
+                <w:sz w:val="24"/>
+                <w:szCs w:val="24"/>
+              </w:rPr>
+              <w:fldChar w:fldCharType="end"/>
+            </w:r>
+          </w:hyperlink>
+        </w:p>
+        <w:p>
+          <w:pPr>
+            <w:pStyle w:val="TDC3"/>
+            <w:tabs>
+              <w:tab w:val="right" w:leader="dot" w:pos="8296"/>
+            </w:tabs>
+            <w:spacing w:line="480" w:lineRule="auto"/>
+            <w:rPr>
+              <w:rFonts w:asciiTheme="minorHAnsi" w:eastAsiaTheme="minorEastAsia" w:hAnsiTheme="minorHAnsi" w:cstheme="minorHAnsi"/>
+              <w:noProof/>
+              <w:kern w:val="0"/>
+              <w:sz w:val="24"/>
+              <w:szCs w:val="24"/>
+              <w:lang w:eastAsia="es-AR"/>
+            </w:rPr>
+          </w:pPr>
+          <w:hyperlink w:anchor="_Toc238628404" w:history="1">
+            <w:r>
+              <w:rPr>
+                <w:rStyle w:val="Hipervnculo"/>
+                <w:rFonts w:asciiTheme="minorHAnsi" w:hAnsiTheme="minorHAnsi" w:cstheme="minorHAnsi"/>
+                <w:smallCaps/>
+                <w:noProof/>
+                <w:sz w:val="24"/>
+                <w:szCs w:val="24"/>
+              </w:rPr>
+              <w:t>ETAPA 3: Retoma del proyecto Post-Pasantías</w:t>
+            </w:r>
+            <w:r>
+              <w:rPr>
+                <w:rFonts w:asciiTheme="minorHAnsi" w:hAnsiTheme="minorHAnsi" w:cstheme="minorHAnsi"/>
+                <w:noProof/>
+                <w:webHidden/>
+                <w:sz w:val="24"/>
+                <w:szCs w:val="24"/>
+              </w:rPr>
+              <w:tab/>
+            </w:r>
+            <w:r>
+              <w:rPr>
+                <w:rFonts w:asciiTheme="minorHAnsi" w:hAnsiTheme="minorHAnsi" w:cstheme="minorHAnsi"/>
+                <w:noProof/>
+                <w:webHidden/>
+                <w:sz w:val="24"/>
+                <w:szCs w:val="24"/>
+              </w:rPr>
+              <w:fldChar w:fldCharType="begin"/>
+            </w:r>
+            <w:r>
+              <w:rPr>
+                <w:rFonts w:asciiTheme="minorHAnsi" w:hAnsiTheme="minorHAnsi" w:cstheme="minorHAnsi"/>
+                <w:noProof/>
+                <w:webHidden/>
+                <w:sz w:val="24"/>
+                <w:szCs w:val="24"/>
+              </w:rPr>
+              <w:instrText xml:space="preserve"> PAGEREF _Toc238628404 \h </w:instrText>
+            </w:r>
+            <w:r>
+              <w:rPr>
+                <w:rFonts w:asciiTheme="minorHAnsi" w:hAnsiTheme="minorHAnsi" w:cstheme="minorHAnsi"/>
+                <w:noProof/>
+                <w:webHidden/>
+                <w:sz w:val="24"/>
+                <w:szCs w:val="24"/>
+              </w:rPr>
+            </w:r>
+            <w:r>
+              <w:rPr>
+                <w:rFonts w:asciiTheme="minorHAnsi" w:hAnsiTheme="minorHAnsi" w:cstheme="minorHAnsi"/>
+                <w:noProof/>
+                <w:webHidden/>
+                <w:sz w:val="24"/>
+                <w:szCs w:val="24"/>
+              </w:rPr>
+              <w:fldChar w:fldCharType="separate"/>
+            </w:r>
+            <w:r>
+              <w:rPr>
+                <w:rFonts w:asciiTheme="minorHAnsi" w:hAnsiTheme="minorHAnsi" w:cstheme="minorHAnsi"/>
+                <w:noProof/>
+                <w:webHidden/>
+                <w:sz w:val="24"/>
+                <w:szCs w:val="24"/>
+              </w:rPr>
+              <w:t>12</w:t>
+            </w:r>
+            <w:r>
+              <w:rPr>
+                <w:rFonts w:asciiTheme="minorHAnsi" w:hAnsiTheme="minorHAnsi" w:cstheme="minorHAnsi"/>
+                <w:noProof/>
+                <w:webHidden/>
+                <w:sz w:val="24"/>
+                <w:szCs w:val="24"/>
+              </w:rPr>
+              <w:fldChar w:fldCharType="end"/>
+            </w:r>
+          </w:hyperlink>
+        </w:p>
+        <w:p>
+          <w:pPr>
+            <w:pStyle w:val="TDC3"/>
+            <w:tabs>
+              <w:tab w:val="right" w:leader="dot" w:pos="8296"/>
+            </w:tabs>
+            <w:spacing w:line="480" w:lineRule="auto"/>
+            <w:rPr>
+              <w:rFonts w:asciiTheme="minorHAnsi" w:eastAsiaTheme="minorEastAsia" w:hAnsiTheme="minorHAnsi" w:cstheme="minorHAnsi"/>
+              <w:noProof/>
+              <w:kern w:val="0"/>
+              <w:sz w:val="24"/>
+              <w:szCs w:val="24"/>
+              <w:lang w:eastAsia="es-AR"/>
+            </w:rPr>
+          </w:pPr>
+          <w:hyperlink w:anchor="_Toc238628405" w:history="1">
+            <w:r>
+              <w:rPr>
+                <w:rStyle w:val="Hipervnculo"/>
+                <w:rFonts w:asciiTheme="minorHAnsi" w:hAnsiTheme="minorHAnsi" w:cstheme="minorHAnsi"/>
+                <w:smallCaps/>
+                <w:noProof/>
+                <w:sz w:val="24"/>
+                <w:szCs w:val="24"/>
+              </w:rPr>
+              <w:t>ETAPA 4: Mejora del proyecto y refactorización</w:t>
+            </w:r>
+            <w:r>
+              <w:rPr>
+                <w:rFonts w:asciiTheme="minorHAnsi" w:hAnsiTheme="minorHAnsi" w:cstheme="minorHAnsi"/>
+                <w:noProof/>
+                <w:webHidden/>
+                <w:sz w:val="24"/>
+                <w:szCs w:val="24"/>
+              </w:rPr>
+              <w:tab/>
+            </w:r>
+            <w:r>
+              <w:rPr>
+                <w:rFonts w:asciiTheme="minorHAnsi" w:hAnsiTheme="minorHAnsi" w:cstheme="minorHAnsi"/>
+                <w:noProof/>
+                <w:webHidden/>
+                <w:sz w:val="24"/>
+                <w:szCs w:val="24"/>
+              </w:rPr>
+              <w:fldChar w:fldCharType="begin"/>
+            </w:r>
+            <w:r>
+              <w:rPr>
+                <w:rFonts w:asciiTheme="minorHAnsi" w:hAnsiTheme="minorHAnsi" w:cstheme="minorHAnsi"/>
+                <w:noProof/>
+                <w:webHidden/>
+                <w:sz w:val="24"/>
+                <w:szCs w:val="24"/>
+              </w:rPr>
+              <w:instrText xml:space="preserve"> PAGEREF _Toc238628405 \h </w:instrText>
+            </w:r>
+            <w:r>
+              <w:rPr>
+                <w:rFonts w:asciiTheme="minorHAnsi" w:hAnsiTheme="minorHAnsi" w:cstheme="minorHAnsi"/>
+                <w:noProof/>
+                <w:webHidden/>
+                <w:sz w:val="24"/>
+                <w:szCs w:val="24"/>
+              </w:rPr>
+            </w:r>
+            <w:r>
+              <w:rPr>
+                <w:rFonts w:asciiTheme="minorHAnsi" w:hAnsiTheme="minorHAnsi" w:cstheme="minorHAnsi"/>
+                <w:noProof/>
+                <w:webHidden/>
+                <w:sz w:val="24"/>
+                <w:szCs w:val="24"/>
+              </w:rPr>
+              <w:fldChar w:fldCharType="separate"/>
+            </w:r>
+            <w:r>
+              <w:rPr>
+                <w:rFonts w:asciiTheme="minorHAnsi" w:hAnsiTheme="minorHAnsi" w:cstheme="minorHAnsi"/>
+                <w:noProof/>
+                <w:webHidden/>
+                <w:sz w:val="24"/>
+                <w:szCs w:val="24"/>
+              </w:rPr>
+              <w:t>14</w:t>
+            </w:r>
+            <w:r>
+              <w:rPr>
+                <w:rFonts w:asciiTheme="minorHAnsi" w:hAnsiTheme="minorHAnsi" w:cstheme="minorHAnsi"/>
+                <w:noProof/>
+                <w:webHidden/>
+                <w:sz w:val="24"/>
+                <w:szCs w:val="24"/>
+              </w:rPr>
+              <w:fldChar w:fldCharType="end"/>
+            </w:r>
+          </w:hyperlink>
+        </w:p>
+        <w:p>
+          <w:pPr>
+            <w:pStyle w:val="TDC3"/>
+            <w:tabs>
+              <w:tab w:val="right" w:leader="dot" w:pos="8296"/>
+            </w:tabs>
+            <w:spacing w:line="480" w:lineRule="auto"/>
+            <w:rPr>
+              <w:rFonts w:asciiTheme="minorHAnsi" w:eastAsiaTheme="minorEastAsia" w:hAnsiTheme="minorHAnsi" w:cstheme="minorHAnsi"/>
+              <w:noProof/>
+              <w:kern w:val="0"/>
+              <w:sz w:val="24"/>
+              <w:szCs w:val="24"/>
+              <w:lang w:eastAsia="es-AR"/>
+            </w:rPr>
+          </w:pPr>
+          <w:hyperlink w:anchor="_Toc238628406" w:history="1">
+            <w:r>
+              <w:rPr>
+                <w:rStyle w:val="Hipervnculo"/>
+                <w:rFonts w:asciiTheme="minorHAnsi" w:hAnsiTheme="minorHAnsi" w:cstheme="minorHAnsi"/>
+                <w:smallCaps/>
+                <w:noProof/>
+                <w:sz w:val="24"/>
+                <w:szCs w:val="24"/>
+              </w:rPr>
+              <w:t>ETAPA 5: Difusión y manual del usuario</w:t>
+            </w:r>
+            <w:r>
+              <w:rPr>
+                <w:rFonts w:asciiTheme="minorHAnsi" w:hAnsiTheme="minorHAnsi" w:cstheme="minorHAnsi"/>
+                <w:noProof/>
+                <w:webHidden/>
+                <w:sz w:val="24"/>
+                <w:szCs w:val="24"/>
+              </w:rPr>
+              <w:tab/>
+            </w:r>
+            <w:r>
+              <w:rPr>
+                <w:rFonts w:asciiTheme="minorHAnsi" w:hAnsiTheme="minorHAnsi" w:cstheme="minorHAnsi"/>
+                <w:noProof/>
+                <w:webHidden/>
+                <w:sz w:val="24"/>
+                <w:szCs w:val="24"/>
+              </w:rPr>
+              <w:fldChar w:fldCharType="begin"/>
+            </w:r>
+            <w:r>
+              <w:rPr>
+                <w:rFonts w:asciiTheme="minorHAnsi" w:hAnsiTheme="minorHAnsi" w:cstheme="minorHAnsi"/>
+                <w:noProof/>
+                <w:webHidden/>
+                <w:sz w:val="24"/>
+                <w:szCs w:val="24"/>
+              </w:rPr>
+              <w:instrText xml:space="preserve"> PAGEREF _Toc238628406 \h </w:instrText>
+            </w:r>
+            <w:r>
+              <w:rPr>
+                <w:rFonts w:asciiTheme="minorHAnsi" w:hAnsiTheme="minorHAnsi" w:cstheme="minorHAnsi"/>
+                <w:noProof/>
+                <w:webHidden/>
+                <w:sz w:val="24"/>
+                <w:szCs w:val="24"/>
+              </w:rPr>
+            </w:r>
+            <w:r>
+              <w:rPr>
+                <w:rFonts w:asciiTheme="minorHAnsi" w:hAnsiTheme="minorHAnsi" w:cstheme="minorHAnsi"/>
+                <w:noProof/>
+                <w:webHidden/>
+                <w:sz w:val="24"/>
+                <w:szCs w:val="24"/>
+              </w:rPr>
+              <w:fldChar w:fldCharType="separate"/>
+            </w:r>
+            <w:r>
+              <w:rPr>
+                <w:rFonts w:asciiTheme="minorHAnsi" w:hAnsiTheme="minorHAnsi" w:cstheme="minorHAnsi"/>
+                <w:noProof/>
+                <w:webHidden/>
+                <w:sz w:val="24"/>
+                <w:szCs w:val="24"/>
+              </w:rPr>
+              <w:t>14</w:t>
+            </w:r>
+            <w:r>
+              <w:rPr>
+                <w:rFonts w:asciiTheme="minorHAnsi" w:hAnsiTheme="minorHAnsi" w:cstheme="minorHAnsi"/>
+                <w:noProof/>
+                <w:webHidden/>
+                <w:sz w:val="24"/>
+                <w:szCs w:val="24"/>
+              </w:rPr>
+              <w:fldChar w:fldCharType="end"/>
+            </w:r>
+          </w:hyperlink>
+        </w:p>
+        <w:p>
+          <w:pPr>
+            <w:pStyle w:val="TDC3"/>
+            <w:tabs>
+              <w:tab w:val="right" w:leader="dot" w:pos="8296"/>
+            </w:tabs>
+            <w:spacing w:line="480" w:lineRule="auto"/>
+            <w:rPr>
+              <w:rFonts w:asciiTheme="minorHAnsi" w:eastAsiaTheme="minorEastAsia" w:hAnsiTheme="minorHAnsi" w:cstheme="minorHAnsi"/>
+              <w:noProof/>
+              <w:kern w:val="0"/>
+              <w:sz w:val="24"/>
+              <w:szCs w:val="24"/>
+              <w:lang w:eastAsia="es-AR"/>
+            </w:rPr>
+          </w:pPr>
+          <w:hyperlink w:anchor="_Toc238628407" w:history="1">
+            <w:r>
+              <w:rPr>
+                <w:rStyle w:val="Hipervnculo"/>
+                <w:rFonts w:asciiTheme="minorHAnsi" w:hAnsiTheme="minorHAnsi" w:cstheme="minorHAnsi"/>
+                <w:smallCaps/>
+                <w:noProof/>
+                <w:sz w:val="24"/>
+                <w:szCs w:val="24"/>
+              </w:rPr>
+              <w:t>ETAPA 6: Pruebas, testeos y resolución de errores</w:t>
+            </w:r>
+            <w:r>
+              <w:rPr>
+                <w:rFonts w:asciiTheme="minorHAnsi" w:hAnsiTheme="minorHAnsi" w:cstheme="minorHAnsi"/>
+                <w:noProof/>
+                <w:webHidden/>
+                <w:sz w:val="24"/>
+                <w:szCs w:val="24"/>
+              </w:rPr>
+              <w:tab/>
+            </w:r>
+            <w:r>
+              <w:rPr>
+                <w:rFonts w:asciiTheme="minorHAnsi" w:hAnsiTheme="minorHAnsi" w:cstheme="minorHAnsi"/>
+                <w:noProof/>
+                <w:webHidden/>
+                <w:sz w:val="24"/>
+                <w:szCs w:val="24"/>
+              </w:rPr>
+              <w:fldChar w:fldCharType="begin"/>
+            </w:r>
+            <w:r>
+              <w:rPr>
+                <w:rFonts w:asciiTheme="minorHAnsi" w:hAnsiTheme="minorHAnsi" w:cstheme="minorHAnsi"/>
+                <w:noProof/>
+                <w:webHidden/>
+                <w:sz w:val="24"/>
+                <w:szCs w:val="24"/>
+              </w:rPr>
+              <w:instrText xml:space="preserve"> PAGEREF _Toc238628407 \h </w:instrText>
+            </w:r>
+            <w:r>
+              <w:rPr>
+                <w:rFonts w:asciiTheme="minorHAnsi" w:hAnsiTheme="minorHAnsi" w:cstheme="minorHAnsi"/>
+                <w:noProof/>
+                <w:webHidden/>
+                <w:sz w:val="24"/>
+                <w:szCs w:val="24"/>
+              </w:rPr>
+            </w:r>
+            <w:r>
+              <w:rPr>
+                <w:rFonts w:asciiTheme="minorHAnsi" w:hAnsiTheme="minorHAnsi" w:cstheme="minorHAnsi"/>
+                <w:noProof/>
+                <w:webHidden/>
+                <w:sz w:val="24"/>
+                <w:szCs w:val="24"/>
+              </w:rPr>
+              <w:fldChar w:fldCharType="separate"/>
+            </w:r>
+            <w:r>
+              <w:rPr>
+                <w:rFonts w:asciiTheme="minorHAnsi" w:hAnsiTheme="minorHAnsi" w:cstheme="minorHAnsi"/>
+                <w:noProof/>
+                <w:webHidden/>
+                <w:sz w:val="24"/>
+                <w:szCs w:val="24"/>
+              </w:rPr>
+              <w:t>14</w:t>
+            </w:r>
+            <w:r>
+              <w:rPr>
+                <w:rFonts w:asciiTheme="minorHAnsi" w:hAnsiTheme="minorHAnsi" w:cstheme="minorHAnsi"/>
+                <w:noProof/>
+                <w:webHidden/>
+                <w:sz w:val="24"/>
+                <w:szCs w:val="24"/>
+              </w:rPr>
+              <w:fldChar w:fldCharType="end"/>
+            </w:r>
+          </w:hyperlink>
+        </w:p>
+        <w:p>
+          <w:pPr>
+            <w:pStyle w:val="TDC3"/>
+            <w:tabs>
+              <w:tab w:val="right" w:leader="dot" w:pos="8296"/>
+            </w:tabs>
+            <w:spacing w:line="480" w:lineRule="auto"/>
+            <w:rPr>
+              <w:rFonts w:asciiTheme="minorHAnsi" w:eastAsiaTheme="minorEastAsia" w:hAnsiTheme="minorHAnsi" w:cstheme="minorHAnsi"/>
+              <w:noProof/>
+              <w:kern w:val="0"/>
+              <w:sz w:val="24"/>
+              <w:szCs w:val="24"/>
+              <w:lang w:eastAsia="es-AR"/>
+            </w:rPr>
+          </w:pPr>
+          <w:hyperlink w:anchor="_Toc238628408" w:history="1">
+            <w:r>
+              <w:rPr>
+                <w:rStyle w:val="Hipervnculo"/>
+                <w:rFonts w:asciiTheme="minorHAnsi" w:hAnsiTheme="minorHAnsi" w:cstheme="minorHAnsi"/>
+                <w:smallCaps/>
+                <w:noProof/>
+                <w:sz w:val="24"/>
+                <w:szCs w:val="24"/>
+              </w:rPr>
+              <w:t>ETAPA 7: Preparación y exposición final</w:t>
+            </w:r>
+            <w:r>
+              <w:rPr>
+                <w:rFonts w:asciiTheme="minorHAnsi" w:hAnsiTheme="minorHAnsi" w:cstheme="minorHAnsi"/>
+                <w:noProof/>
+                <w:webHidden/>
+                <w:sz w:val="24"/>
+                <w:szCs w:val="24"/>
+              </w:rPr>
+              <w:tab/>
+            </w:r>
+            <w:r>
+              <w:rPr>
+                <w:rFonts w:asciiTheme="minorHAnsi" w:hAnsiTheme="minorHAnsi" w:cstheme="minorHAnsi"/>
+                <w:noProof/>
+                <w:webHidden/>
+                <w:sz w:val="24"/>
+                <w:szCs w:val="24"/>
+              </w:rPr>
+              <w:fldChar w:fldCharType="begin"/>
+            </w:r>
+            <w:r>
+              <w:rPr>
+                <w:rFonts w:asciiTheme="minorHAnsi" w:hAnsiTheme="minorHAnsi" w:cstheme="minorHAnsi"/>
+                <w:noProof/>
+                <w:webHidden/>
+                <w:sz w:val="24"/>
+                <w:szCs w:val="24"/>
+              </w:rPr>
+              <w:instrText xml:space="preserve"> PAGEREF _Toc238628408 \h </w:instrText>
+            </w:r>
+            <w:r>
+              <w:rPr>
+                <w:rFonts w:asciiTheme="minorHAnsi" w:hAnsiTheme="minorHAnsi" w:cstheme="minorHAnsi"/>
+                <w:noProof/>
+                <w:webHidden/>
+                <w:sz w:val="24"/>
+                <w:szCs w:val="24"/>
+              </w:rPr>
+            </w:r>
+            <w:r>
+              <w:rPr>
+                <w:rFonts w:asciiTheme="minorHAnsi" w:hAnsiTheme="minorHAnsi" w:cstheme="minorHAnsi"/>
+                <w:noProof/>
+                <w:webHidden/>
+                <w:sz w:val="24"/>
+                <w:szCs w:val="24"/>
+              </w:rPr>
+              <w:fldChar w:fldCharType="separate"/>
+            </w:r>
+            <w:r>
+              <w:rPr>
+                <w:rFonts w:asciiTheme="minorHAnsi" w:hAnsiTheme="minorHAnsi" w:cstheme="minorHAnsi"/>
+                <w:noProof/>
+                <w:webHidden/>
+                <w:sz w:val="24"/>
+                <w:szCs w:val="24"/>
+              </w:rPr>
+              <w:t>14</w:t>
+            </w:r>
+            <w:r>
+              <w:rPr>
+                <w:rFonts w:asciiTheme="minorHAnsi" w:hAnsiTheme="minorHAnsi" w:cstheme="minorHAnsi"/>
+                <w:noProof/>
+                <w:webHidden/>
+                <w:sz w:val="24"/>
+                <w:szCs w:val="24"/>
+              </w:rPr>
+              <w:fldChar w:fldCharType="end"/>
+            </w:r>
+          </w:hyperlink>
+        </w:p>
+        <w:p>
+          <w:pPr>
+            <w:pStyle w:val="TDC3"/>
+            <w:tabs>
+              <w:tab w:val="right" w:leader="dot" w:pos="8296"/>
+            </w:tabs>
+            <w:spacing w:line="480" w:lineRule="auto"/>
+            <w:rPr>
+              <w:rFonts w:asciiTheme="minorHAnsi" w:eastAsiaTheme="minorEastAsia" w:hAnsiTheme="minorHAnsi" w:cstheme="minorHAnsi"/>
+              <w:noProof/>
+              <w:kern w:val="0"/>
+              <w:sz w:val="24"/>
+              <w:szCs w:val="24"/>
+              <w:lang w:eastAsia="es-AR"/>
+            </w:rPr>
+          </w:pPr>
+          <w:hyperlink w:anchor="_Toc238628409" w:history="1">
+            <w:r>
+              <w:rPr>
+                <w:rStyle w:val="Hipervnculo"/>
+                <w:rFonts w:asciiTheme="minorHAnsi" w:hAnsiTheme="minorHAnsi" w:cstheme="minorHAnsi"/>
+                <w:smallCaps/>
+                <w:noProof/>
+                <w:sz w:val="24"/>
+                <w:szCs w:val="24"/>
+              </w:rPr>
+              <w:t>ETAPA 8: Presentación y evaluación final</w:t>
+            </w:r>
+            <w:r>
+              <w:rPr>
+                <w:rFonts w:asciiTheme="minorHAnsi" w:hAnsiTheme="minorHAnsi" w:cstheme="minorHAnsi"/>
+                <w:noProof/>
+                <w:webHidden/>
+                <w:sz w:val="24"/>
+                <w:szCs w:val="24"/>
+              </w:rPr>
+              <w:tab/>
+            </w:r>
+            <w:r>
+              <w:rPr>
+                <w:rFonts w:asciiTheme="minorHAnsi" w:hAnsiTheme="minorHAnsi" w:cstheme="minorHAnsi"/>
+                <w:noProof/>
+                <w:webHidden/>
+                <w:sz w:val="24"/>
+                <w:szCs w:val="24"/>
+              </w:rPr>
+              <w:fldChar w:fldCharType="begin"/>
+            </w:r>
+            <w:r>
+              <w:rPr>
+                <w:rFonts w:asciiTheme="minorHAnsi" w:hAnsiTheme="minorHAnsi" w:cstheme="minorHAnsi"/>
+                <w:noProof/>
+                <w:webHidden/>
+                <w:sz w:val="24"/>
+                <w:szCs w:val="24"/>
+              </w:rPr>
+              <w:instrText xml:space="preserve"> PAGEREF _Toc238628409 \h </w:instrText>
+            </w:r>
+            <w:r>
+              <w:rPr>
+                <w:rFonts w:asciiTheme="minorHAnsi" w:hAnsiTheme="minorHAnsi" w:cstheme="minorHAnsi"/>
+                <w:noProof/>
+                <w:webHidden/>
+                <w:sz w:val="24"/>
+                <w:szCs w:val="24"/>
+              </w:rPr>
+            </w:r>
+            <w:r>
+              <w:rPr>
+                <w:rFonts w:asciiTheme="minorHAnsi" w:hAnsiTheme="minorHAnsi" w:cstheme="minorHAnsi"/>
+                <w:noProof/>
+                <w:webHidden/>
+                <w:sz w:val="24"/>
+                <w:szCs w:val="24"/>
+              </w:rPr>
+              <w:fldChar w:fldCharType="separate"/>
+            </w:r>
+            <w:r>
+              <w:rPr>
+                <w:rFonts w:asciiTheme="minorHAnsi" w:hAnsiTheme="minorHAnsi" w:cstheme="minorHAnsi"/>
+                <w:noProof/>
+                <w:webHidden/>
+                <w:sz w:val="24"/>
+                <w:szCs w:val="24"/>
+              </w:rPr>
+              <w:t>14</w:t>
+            </w:r>
+            <w:r>
+              <w:rPr>
+                <w:rFonts w:asciiTheme="minorHAnsi" w:hAnsiTheme="minorHAnsi" w:cstheme="minorHAnsi"/>
+                <w:noProof/>
+                <w:webHidden/>
+                <w:sz w:val="24"/>
+                <w:szCs w:val="24"/>
+              </w:rPr>
+              <w:fldChar w:fldCharType="end"/>
+            </w:r>
+          </w:hyperlink>
+        </w:p>
+        <w:p>
+          <w:pPr>
+            <w:pStyle w:val="TDC3"/>
+            <w:tabs>
+              <w:tab w:val="right" w:leader="dot" w:pos="8296"/>
+            </w:tabs>
+            <w:spacing w:line="480" w:lineRule="auto"/>
+            <w:rPr>
+              <w:rFonts w:asciiTheme="minorHAnsi" w:eastAsiaTheme="minorEastAsia" w:hAnsiTheme="minorHAnsi" w:cstheme="minorHAnsi"/>
+              <w:noProof/>
+              <w:kern w:val="0"/>
+              <w:sz w:val="24"/>
+              <w:szCs w:val="24"/>
+              <w:lang w:eastAsia="es-AR"/>
+            </w:rPr>
+          </w:pPr>
+          <w:hyperlink w:anchor="_Toc238628410" w:history="1">
+            <w:r>
+              <w:rPr>
+                <w:rStyle w:val="Hipervnculo"/>
+                <w:rFonts w:asciiTheme="minorHAnsi" w:hAnsiTheme="minorHAnsi" w:cstheme="minorHAnsi"/>
+                <w:smallCaps/>
+                <w:noProof/>
+                <w:sz w:val="24"/>
+                <w:szCs w:val="24"/>
+              </w:rPr>
+              <w:t>ETAPA 9: Mejoras post-feria</w:t>
+            </w:r>
+            <w:r>
+              <w:rPr>
+                <w:rFonts w:asciiTheme="minorHAnsi" w:hAnsiTheme="minorHAnsi" w:cstheme="minorHAnsi"/>
+                <w:noProof/>
+                <w:webHidden/>
+                <w:sz w:val="24"/>
+                <w:szCs w:val="24"/>
+              </w:rPr>
+              <w:tab/>
+            </w:r>
+            <w:r>
+              <w:rPr>
+                <w:rFonts w:asciiTheme="minorHAnsi" w:hAnsiTheme="minorHAnsi" w:cstheme="minorHAnsi"/>
+                <w:noProof/>
+                <w:webHidden/>
+                <w:sz w:val="24"/>
+                <w:szCs w:val="24"/>
+              </w:rPr>
+              <w:fldChar w:fldCharType="begin"/>
+            </w:r>
+            <w:r>
+              <w:rPr>
+                <w:rFonts w:asciiTheme="minorHAnsi" w:hAnsiTheme="minorHAnsi" w:cstheme="minorHAnsi"/>
+                <w:noProof/>
+                <w:webHidden/>
+                <w:sz w:val="24"/>
+                <w:szCs w:val="24"/>
+              </w:rPr>
+              <w:instrText xml:space="preserve"> PAGEREF _Toc238628410 \h </w:instrText>
+            </w:r>
+            <w:r>
+              <w:rPr>
+                <w:rFonts w:asciiTheme="minorHAnsi" w:hAnsiTheme="minorHAnsi" w:cstheme="minorHAnsi"/>
+                <w:noProof/>
+                <w:webHidden/>
+                <w:sz w:val="24"/>
+                <w:szCs w:val="24"/>
+              </w:rPr>
+            </w:r>
+            <w:r>
+              <w:rPr>
+                <w:rFonts w:asciiTheme="minorHAnsi" w:hAnsiTheme="minorHAnsi" w:cstheme="minorHAnsi"/>
+                <w:noProof/>
+                <w:webHidden/>
+                <w:sz w:val="24"/>
+                <w:szCs w:val="24"/>
+              </w:rPr>
+              <w:fldChar w:fldCharType="separate"/>
+            </w:r>
+            <w:r>
+              <w:rPr>
+                <w:rFonts w:asciiTheme="minorHAnsi" w:hAnsiTheme="minorHAnsi" w:cstheme="minorHAnsi"/>
+                <w:noProof/>
+                <w:webHidden/>
+                <w:sz w:val="24"/>
+                <w:szCs w:val="24"/>
+              </w:rPr>
+              <w:t>14</w:t>
+            </w:r>
+            <w:r>
+              <w:rPr>
+                <w:rFonts w:asciiTheme="minorHAnsi" w:hAnsiTheme="minorHAnsi" w:cstheme="minorHAnsi"/>
+                <w:noProof/>
+                <w:webHidden/>
+                <w:sz w:val="24"/>
+                <w:szCs w:val="24"/>
+              </w:rPr>
+              <w:fldChar w:fldCharType="end"/>
+            </w:r>
+          </w:hyperlink>
+        </w:p>
+        <w:p>
+          <w:pPr>
+            <w:pStyle w:val="TDC3"/>
+            <w:tabs>
+              <w:tab w:val="right" w:leader="dot" w:pos="8296"/>
+            </w:tabs>
+            <w:spacing w:line="480" w:lineRule="auto"/>
+            <w:rPr>
+              <w:rFonts w:asciiTheme="minorHAnsi" w:eastAsiaTheme="minorEastAsia" w:hAnsiTheme="minorHAnsi" w:cstheme="minorHAnsi"/>
+              <w:noProof/>
+              <w:kern w:val="0"/>
+              <w:sz w:val="24"/>
+              <w:szCs w:val="24"/>
+              <w:lang w:eastAsia="es-AR"/>
+            </w:rPr>
+          </w:pPr>
+          <w:hyperlink w:anchor="_Toc238628411" w:history="1">
+            <w:r>
+              <w:rPr>
+                <w:rStyle w:val="Hipervnculo"/>
+                <w:rFonts w:asciiTheme="minorHAnsi" w:hAnsiTheme="minorHAnsi" w:cstheme="minorHAnsi"/>
+                <w:smallCaps/>
+                <w:noProof/>
+                <w:sz w:val="24"/>
+                <w:szCs w:val="24"/>
+              </w:rPr>
+              <w:t>ETAPA 10: Defensa final</w:t>
+            </w:r>
+            <w:r>
+              <w:rPr>
+                <w:rFonts w:asciiTheme="minorHAnsi" w:hAnsiTheme="minorHAnsi" w:cstheme="minorHAnsi"/>
+                <w:noProof/>
+                <w:webHidden/>
+                <w:sz w:val="24"/>
+                <w:szCs w:val="24"/>
+              </w:rPr>
+              <w:tab/>
+            </w:r>
+            <w:r>
+              <w:rPr>
+                <w:rFonts w:asciiTheme="minorHAnsi" w:hAnsiTheme="minorHAnsi" w:cstheme="minorHAnsi"/>
+                <w:noProof/>
+                <w:webHidden/>
+                <w:sz w:val="24"/>
+                <w:szCs w:val="24"/>
+              </w:rPr>
+              <w:fldChar w:fldCharType="begin"/>
+            </w:r>
+            <w:r>
+              <w:rPr>
+                <w:rFonts w:asciiTheme="minorHAnsi" w:hAnsiTheme="minorHAnsi" w:cstheme="minorHAnsi"/>
+                <w:noProof/>
+                <w:webHidden/>
+                <w:sz w:val="24"/>
+                <w:szCs w:val="24"/>
+              </w:rPr>
+              <w:instrText xml:space="preserve"> PAGEREF _Toc238628411 \h </w:instrText>
+            </w:r>
+            <w:r>
+              <w:rPr>
+                <w:rFonts w:asciiTheme="minorHAnsi" w:hAnsiTheme="minorHAnsi" w:cstheme="minorHAnsi"/>
+                <w:noProof/>
+                <w:webHidden/>
+                <w:sz w:val="24"/>
+                <w:szCs w:val="24"/>
+              </w:rPr>
+            </w:r>
+            <w:r>
+              <w:rPr>
+                <w:rFonts w:asciiTheme="minorHAnsi" w:hAnsiTheme="minorHAnsi" w:cstheme="minorHAnsi"/>
+                <w:noProof/>
+                <w:webHidden/>
+                <w:sz w:val="24"/>
+                <w:szCs w:val="24"/>
+              </w:rPr>
+              <w:fldChar w:fldCharType="separate"/>
+            </w:r>
+            <w:r>
+              <w:rPr>
+                <w:rFonts w:asciiTheme="minorHAnsi" w:hAnsiTheme="minorHAnsi" w:cstheme="minorHAnsi"/>
+                <w:noProof/>
+                <w:webHidden/>
+                <w:sz w:val="24"/>
+                <w:szCs w:val="24"/>
+              </w:rPr>
+              <w:t>14</w:t>
+            </w:r>
+            <w:r>
+              <w:rPr>
+                <w:rFonts w:asciiTheme="minorHAnsi" w:hAnsiTheme="minorHAnsi" w:cstheme="minorHAnsi"/>
+                <w:noProof/>
+                <w:webHidden/>
+                <w:sz w:val="24"/>
+                <w:szCs w:val="24"/>
+              </w:rPr>
+              <w:fldChar w:fldCharType="end"/>
+            </w:r>
+          </w:hyperlink>
+        </w:p>
+        <w:p>
+          <w:pPr>
+            <w:spacing w:line="480" w:lineRule="auto"/>
+            <w:rPr>
+              <w:rFonts w:asciiTheme="minorHAnsi" w:hAnsiTheme="minorHAnsi" w:cstheme="minorHAnsi"/>
+              <w:sz w:val="24"/>
+              <w:szCs w:val="24"/>
+            </w:rPr>
+          </w:pPr>
+          <w:r>
+            <w:rPr>
+              <w:rFonts w:asciiTheme="minorHAnsi" w:hAnsiTheme="minorHAnsi" w:cstheme="minorHAnsi"/>
+              <w:b/>
+              <w:bCs/>
+              <w:sz w:val="24"/>
+              <w:szCs w:val="24"/>
+              <w:lang w:val="es-ES"/>
+            </w:rPr>
+            <w:fldChar w:fldCharType="end"/>
+          </w:r>
+        </w:p>
+      </w:sdtContent>
+    </w:sdt>
     <w:p>
       <w:pPr>
         <w:spacing w:line="480" w:lineRule="auto"/>
@@ -271,8 +1872,9 @@
           <w:szCs w:val="24"/>
         </w:rPr>
         <w:lastRenderedPageBreak/>
-        <w:t>(Aca va el punto 4 completo</w:t>
-      </w:r>
+        <w:t>(</w:t>
+      </w:r>
+      <w:proofErr w:type="spellStart"/>
       <w:r>
         <w:rPr>
           <w:rFonts w:asciiTheme="minorHAnsi" w:hAnsiTheme="minorHAnsi" w:cstheme="minorHAnsi"/>
@@ -281,8 +1883,9 @@
           <w:sz w:val="24"/>
           <w:szCs w:val="24"/>
         </w:rPr>
-        <w:t xml:space="preserve"> de la etapa 1</w:t>
-      </w:r>
+        <w:t>Aca</w:t>
+      </w:r>
+      <w:proofErr w:type="spellEnd"/>
       <w:r>
         <w:rPr>
           <w:rFonts w:asciiTheme="minorHAnsi" w:hAnsiTheme="minorHAnsi" w:cstheme="minorHAnsi"/>
@@ -291,6 +1894,26 @@
           <w:sz w:val="24"/>
           <w:szCs w:val="24"/>
         </w:rPr>
+        <w:t xml:space="preserve"> va el punto 4 completo</w:t>
+      </w:r>
+      <w:r>
+        <w:rPr>
+          <w:rFonts w:asciiTheme="minorHAnsi" w:hAnsiTheme="minorHAnsi" w:cstheme="minorHAnsi"/>
+          <w:b/>
+          <w:bCs/>
+          <w:sz w:val="24"/>
+          <w:szCs w:val="24"/>
+        </w:rPr>
+        <w:t xml:space="preserve"> de la etapa 1</w:t>
+      </w:r>
+      <w:r>
+        <w:rPr>
+          <w:rFonts w:asciiTheme="minorHAnsi" w:hAnsiTheme="minorHAnsi" w:cstheme="minorHAnsi"/>
+          <w:b/>
+          <w:bCs/>
+          <w:sz w:val="24"/>
+          <w:szCs w:val="24"/>
+        </w:rPr>
         <w:t>)</w:t>
       </w:r>
     </w:p>
@@ -311,15 +1934,25 @@
           <w:sz w:val="24"/>
           <w:szCs w:val="24"/>
         </w:rPr>
-        <w:t xml:space="preserve">Bubo Bubo es una empresa dedicada al </w:t>
-      </w:r>
-      <w:r>
-        <w:rPr>
-          <w:rFonts w:asciiTheme="minorHAnsi" w:hAnsiTheme="minorHAnsi" w:cstheme="minorHAnsi"/>
-          <w:sz w:val="24"/>
-          <w:szCs w:val="24"/>
-        </w:rPr>
-        <w:t>aprendizaje, organización e instrucción de jóvenes y adultos a la economía.</w:t>
+        <w:t xml:space="preserve">Bubo </w:t>
+      </w:r>
+      <w:proofErr w:type="spellStart"/>
+      <w:r>
+        <w:rPr>
+          <w:rFonts w:asciiTheme="minorHAnsi" w:hAnsiTheme="minorHAnsi" w:cstheme="minorHAnsi"/>
+          <w:sz w:val="24"/>
+          <w:szCs w:val="24"/>
+        </w:rPr>
+        <w:t>Bubo</w:t>
+      </w:r>
+      <w:proofErr w:type="spellEnd"/>
+      <w:r>
+        <w:rPr>
+          <w:rFonts w:asciiTheme="minorHAnsi" w:hAnsiTheme="minorHAnsi" w:cstheme="minorHAnsi"/>
+          <w:sz w:val="24"/>
+          <w:szCs w:val="24"/>
+        </w:rPr>
+        <w:t xml:space="preserve"> es una empresa dedicada al aprendizaje, organización e instrucción de jóvenes y adultos a la economía.</w:t>
       </w:r>
     </w:p>
     <w:p>
@@ -355,15 +1988,7 @@
           <w:sz w:val="24"/>
           <w:szCs w:val="24"/>
         </w:rPr>
-        <w:t>economía. Debido a esto, decidimos crear Bubo², un programa enfocado en adolescentes y jóvenes adu</w:t>
-      </w:r>
-      <w:r>
-        <w:rPr>
-          <w:rFonts w:asciiTheme="minorHAnsi" w:hAnsiTheme="minorHAnsi" w:cstheme="minorHAnsi"/>
-          <w:sz w:val="24"/>
-          <w:szCs w:val="24"/>
-        </w:rPr>
-        <w:t>ltos que necesit</w:t>
+        <w:t>economía. Debido a esto, decidimos crear Bubo², un programa enfocado en adolescentes y jóvenes adultos que necesit</w:t>
       </w:r>
       <w:r>
         <w:rPr>
@@ -418,71 +2043,59 @@
     </w:p>
     <w:p>
       <w:pPr>
-        <w:spacing w:line="480" w:lineRule="auto"/>
-        <w:jc w:val="left"/>
-        <w:rPr>
-          <w:rFonts w:asciiTheme="minorHAnsi" w:hAnsiTheme="minorHAnsi" w:cstheme="minorHAnsi"/>
-          <w:b/>
-          <w:bCs/>
-          <w:sz w:val="24"/>
-          <w:szCs w:val="24"/>
-        </w:rPr>
-      </w:pPr>
-    </w:p>
-    <w:p>
-      <w:pPr>
-        <w:pStyle w:val="Ttulo"/>
-        <w:spacing w:line="480" w:lineRule="auto"/>
+        <w:pStyle w:val="Ttulo3"/>
+        <w:spacing w:line="480" w:lineRule="auto"/>
+        <w:rPr>
+          <w:smallCaps/>
+          <w:color w:val="5A5A5A" w:themeColor="text1" w:themeTint="A5"/>
+          <w:sz w:val="32"/>
+          <w:szCs w:val="32"/>
+        </w:rPr>
+      </w:pPr>
+      <w:bookmarkStart w:id="0" w:name="_Toc238628398"/>
+      <w:r>
         <w:rPr>
           <w:rStyle w:val="Referenciasutil"/>
-          <w:rFonts w:asciiTheme="minorHAnsi" w:hAnsiTheme="minorHAnsi" w:cstheme="minorHAnsi"/>
-          <w:sz w:val="36"/>
-          <w:szCs w:val="36"/>
-        </w:rPr>
-      </w:pPr>
-      <w:r>
-        <w:rPr>
-          <w:rStyle w:val="Referenciasutil"/>
-          <w:rFonts w:asciiTheme="minorHAnsi" w:hAnsiTheme="minorHAnsi" w:cstheme="minorHAnsi"/>
-          <w:sz w:val="36"/>
-          <w:szCs w:val="36"/>
-        </w:rPr>
-        <w:t>Etapa 1: definición del proyecto y planificación inicial</w:t>
-      </w:r>
-    </w:p>
-    <w:p>
-      <w:pPr>
-        <w:pStyle w:val="Ttulo"/>
+          <w:sz w:val="32"/>
+          <w:szCs w:val="32"/>
+        </w:rPr>
+        <w:lastRenderedPageBreak/>
+        <w:t>ETAPA 1: Definición del proyecto y planificación inicial</w:t>
+      </w:r>
+      <w:bookmarkEnd w:id="0"/>
+    </w:p>
+    <w:p>
+      <w:pPr>
+        <w:pStyle w:val="Ttulo3"/>
         <w:numPr>
           <w:ilvl w:val="0"/>
-          <w:numId w:val="29"/>
+          <w:numId w:val="44"/>
         </w:numPr>
         <w:spacing w:line="480" w:lineRule="auto"/>
         <w:rPr>
           <w:rStyle w:val="Referenciasutil"/>
-          <w:rFonts w:asciiTheme="minorHAnsi" w:hAnsiTheme="minorHAnsi" w:cstheme="minorHAnsi"/>
-          <w:sz w:val="36"/>
-          <w:szCs w:val="36"/>
-        </w:rPr>
-      </w:pPr>
+          <w:sz w:val="32"/>
+          <w:szCs w:val="32"/>
+        </w:rPr>
+      </w:pPr>
+      <w:bookmarkStart w:id="1" w:name="_Toc238628399"/>
       <w:r>
         <w:rPr>
           <w:rStyle w:val="Referenciasutil"/>
-          <w:rFonts w:asciiTheme="minorHAnsi" w:hAnsiTheme="minorHAnsi" w:cstheme="minorHAnsi"/>
-          <w:sz w:val="36"/>
-          <w:szCs w:val="36"/>
+          <w:sz w:val="32"/>
+          <w:szCs w:val="32"/>
         </w:rPr>
         <w:t>L</w:t>
       </w:r>
       <w:r>
         <w:rPr>
           <w:rStyle w:val="Referenciasutil"/>
-          <w:rFonts w:asciiTheme="minorHAnsi" w:hAnsiTheme="minorHAnsi" w:cstheme="minorHAnsi"/>
-          <w:sz w:val="36"/>
-          <w:szCs w:val="36"/>
+          <w:sz w:val="32"/>
+          <w:szCs w:val="32"/>
         </w:rPr>
         <w:t>istado de la lluvia de ideas</w:t>
       </w:r>
+      <w:bookmarkEnd w:id="1"/>
     </w:p>
     <w:p>
       <w:pPr>
@@ -603,7 +2216,21 @@
           <w:szCs w:val="24"/>
           <w:lang w:eastAsia="es-AR"/>
         </w:rPr>
-        <w:t xml:space="preserve"> ¿</w:t>
+        <w:t xml:space="preserve"> ¿qué cosas me molestan en el día a día?</w:t>
+      </w:r>
+      <w:r>
+        <w:rPr>
+          <w:rFonts w:asciiTheme="minorHAnsi" w:eastAsia="Times New Roman" w:hAnsiTheme="minorHAnsi" w:cstheme="minorHAnsi"/>
+          <w:b/>
+          <w:bCs/>
+          <w:i/>
+          <w:iCs/>
+          <w:kern w:val="0"/>
+          <w:sz w:val="24"/>
+          <w:szCs w:val="24"/>
+          <w:lang w:eastAsia="es-AR"/>
+        </w:rPr>
+        <w:t xml:space="preserve">, </w:t>
       </w:r>
       <w:r>
         <w:rPr>
@@ -618,7 +2245,21 @@
           <w:szCs w:val="24"/>
           <w:lang w:eastAsia="es-AR"/>
         </w:rPr>
-        <w:t>q</w:t>
+        <w:t>¿qué problemas veo en mi escuela, barrio o comunidad?</w:t>
+      </w:r>
+      <w:r>
+        <w:rPr>
+          <w:rFonts w:asciiTheme="minorHAnsi" w:eastAsia="Times New Roman" w:hAnsiTheme="minorHAnsi" w:cstheme="minorHAnsi"/>
+          <w:b/>
+          <w:bCs/>
+          <w:i/>
+          <w:iCs/>
+          <w:kern w:val="0"/>
+          <w:sz w:val="24"/>
+          <w:szCs w:val="24"/>
+          <w:lang w:eastAsia="es-AR"/>
+        </w:rPr>
+        <w:t xml:space="preserve">, </w:t>
       </w:r>
       <w:r>
         <w:rPr>
@@ -633,7 +2274,7 @@
           <w:szCs w:val="24"/>
           <w:lang w:eastAsia="es-AR"/>
         </w:rPr>
-        <w:t>ué cosas me molestan en el día a día?</w:t>
+        <w:t>¿qué ideas o inventos vi que podrían mejorarse? </w:t>
       </w:r>
       <w:r>
         <w:rPr>
@@ -647,7 +2288,7 @@
           <w:szCs w:val="24"/>
           <w:lang w:eastAsia="es-AR"/>
         </w:rPr>
-        <w:t xml:space="preserve">, </w:t>
+        <w:t xml:space="preserve">Y </w:t>
       </w:r>
       <w:r>
         <w:rPr>
@@ -662,155 +2303,7 @@
           <w:szCs w:val="24"/>
           <w:lang w:eastAsia="es-AR"/>
         </w:rPr>
-        <w:t>¿</w:t>
-      </w:r>
-      <w:r>
-        <w:rPr>
-          <w:rFonts w:asciiTheme="minorHAnsi" w:eastAsia="Times New Roman" w:hAnsiTheme="minorHAnsi" w:cstheme="minorHAnsi"/>
-          <w:b/>
-          <w:bCs/>
-          <w:i/>
-          <w:iCs/>
-          <w:color w:val="000000"/>
-          <w:kern w:val="0"/>
-          <w:sz w:val="24"/>
-          <w:szCs w:val="24"/>
-          <w:lang w:eastAsia="es-AR"/>
-        </w:rPr>
-        <w:t>q</w:t>
-      </w:r>
-      <w:r>
-        <w:rPr>
-          <w:rFonts w:asciiTheme="minorHAnsi" w:eastAsia="Times New Roman" w:hAnsiTheme="minorHAnsi" w:cstheme="minorHAnsi"/>
-          <w:b/>
-          <w:bCs/>
-          <w:i/>
-          <w:iCs/>
-          <w:color w:val="000000"/>
-          <w:kern w:val="0"/>
-          <w:sz w:val="24"/>
-          <w:szCs w:val="24"/>
-          <w:lang w:eastAsia="es-AR"/>
-        </w:rPr>
-        <w:t>ué problemas veo en mi escuela, barrio o comunidad?</w:t>
-      </w:r>
-      <w:r>
-        <w:rPr>
-          <w:rFonts w:asciiTheme="minorHAnsi" w:eastAsia="Times New Roman" w:hAnsiTheme="minorHAnsi" w:cstheme="minorHAnsi"/>
-          <w:b/>
-          <w:bCs/>
-          <w:i/>
-          <w:iCs/>
-          <w:kern w:val="0"/>
-          <w:sz w:val="24"/>
-          <w:szCs w:val="24"/>
-          <w:lang w:eastAsia="es-AR"/>
-        </w:rPr>
-        <w:t xml:space="preserve">, </w:t>
-      </w:r>
-      <w:r>
-        <w:rPr>
-          <w:rFonts w:asciiTheme="minorHAnsi" w:eastAsia="Times New Roman" w:hAnsiTheme="minorHAnsi" w:cstheme="minorHAnsi"/>
-          <w:b/>
-          <w:bCs/>
-          <w:i/>
-          <w:iCs/>
-          <w:color w:val="000000"/>
-          <w:kern w:val="0"/>
-          <w:sz w:val="24"/>
-          <w:szCs w:val="24"/>
-          <w:lang w:eastAsia="es-AR"/>
-        </w:rPr>
-        <w:t>¿</w:t>
-      </w:r>
-      <w:r>
-        <w:rPr>
-          <w:rFonts w:asciiTheme="minorHAnsi" w:eastAsia="Times New Roman" w:hAnsiTheme="minorHAnsi" w:cstheme="minorHAnsi"/>
-          <w:b/>
-          <w:bCs/>
-          <w:i/>
-          <w:iCs/>
-          <w:color w:val="000000"/>
-          <w:kern w:val="0"/>
-          <w:sz w:val="24"/>
-          <w:szCs w:val="24"/>
-          <w:lang w:eastAsia="es-AR"/>
-        </w:rPr>
-        <w:t>q</w:t>
-      </w:r>
-      <w:r>
-        <w:rPr>
-          <w:rFonts w:asciiTheme="minorHAnsi" w:eastAsia="Times New Roman" w:hAnsiTheme="minorHAnsi" w:cstheme="minorHAnsi"/>
-          <w:b/>
-          <w:bCs/>
-          <w:i/>
-          <w:iCs/>
-          <w:color w:val="000000"/>
-          <w:kern w:val="0"/>
-          <w:sz w:val="24"/>
-          <w:szCs w:val="24"/>
-          <w:lang w:eastAsia="es-AR"/>
-        </w:rPr>
-        <w:t>ué ideas o inventos vi que podrían mejorarse? </w:t>
-      </w:r>
-      <w:r>
-        <w:rPr>
-          <w:rFonts w:asciiTheme="minorHAnsi" w:eastAsia="Times New Roman" w:hAnsiTheme="minorHAnsi" w:cstheme="minorHAnsi"/>
-          <w:b/>
-          <w:bCs/>
-          <w:i/>
-          <w:iCs/>
-          <w:kern w:val="0"/>
-          <w:sz w:val="24"/>
-          <w:szCs w:val="24"/>
-          <w:lang w:eastAsia="es-AR"/>
-        </w:rPr>
-        <w:t xml:space="preserve">Y </w:t>
-      </w:r>
-      <w:r>
-        <w:rPr>
-          <w:rFonts w:asciiTheme="minorHAnsi" w:eastAsia="Times New Roman" w:hAnsiTheme="minorHAnsi" w:cstheme="minorHAnsi"/>
-          <w:b/>
-          <w:bCs/>
-          <w:i/>
-          <w:iCs/>
-          <w:color w:val="000000"/>
-          <w:kern w:val="0"/>
-          <w:sz w:val="24"/>
-          <w:szCs w:val="24"/>
-          <w:lang w:eastAsia="es-AR"/>
-        </w:rPr>
-        <w:t>¿</w:t>
-      </w:r>
-      <w:r>
-        <w:rPr>
-          <w:rFonts w:asciiTheme="minorHAnsi" w:eastAsia="Times New Roman" w:hAnsiTheme="minorHAnsi" w:cstheme="minorHAnsi"/>
-          <w:b/>
-          <w:bCs/>
-          <w:i/>
-          <w:iCs/>
-          <w:color w:val="000000"/>
-          <w:kern w:val="0"/>
-          <w:sz w:val="24"/>
-          <w:szCs w:val="24"/>
-          <w:lang w:eastAsia="es-AR"/>
-        </w:rPr>
-        <w:t>a</w:t>
-      </w:r>
-      <w:r>
-        <w:rPr>
-          <w:rFonts w:asciiTheme="minorHAnsi" w:eastAsia="Times New Roman" w:hAnsiTheme="minorHAnsi" w:cstheme="minorHAnsi"/>
-          <w:b/>
-          <w:bCs/>
-          <w:i/>
-          <w:iCs/>
-          <w:color w:val="000000"/>
-          <w:kern w:val="0"/>
-          <w:sz w:val="24"/>
-          <w:szCs w:val="24"/>
-          <w:lang w:eastAsia="es-AR"/>
-        </w:rPr>
-        <w:t xml:space="preserve"> qué necesidad humana podríamos responder?</w:t>
+        <w:t>¿a qué necesidad humana podríamos responder?</w:t>
       </w:r>
     </w:p>
     <w:p>
@@ -950,15 +2443,7 @@
           <w:sz w:val="24"/>
           <w:szCs w:val="24"/>
         </w:rPr>
-        <w:t xml:space="preserve">Uso </w:t>
-      </w:r>
-      <w:r>
-        <w:rPr>
-          <w:rFonts w:asciiTheme="minorHAnsi" w:hAnsiTheme="minorHAnsi" w:cstheme="minorHAnsi"/>
-          <w:sz w:val="24"/>
-          <w:szCs w:val="24"/>
-        </w:rPr>
-        <w:t>saludable y equilibrio</w:t>
+        <w:t>Uso saludable y equilibrio</w:t>
       </w:r>
       <w:r>
         <w:rPr>
@@ -1233,7 +2718,6 @@
           <w:sz w:val="24"/>
           <w:szCs w:val="24"/>
         </w:rPr>
-        <w:lastRenderedPageBreak/>
         <w:t>Juegos educativos modernos</w:t>
       </w:r>
       <w:r>
@@ -1266,15 +2750,8 @@
           <w:sz w:val="24"/>
           <w:szCs w:val="24"/>
         </w:rPr>
-        <w:t xml:space="preserve">Juegos que fomenten </w:t>
-      </w:r>
-      <w:r>
-        <w:rPr>
-          <w:rFonts w:asciiTheme="minorHAnsi" w:hAnsiTheme="minorHAnsi" w:cstheme="minorHAnsi"/>
-          <w:sz w:val="24"/>
-          <w:szCs w:val="24"/>
-        </w:rPr>
-        <w:t>cooperación real</w:t>
+        <w:lastRenderedPageBreak/>
+        <w:t>Juegos que fomenten cooperación real</w:t>
       </w:r>
       <w:r>
         <w:rPr>
@@ -1800,15 +3277,7 @@
           <w:sz w:val="24"/>
           <w:szCs w:val="24"/>
         </w:rPr>
-        <w:t xml:space="preserve">Integración de </w:t>
-      </w:r>
-      <w:r>
-        <w:rPr>
-          <w:rFonts w:asciiTheme="minorHAnsi" w:hAnsiTheme="minorHAnsi" w:cstheme="minorHAnsi"/>
-          <w:sz w:val="24"/>
-          <w:szCs w:val="24"/>
-        </w:rPr>
-        <w:t>tecnología</w:t>
+        <w:t>Integración de tecnología</w:t>
       </w:r>
       <w:r>
         <w:rPr>
@@ -2002,7 +3471,6 @@
           <w:szCs w:val="24"/>
           <w:highlight w:val="lightGray"/>
         </w:rPr>
-        <w:lastRenderedPageBreak/>
         <w:t>Aprender a usar inteligencia artificial</w:t>
       </w:r>
       <w:r>
@@ -2038,6 +3506,7 @@
           <w:szCs w:val="24"/>
           <w:highlight w:val="lightGray"/>
         </w:rPr>
+        <w:lastRenderedPageBreak/>
         <w:t>Entender cómo convivir con la tecnología</w:t>
       </w:r>
     </w:p>
@@ -2062,15 +3531,7 @@
           <w:sz w:val="24"/>
           <w:szCs w:val="24"/>
         </w:rPr>
-        <w:t>Di</w:t>
-      </w:r>
-      <w:r>
-        <w:rPr>
-          <w:rFonts w:asciiTheme="minorHAnsi" w:hAnsiTheme="minorHAnsi" w:cstheme="minorHAnsi"/>
-          <w:sz w:val="24"/>
-          <w:szCs w:val="24"/>
-        </w:rPr>
-        <w:t>ficultad para usar herramientas básicas</w:t>
+        <w:t>Dificultad para usar herramientas básicas</w:t>
       </w:r>
       <w:r>
         <w:rPr>
@@ -2326,16 +3787,7 @@
           <w:szCs w:val="24"/>
           <w:highlight w:val="lightGray"/>
         </w:rPr>
-        <w:t xml:space="preserve">Habilidades </w:t>
-      </w:r>
-      <w:r>
-        <w:rPr>
-          <w:rFonts w:asciiTheme="minorHAnsi" w:hAnsiTheme="minorHAnsi" w:cstheme="minorHAnsi"/>
-          <w:sz w:val="24"/>
-          <w:szCs w:val="24"/>
-          <w:highlight w:val="lightGray"/>
-        </w:rPr>
-        <w:t>sociales</w:t>
+        <w:t>Habilidades sociales</w:t>
       </w:r>
     </w:p>
     <w:p>
@@ -2839,7 +4291,6 @@
           <w:sz w:val="24"/>
           <w:szCs w:val="24"/>
         </w:rPr>
-        <w:lastRenderedPageBreak/>
         <w:t>Resolución de conflictos</w:t>
       </w:r>
       <w:r>
@@ -2872,6 +4323,7 @@
           <w:sz w:val="24"/>
           <w:szCs w:val="24"/>
         </w:rPr>
+        <w:lastRenderedPageBreak/>
         <w:t>Tiempo de calidad juntos</w:t>
       </w:r>
       <w:r>
@@ -3261,16 +4713,7 @@
           <w:szCs w:val="24"/>
           <w:highlight w:val="lightGray"/>
         </w:rPr>
-        <w:t>Aplicación de servicios básic</w:t>
-      </w:r>
-      <w:r>
-        <w:rPr>
-          <w:rFonts w:asciiTheme="minorHAnsi" w:hAnsiTheme="minorHAnsi" w:cstheme="minorHAnsi"/>
-          <w:sz w:val="24"/>
-          <w:szCs w:val="24"/>
-          <w:highlight w:val="lightGray"/>
-        </w:rPr>
-        <w:t>os (agua, electricidad, etc</w:t>
+        <w:t>Aplicación de servicios básicos (agua, electricidad, etc</w:t>
       </w:r>
       <w:r>
         <w:rPr>
@@ -3384,46 +4827,63 @@
     </w:p>
     <w:p>
       <w:pPr>
-        <w:pStyle w:val="Ttulo"/>
+        <w:pStyle w:val="Ttulo3"/>
         <w:numPr>
           <w:ilvl w:val="0"/>
-          <w:numId w:val="29"/>
+          <w:numId w:val="43"/>
         </w:numPr>
         <w:spacing w:line="480" w:lineRule="auto"/>
         <w:rPr>
-          <w:rFonts w:asciiTheme="minorHAnsi" w:hAnsiTheme="minorHAnsi" w:cstheme="minorHAnsi"/>
-          <w:smallCaps/>
-          <w:color w:val="5A5A5A" w:themeColor="text1" w:themeTint="A5"/>
-          <w:sz w:val="36"/>
-          <w:szCs w:val="36"/>
-        </w:rPr>
-      </w:pPr>
-      <w:r>
-        <w:rPr>
           <w:rStyle w:val="Referenciasutil"/>
-          <w:rFonts w:asciiTheme="minorHAnsi" w:hAnsiTheme="minorHAnsi" w:cstheme="minorHAnsi"/>
-          <w:sz w:val="36"/>
-          <w:szCs w:val="36"/>
+          <w:sz w:val="32"/>
+          <w:szCs w:val="32"/>
+        </w:rPr>
+      </w:pPr>
+      <w:bookmarkStart w:id="2" w:name="_Toc238628400"/>
+      <w:r>
+        <w:rPr>
+          <w:rStyle w:val="Referenciasutil"/>
+          <w:sz w:val="32"/>
+          <w:szCs w:val="32"/>
         </w:rPr>
         <w:t>Match con tecnología</w:t>
       </w:r>
-    </w:p>
-    <w:p>
-      <w:pPr>
-        <w:spacing w:line="480" w:lineRule="auto"/>
-        <w:rPr>
-          <w:rFonts w:asciiTheme="minorHAnsi" w:hAnsiTheme="minorHAnsi" w:cstheme="minorHAnsi"/>
-          <w:sz w:val="24"/>
-          <w:szCs w:val="24"/>
-        </w:rPr>
-      </w:pPr>
-      <w:r>
-        <w:rPr>
-          <w:rFonts w:asciiTheme="minorHAnsi" w:hAnsiTheme="minorHAnsi" w:cstheme="minorHAnsi"/>
-          <w:sz w:val="24"/>
-          <w:szCs w:val="24"/>
-        </w:rPr>
-        <w:t xml:space="preserve">Se seleccionó una idea de toda la lista, nuestro siguiente paso fue averiguar que tecnología iba a ser </w:t>
+      <w:bookmarkEnd w:id="2"/>
+    </w:p>
+    <w:p>
+      <w:pPr>
+        <w:spacing w:line="480" w:lineRule="auto"/>
+        <w:rPr>
+          <w:rFonts w:asciiTheme="minorHAnsi" w:hAnsiTheme="minorHAnsi" w:cstheme="minorHAnsi"/>
+          <w:sz w:val="24"/>
+          <w:szCs w:val="24"/>
+        </w:rPr>
+      </w:pPr>
+      <w:r>
+        <w:rPr>
+          <w:rFonts w:asciiTheme="minorHAnsi" w:hAnsiTheme="minorHAnsi" w:cstheme="minorHAnsi"/>
+          <w:sz w:val="24"/>
+          <w:szCs w:val="24"/>
+        </w:rPr>
+        <w:t xml:space="preserve">Se seleccionó una idea de toda la lista, nuestro siguiente paso fue averiguar </w:t>
+      </w:r>
+      <w:proofErr w:type="spellStart"/>
+      <w:r>
+        <w:rPr>
+          <w:rFonts w:asciiTheme="minorHAnsi" w:hAnsiTheme="minorHAnsi" w:cstheme="minorHAnsi"/>
+          <w:sz w:val="24"/>
+          <w:szCs w:val="24"/>
+        </w:rPr>
+        <w:t>que</w:t>
+      </w:r>
+      <w:proofErr w:type="spellEnd"/>
+      <w:r>
+        <w:rPr>
+          <w:rFonts w:asciiTheme="minorHAnsi" w:hAnsiTheme="minorHAnsi" w:cstheme="minorHAnsi"/>
+          <w:sz w:val="24"/>
+          <w:szCs w:val="24"/>
+        </w:rPr>
+        <w:t xml:space="preserve"> tecnología iba a ser </w:t>
       </w:r>
       <w:r>
         <w:rPr>
@@ -3515,6 +4975,7 @@
           <w:sz w:val="28"/>
           <w:szCs w:val="28"/>
         </w:rPr>
+        <w:lastRenderedPageBreak/>
         <w:t xml:space="preserve">TECNOLOGÍAS </w:t>
       </w:r>
       <w:r>
@@ -3559,7 +5020,25 @@
           <w:sz w:val="24"/>
           <w:szCs w:val="24"/>
         </w:rPr>
-        <w:t xml:space="preserve"> será utilizada para crear el esqueleto de la página web, con el se pueden crear botones, título, formularios, “inputs”, páginas, menús, textos, etc.</w:t>
+        <w:t xml:space="preserve"> será utilizada para crear el esqueleto de la página web, con </w:t>
+      </w:r>
+      <w:proofErr w:type="spellStart"/>
+      <w:r>
+        <w:rPr>
+          <w:rFonts w:asciiTheme="minorHAnsi" w:hAnsiTheme="minorHAnsi" w:cstheme="minorHAnsi"/>
+          <w:sz w:val="24"/>
+          <w:szCs w:val="24"/>
+        </w:rPr>
+        <w:t>el</w:t>
+      </w:r>
+      <w:proofErr w:type="spellEnd"/>
+      <w:r>
+        <w:rPr>
+          <w:rFonts w:asciiTheme="minorHAnsi" w:hAnsiTheme="minorHAnsi" w:cstheme="minorHAnsi"/>
+          <w:sz w:val="24"/>
+          <w:szCs w:val="24"/>
+        </w:rPr>
+        <w:t xml:space="preserve"> se pueden crear botones, título, formularios, “inputs”, páginas, menús, textos, etc.</w:t>
       </w:r>
     </w:p>
     <w:p>
@@ -3591,7 +5070,25 @@
           <w:sz w:val="24"/>
           <w:szCs w:val="24"/>
         </w:rPr>
-        <w:t xml:space="preserve"> será utilizada para el diseño visual de la página web, con el se pueden modificar colores, tamaños, posiciones, animaciones, fuentes y se pueden distribuir elementos.</w:t>
+        <w:t xml:space="preserve"> será utilizada para el diseño visual de la página web, con </w:t>
+      </w:r>
+      <w:proofErr w:type="spellStart"/>
+      <w:r>
+        <w:rPr>
+          <w:rFonts w:asciiTheme="minorHAnsi" w:hAnsiTheme="minorHAnsi" w:cstheme="minorHAnsi"/>
+          <w:sz w:val="24"/>
+          <w:szCs w:val="24"/>
+        </w:rPr>
+        <w:t>el</w:t>
+      </w:r>
+      <w:proofErr w:type="spellEnd"/>
+      <w:r>
+        <w:rPr>
+          <w:rFonts w:asciiTheme="minorHAnsi" w:hAnsiTheme="minorHAnsi" w:cstheme="minorHAnsi"/>
+          <w:sz w:val="24"/>
+          <w:szCs w:val="24"/>
+        </w:rPr>
+        <w:t xml:space="preserve"> se pueden modificar colores, tamaños, posiciones, animaciones, fuentes y se pueden distribuir elementos.</w:t>
       </w:r>
     </w:p>
     <w:p>
@@ -3623,18 +5120,26 @@
           <w:sz w:val="24"/>
           <w:szCs w:val="24"/>
         </w:rPr>
-        <w:t xml:space="preserve"> será utilizada para agregar funcionalidades y generar interacciones en la página web, con el se detectarán clics, permitirá que el usuario se mueva de una página a otra, obtener información de formularios, realizar cálculos, modificar información automáticamente y guardar datos de manera temporal.</w:t>
-      </w:r>
-    </w:p>
-    <w:p>
-      <w:pPr>
-        <w:spacing w:line="480" w:lineRule="auto"/>
-        <w:rPr>
-          <w:rFonts w:asciiTheme="minorHAnsi" w:hAnsiTheme="minorHAnsi" w:cstheme="minorHAnsi"/>
-          <w:sz w:val="24"/>
-          <w:szCs w:val="24"/>
-        </w:rPr>
-      </w:pPr>
+        <w:t xml:space="preserve"> será utilizada para agregar funcionalidades y generar interacciones en la página web, con </w:t>
+      </w:r>
+      <w:proofErr w:type="spellStart"/>
+      <w:r>
+        <w:rPr>
+          <w:rFonts w:asciiTheme="minorHAnsi" w:hAnsiTheme="minorHAnsi" w:cstheme="minorHAnsi"/>
+          <w:sz w:val="24"/>
+          <w:szCs w:val="24"/>
+        </w:rPr>
+        <w:t>el</w:t>
+      </w:r>
+      <w:proofErr w:type="spellEnd"/>
+      <w:r>
+        <w:rPr>
+          <w:rFonts w:asciiTheme="minorHAnsi" w:hAnsiTheme="minorHAnsi" w:cstheme="minorHAnsi"/>
+          <w:sz w:val="24"/>
+          <w:szCs w:val="24"/>
+        </w:rPr>
+        <w:t xml:space="preserve"> se detectarán clics, permitirá que el usuario se mueva de una página a otra, obtener información de formularios, realizar cálculos, modificar información automáticamente y guardar datos de manera temporal.</w:t>
+      </w:r>
     </w:p>
     <w:p>
       <w:pPr>
@@ -3676,29 +5181,25 @@
           <w:szCs w:val="24"/>
         </w:rPr>
       </w:pPr>
-      <w:r>
-        <w:rPr>
-          <w:rFonts w:asciiTheme="minorHAnsi" w:hAnsiTheme="minorHAnsi" w:cstheme="minorHAnsi"/>
-          <w:sz w:val="24"/>
-          <w:szCs w:val="24"/>
-        </w:rPr>
-        <w:t xml:space="preserve">React: </w:t>
-      </w:r>
-      <w:r>
-        <w:rPr>
-          <w:rFonts w:asciiTheme="minorHAnsi" w:hAnsiTheme="minorHAnsi" w:cstheme="minorHAnsi"/>
-          <w:sz w:val="24"/>
-          <w:szCs w:val="24"/>
-        </w:rPr>
-        <w:t>aunque es útil para aplicaciones grandes, dinámicas y organiza interfaces grandes y las actualiza automáticamente ante cambios, fue descartada debido a que no es necesaria para el comienzo de un proyecto y e</w:t>
-      </w:r>
-      <w:r>
-        <w:rPr>
-          <w:rFonts w:asciiTheme="minorHAnsi" w:hAnsiTheme="minorHAnsi" w:cstheme="minorHAnsi"/>
-          <w:sz w:val="24"/>
-          <w:szCs w:val="24"/>
-        </w:rPr>
-        <w:t>s mejor aprender a utilizar</w:t>
+      <w:proofErr w:type="spellStart"/>
+      <w:r>
+        <w:rPr>
+          <w:rFonts w:asciiTheme="minorHAnsi" w:hAnsiTheme="minorHAnsi" w:cstheme="minorHAnsi"/>
+          <w:sz w:val="24"/>
+          <w:szCs w:val="24"/>
+          <w:highlight w:val="lightGray"/>
+        </w:rPr>
+        <w:t>React</w:t>
+      </w:r>
+      <w:proofErr w:type="spellEnd"/>
+      <w:r>
+        <w:rPr>
+          <w:rFonts w:asciiTheme="minorHAnsi" w:hAnsiTheme="minorHAnsi" w:cstheme="minorHAnsi"/>
+          <w:sz w:val="24"/>
+          <w:szCs w:val="24"/>
+          <w:highlight w:val="lightGray"/>
+        </w:rPr>
+        <w:t>:</w:t>
       </w:r>
       <w:r>
         <w:rPr>
@@ -3714,15 +5215,7 @@
           <w:sz w:val="24"/>
           <w:szCs w:val="24"/>
         </w:rPr>
-        <w:t>correctamente</w:t>
-      </w:r>
-      <w:r>
-        <w:rPr>
-          <w:rFonts w:asciiTheme="minorHAnsi" w:hAnsiTheme="minorHAnsi" w:cstheme="minorHAnsi"/>
-          <w:sz w:val="24"/>
-          <w:szCs w:val="24"/>
-        </w:rPr>
-        <w:t xml:space="preserve"> HTML, CSS y JavaScript porque esta no las reemplaza.</w:t>
+        <w:t>aunque es útil para aplicaciones grandes, dinámicas y organiza interfaces grandes y las actualiza automáticamente ante cambios, fue descartada debido a que no es necesaria para el comienzo de un proyecto y es mejor aprender a utilizar correctamente HTML, CSS y JavaScript porque esta no las reemplaza.</w:t>
       </w:r>
     </w:p>
     <w:p>
@@ -3744,8 +5237,17 @@
           <w:rFonts w:asciiTheme="minorHAnsi" w:hAnsiTheme="minorHAnsi" w:cstheme="minorHAnsi"/>
           <w:sz w:val="24"/>
           <w:szCs w:val="24"/>
-        </w:rPr>
-        <w:t>Base de datos: se considera necesaria a futuro</w:t>
+          <w:highlight w:val="lightGray"/>
+        </w:rPr>
+        <w:t>Base de datos:</w:t>
+      </w:r>
+      <w:r>
+        <w:rPr>
+          <w:rFonts w:asciiTheme="minorHAnsi" w:hAnsiTheme="minorHAnsi" w:cstheme="minorHAnsi"/>
+          <w:sz w:val="24"/>
+          <w:szCs w:val="24"/>
+        </w:rPr>
+        <w:t xml:space="preserve"> se considera necesaria a futuro</w:t>
       </w:r>
       <w:r>
         <w:rPr>
@@ -3761,48 +5263,126 @@
           <w:sz w:val="24"/>
           <w:szCs w:val="24"/>
         </w:rPr>
-        <w:t xml:space="preserve">primero se trabajará con LocalStorage y datos temporales del </w:t>
-      </w:r>
-      <w:r>
-        <w:rPr>
-          <w:rFonts w:asciiTheme="minorHAnsi" w:hAnsiTheme="minorHAnsi" w:cstheme="minorHAnsi"/>
-          <w:sz w:val="24"/>
-          <w:szCs w:val="24"/>
+        <w:t xml:space="preserve">primero se trabajará con </w:t>
+      </w:r>
+      <w:proofErr w:type="spellStart"/>
+      <w:r>
+        <w:rPr>
+          <w:rFonts w:asciiTheme="minorHAnsi" w:hAnsiTheme="minorHAnsi" w:cstheme="minorHAnsi"/>
+          <w:sz w:val="24"/>
+          <w:szCs w:val="24"/>
+        </w:rPr>
+        <w:t>LocalStorage</w:t>
+      </w:r>
+      <w:proofErr w:type="spellEnd"/>
+      <w:r>
+        <w:rPr>
+          <w:rFonts w:asciiTheme="minorHAnsi" w:hAnsiTheme="minorHAnsi" w:cstheme="minorHAnsi"/>
+          <w:sz w:val="24"/>
+          <w:szCs w:val="24"/>
+        </w:rPr>
+        <w:t xml:space="preserve"> y datos temporales del navegador</w:t>
+      </w:r>
+      <w:r>
+        <w:rPr>
+          <w:rFonts w:asciiTheme="minorHAnsi" w:hAnsiTheme="minorHAnsi" w:cstheme="minorHAnsi"/>
+          <w:sz w:val="24"/>
+          <w:szCs w:val="24"/>
+        </w:rPr>
+        <w:t xml:space="preserve">). Opciones investigadas: </w:t>
+      </w:r>
+      <w:proofErr w:type="spellStart"/>
+      <w:r>
+        <w:rPr>
+          <w:rFonts w:asciiTheme="minorHAnsi" w:hAnsiTheme="minorHAnsi" w:cstheme="minorHAnsi"/>
+          <w:sz w:val="24"/>
+          <w:szCs w:val="24"/>
+        </w:rPr>
+        <w:t>Firebase</w:t>
+      </w:r>
+      <w:proofErr w:type="spellEnd"/>
+      <w:r>
+        <w:rPr>
+          <w:rFonts w:asciiTheme="minorHAnsi" w:hAnsiTheme="minorHAnsi" w:cstheme="minorHAnsi"/>
+          <w:sz w:val="24"/>
+          <w:szCs w:val="24"/>
+        </w:rPr>
+        <w:t xml:space="preserve">, </w:t>
+      </w:r>
+      <w:proofErr w:type="spellStart"/>
+      <w:r>
+        <w:rPr>
+          <w:rFonts w:asciiTheme="minorHAnsi" w:hAnsiTheme="minorHAnsi" w:cstheme="minorHAnsi"/>
+          <w:sz w:val="24"/>
+          <w:szCs w:val="24"/>
+        </w:rPr>
+        <w:t>Supabase</w:t>
+      </w:r>
+      <w:proofErr w:type="spellEnd"/>
+      <w:r>
+        <w:rPr>
+          <w:rFonts w:asciiTheme="minorHAnsi" w:hAnsiTheme="minorHAnsi" w:cstheme="minorHAnsi"/>
+          <w:sz w:val="24"/>
+          <w:szCs w:val="24"/>
+        </w:rPr>
+        <w:t xml:space="preserve">, MySQL, </w:t>
+      </w:r>
+      <w:proofErr w:type="spellStart"/>
+      <w:r>
+        <w:rPr>
+          <w:rFonts w:asciiTheme="minorHAnsi" w:hAnsiTheme="minorHAnsi" w:cstheme="minorHAnsi"/>
+          <w:sz w:val="24"/>
+          <w:szCs w:val="24"/>
+        </w:rPr>
+        <w:t>PostSQL</w:t>
+      </w:r>
+      <w:proofErr w:type="spellEnd"/>
+      <w:r>
+        <w:rPr>
+          <w:rFonts w:asciiTheme="minorHAnsi" w:hAnsiTheme="minorHAnsi" w:cstheme="minorHAnsi"/>
+          <w:sz w:val="24"/>
+          <w:szCs w:val="24"/>
+        </w:rPr>
+        <w:t>.</w:t>
+      </w:r>
+    </w:p>
+    <w:p>
+      <w:pPr>
+        <w:pStyle w:val="NormalWeb"/>
+        <w:spacing w:line="480" w:lineRule="auto"/>
+        <w:rPr>
+          <w:rFonts w:asciiTheme="minorHAnsi" w:hAnsiTheme="minorHAnsi" w:cstheme="minorHAnsi"/>
+          <w:lang w:val="es-AR"/>
+        </w:rPr>
+      </w:pPr>
+      <w:proofErr w:type="spellStart"/>
+      <w:r>
+        <w:rPr>
+          <w:rFonts w:asciiTheme="minorHAnsi" w:hAnsiTheme="minorHAnsi" w:cstheme="minorHAnsi"/>
         </w:rPr>
         <w:lastRenderedPageBreak/>
-        <w:t>navegador</w:t>
-      </w:r>
-      <w:r>
-        <w:rPr>
-          <w:rFonts w:asciiTheme="minorHAnsi" w:hAnsiTheme="minorHAnsi" w:cstheme="minorHAnsi"/>
-          <w:sz w:val="24"/>
-          <w:szCs w:val="24"/>
-        </w:rPr>
-        <w:t>). Opciones investigadas: Firebase, Supabase, MySQL, PostSQL.</w:t>
-      </w:r>
-    </w:p>
-    <w:p>
-      <w:pPr>
-        <w:spacing w:line="480" w:lineRule="auto"/>
-        <w:rPr>
-          <w:rFonts w:asciiTheme="minorHAnsi" w:hAnsiTheme="minorHAnsi" w:cstheme="minorHAnsi"/>
-        </w:rPr>
-      </w:pPr>
-    </w:p>
-    <w:p>
-      <w:pPr>
-        <w:pStyle w:val="NormalWeb"/>
-        <w:spacing w:line="480" w:lineRule="auto"/>
-        <w:rPr>
-          <w:rFonts w:asciiTheme="minorHAnsi" w:hAnsiTheme="minorHAnsi" w:cstheme="minorHAnsi"/>
-          <w:lang w:val="es-AR"/>
-        </w:rPr>
-      </w:pPr>
-      <w:r>
-        <w:rPr>
-          <w:rFonts w:asciiTheme="minorHAnsi" w:hAnsiTheme="minorHAnsi" w:cstheme="minorHAnsi"/>
-        </w:rPr>
-        <w:t xml:space="preserve">Preguntas como </w:t>
+        <w:t>Preguntas</w:t>
+      </w:r>
+      <w:proofErr w:type="spellEnd"/>
+      <w:r>
+        <w:rPr>
+          <w:rFonts w:asciiTheme="minorHAnsi" w:hAnsiTheme="minorHAnsi" w:cstheme="minorHAnsi"/>
+        </w:rPr>
+        <w:t xml:space="preserve"> </w:t>
+      </w:r>
+      <w:proofErr w:type="spellStart"/>
+      <w:r>
+        <w:rPr>
+          <w:rFonts w:asciiTheme="minorHAnsi" w:hAnsiTheme="minorHAnsi" w:cstheme="minorHAnsi"/>
+        </w:rPr>
+        <w:t>como</w:t>
+      </w:r>
+      <w:proofErr w:type="spellEnd"/>
+      <w:r>
+        <w:rPr>
+          <w:rFonts w:asciiTheme="minorHAnsi" w:hAnsiTheme="minorHAnsi" w:cstheme="minorHAnsi"/>
+        </w:rPr>
+        <w:t xml:space="preserve"> </w:t>
       </w:r>
       <w:r>
         <w:rPr>
@@ -3810,28 +5390,284 @@
           <w:b/>
           <w:bCs/>
         </w:rPr>
-        <w:t xml:space="preserve">¿qué necesitamos aprender para realizar nuestra página web? </w:t>
-      </w:r>
-      <w:r>
-        <w:rPr>
-          <w:rFonts w:asciiTheme="minorHAnsi" w:hAnsiTheme="minorHAnsi" w:cstheme="minorHAnsi"/>
-        </w:rPr>
-        <w:t xml:space="preserve">Y </w:t>
-      </w:r>
+        <w:t>¿</w:t>
+      </w:r>
+      <w:proofErr w:type="spellStart"/>
       <w:r>
         <w:rPr>
           <w:rFonts w:asciiTheme="minorHAnsi" w:hAnsiTheme="minorHAnsi" w:cstheme="minorHAnsi"/>
           <w:b/>
           <w:bCs/>
         </w:rPr>
-        <w:t>¿de qué parte podría encargarse cada integrante del equipo?</w:t>
-      </w:r>
-      <w:r>
-        <w:rPr>
-          <w:rFonts w:asciiTheme="minorHAnsi" w:hAnsiTheme="minorHAnsi" w:cstheme="minorHAnsi"/>
-        </w:rPr>
-        <w:t xml:space="preserve"> aparecieron eventualmente</w:t>
-      </w:r>
+        <w:t>qué</w:t>
+      </w:r>
+      <w:proofErr w:type="spellEnd"/>
+      <w:r>
+        <w:rPr>
+          <w:rFonts w:asciiTheme="minorHAnsi" w:hAnsiTheme="minorHAnsi" w:cstheme="minorHAnsi"/>
+          <w:b/>
+          <w:bCs/>
+        </w:rPr>
+        <w:t xml:space="preserve"> </w:t>
+      </w:r>
+      <w:proofErr w:type="spellStart"/>
+      <w:r>
+        <w:rPr>
+          <w:rFonts w:asciiTheme="minorHAnsi" w:hAnsiTheme="minorHAnsi" w:cstheme="minorHAnsi"/>
+          <w:b/>
+          <w:bCs/>
+        </w:rPr>
+        <w:t>necesitamos</w:t>
+      </w:r>
+      <w:proofErr w:type="spellEnd"/>
+      <w:r>
+        <w:rPr>
+          <w:rFonts w:asciiTheme="minorHAnsi" w:hAnsiTheme="minorHAnsi" w:cstheme="minorHAnsi"/>
+          <w:b/>
+          <w:bCs/>
+        </w:rPr>
+        <w:t xml:space="preserve"> </w:t>
+      </w:r>
+      <w:proofErr w:type="spellStart"/>
+      <w:r>
+        <w:rPr>
+          <w:rFonts w:asciiTheme="minorHAnsi" w:hAnsiTheme="minorHAnsi" w:cstheme="minorHAnsi"/>
+          <w:b/>
+          <w:bCs/>
+        </w:rPr>
+        <w:t>aprender</w:t>
+      </w:r>
+      <w:proofErr w:type="spellEnd"/>
+      <w:r>
+        <w:rPr>
+          <w:rFonts w:asciiTheme="minorHAnsi" w:hAnsiTheme="minorHAnsi" w:cstheme="minorHAnsi"/>
+          <w:b/>
+          <w:bCs/>
+        </w:rPr>
+        <w:t xml:space="preserve"> para </w:t>
+      </w:r>
+      <w:proofErr w:type="spellStart"/>
+      <w:r>
+        <w:rPr>
+          <w:rFonts w:asciiTheme="minorHAnsi" w:hAnsiTheme="minorHAnsi" w:cstheme="minorHAnsi"/>
+          <w:b/>
+          <w:bCs/>
+        </w:rPr>
+        <w:t>realizar</w:t>
+      </w:r>
+      <w:proofErr w:type="spellEnd"/>
+      <w:r>
+        <w:rPr>
+          <w:rFonts w:asciiTheme="minorHAnsi" w:hAnsiTheme="minorHAnsi" w:cstheme="minorHAnsi"/>
+          <w:b/>
+          <w:bCs/>
+        </w:rPr>
+        <w:t xml:space="preserve"> </w:t>
+      </w:r>
+      <w:proofErr w:type="spellStart"/>
+      <w:r>
+        <w:rPr>
+          <w:rFonts w:asciiTheme="minorHAnsi" w:hAnsiTheme="minorHAnsi" w:cstheme="minorHAnsi"/>
+          <w:b/>
+          <w:bCs/>
+        </w:rPr>
+        <w:t>nuestra</w:t>
+      </w:r>
+      <w:proofErr w:type="spellEnd"/>
+      <w:r>
+        <w:rPr>
+          <w:rFonts w:asciiTheme="minorHAnsi" w:hAnsiTheme="minorHAnsi" w:cstheme="minorHAnsi"/>
+          <w:b/>
+          <w:bCs/>
+        </w:rPr>
+        <w:t xml:space="preserve"> </w:t>
+      </w:r>
+      <w:proofErr w:type="spellStart"/>
+      <w:r>
+        <w:rPr>
+          <w:rFonts w:asciiTheme="minorHAnsi" w:hAnsiTheme="minorHAnsi" w:cstheme="minorHAnsi"/>
+          <w:b/>
+          <w:bCs/>
+        </w:rPr>
+        <w:t>página</w:t>
+      </w:r>
+      <w:proofErr w:type="spellEnd"/>
+      <w:r>
+        <w:rPr>
+          <w:rFonts w:asciiTheme="minorHAnsi" w:hAnsiTheme="minorHAnsi" w:cstheme="minorHAnsi"/>
+          <w:b/>
+          <w:bCs/>
+        </w:rPr>
+        <w:t xml:space="preserve"> web? </w:t>
+      </w:r>
+      <w:r>
+        <w:rPr>
+          <w:rFonts w:asciiTheme="minorHAnsi" w:hAnsiTheme="minorHAnsi" w:cstheme="minorHAnsi"/>
+        </w:rPr>
+        <w:t xml:space="preserve">Y </w:t>
+      </w:r>
+      <w:r>
+        <w:rPr>
+          <w:rFonts w:asciiTheme="minorHAnsi" w:hAnsiTheme="minorHAnsi" w:cstheme="minorHAnsi"/>
+          <w:b/>
+          <w:bCs/>
+        </w:rPr>
+        <w:t xml:space="preserve">¿de </w:t>
+      </w:r>
+      <w:proofErr w:type="spellStart"/>
+      <w:r>
+        <w:rPr>
+          <w:rFonts w:asciiTheme="minorHAnsi" w:hAnsiTheme="minorHAnsi" w:cstheme="minorHAnsi"/>
+          <w:b/>
+          <w:bCs/>
+        </w:rPr>
+        <w:t>qué</w:t>
+      </w:r>
+      <w:proofErr w:type="spellEnd"/>
+      <w:r>
+        <w:rPr>
+          <w:rFonts w:asciiTheme="minorHAnsi" w:hAnsiTheme="minorHAnsi" w:cstheme="minorHAnsi"/>
+          <w:b/>
+          <w:bCs/>
+        </w:rPr>
+        <w:t xml:space="preserve"> </w:t>
+      </w:r>
+      <w:proofErr w:type="spellStart"/>
+      <w:r>
+        <w:rPr>
+          <w:rFonts w:asciiTheme="minorHAnsi" w:hAnsiTheme="minorHAnsi" w:cstheme="minorHAnsi"/>
+          <w:b/>
+          <w:bCs/>
+        </w:rPr>
+        <w:t>parte</w:t>
+      </w:r>
+      <w:proofErr w:type="spellEnd"/>
+      <w:r>
+        <w:rPr>
+          <w:rFonts w:asciiTheme="minorHAnsi" w:hAnsiTheme="minorHAnsi" w:cstheme="minorHAnsi"/>
+          <w:b/>
+          <w:bCs/>
+        </w:rPr>
+        <w:t xml:space="preserve"> </w:t>
+      </w:r>
+      <w:proofErr w:type="spellStart"/>
+      <w:r>
+        <w:rPr>
+          <w:rFonts w:asciiTheme="minorHAnsi" w:hAnsiTheme="minorHAnsi" w:cstheme="minorHAnsi"/>
+          <w:b/>
+          <w:bCs/>
+        </w:rPr>
+        <w:t>podría</w:t>
+      </w:r>
+      <w:proofErr w:type="spellEnd"/>
+      <w:r>
+        <w:rPr>
+          <w:rFonts w:asciiTheme="minorHAnsi" w:hAnsiTheme="minorHAnsi" w:cstheme="minorHAnsi"/>
+          <w:b/>
+          <w:bCs/>
+        </w:rPr>
+        <w:t xml:space="preserve"> </w:t>
+      </w:r>
+      <w:proofErr w:type="spellStart"/>
+      <w:r>
+        <w:rPr>
+          <w:rFonts w:asciiTheme="minorHAnsi" w:hAnsiTheme="minorHAnsi" w:cstheme="minorHAnsi"/>
+          <w:b/>
+          <w:bCs/>
+        </w:rPr>
+        <w:t>encargarse</w:t>
+      </w:r>
+      <w:proofErr w:type="spellEnd"/>
+      <w:r>
+        <w:rPr>
+          <w:rFonts w:asciiTheme="minorHAnsi" w:hAnsiTheme="minorHAnsi" w:cstheme="minorHAnsi"/>
+          <w:b/>
+          <w:bCs/>
+        </w:rPr>
+        <w:t xml:space="preserve"> </w:t>
+      </w:r>
+      <w:proofErr w:type="spellStart"/>
+      <w:r>
+        <w:rPr>
+          <w:rFonts w:asciiTheme="minorHAnsi" w:hAnsiTheme="minorHAnsi" w:cstheme="minorHAnsi"/>
+          <w:b/>
+          <w:bCs/>
+        </w:rPr>
+        <w:t>cada</w:t>
+      </w:r>
+      <w:proofErr w:type="spellEnd"/>
+      <w:r>
+        <w:rPr>
+          <w:rFonts w:asciiTheme="minorHAnsi" w:hAnsiTheme="minorHAnsi" w:cstheme="minorHAnsi"/>
+          <w:b/>
+          <w:bCs/>
+        </w:rPr>
+        <w:t xml:space="preserve"> </w:t>
+      </w:r>
+      <w:proofErr w:type="spellStart"/>
+      <w:r>
+        <w:rPr>
+          <w:rFonts w:asciiTheme="minorHAnsi" w:hAnsiTheme="minorHAnsi" w:cstheme="minorHAnsi"/>
+          <w:b/>
+          <w:bCs/>
+        </w:rPr>
+        <w:t>integrante</w:t>
+      </w:r>
+      <w:proofErr w:type="spellEnd"/>
+      <w:r>
+        <w:rPr>
+          <w:rFonts w:asciiTheme="minorHAnsi" w:hAnsiTheme="minorHAnsi" w:cstheme="minorHAnsi"/>
+          <w:b/>
+          <w:bCs/>
+        </w:rPr>
+        <w:t xml:space="preserve"> del </w:t>
+      </w:r>
+      <w:proofErr w:type="spellStart"/>
+      <w:r>
+        <w:rPr>
+          <w:rFonts w:asciiTheme="minorHAnsi" w:hAnsiTheme="minorHAnsi" w:cstheme="minorHAnsi"/>
+          <w:b/>
+          <w:bCs/>
+        </w:rPr>
+        <w:t>equipo</w:t>
+      </w:r>
+      <w:proofErr w:type="spellEnd"/>
+      <w:r>
+        <w:rPr>
+          <w:rFonts w:asciiTheme="minorHAnsi" w:hAnsiTheme="minorHAnsi" w:cstheme="minorHAnsi"/>
+          <w:b/>
+          <w:bCs/>
+        </w:rPr>
+        <w:t>?</w:t>
+      </w:r>
+      <w:r>
+        <w:rPr>
+          <w:rFonts w:asciiTheme="minorHAnsi" w:hAnsiTheme="minorHAnsi" w:cstheme="minorHAnsi"/>
+        </w:rPr>
+        <w:t xml:space="preserve"> </w:t>
+      </w:r>
+      <w:proofErr w:type="spellStart"/>
+      <w:r>
+        <w:rPr>
+          <w:rFonts w:asciiTheme="minorHAnsi" w:hAnsiTheme="minorHAnsi" w:cstheme="minorHAnsi"/>
+        </w:rPr>
+        <w:t>aparecieron</w:t>
+      </w:r>
+      <w:proofErr w:type="spellEnd"/>
+      <w:r>
+        <w:rPr>
+          <w:rFonts w:asciiTheme="minorHAnsi" w:hAnsiTheme="minorHAnsi" w:cstheme="minorHAnsi"/>
+        </w:rPr>
+        <w:t xml:space="preserve"> </w:t>
+      </w:r>
+      <w:proofErr w:type="spellStart"/>
+      <w:r>
+        <w:rPr>
+          <w:rFonts w:asciiTheme="minorHAnsi" w:hAnsiTheme="minorHAnsi" w:cstheme="minorHAnsi"/>
+        </w:rPr>
+        <w:t>eventualmente</w:t>
+      </w:r>
+      <w:proofErr w:type="spellEnd"/>
       <w:r>
         <w:rPr>
           <w:rFonts w:asciiTheme="minorHAnsi" w:hAnsiTheme="minorHAnsi" w:cstheme="minorHAnsi"/>
@@ -3843,29 +5679,31 @@
           <w:rFonts w:asciiTheme="minorHAnsi" w:hAnsiTheme="minorHAnsi" w:cstheme="minorHAnsi"/>
           <w:lang w:val="es-AR"/>
         </w:rPr>
-        <w:t xml:space="preserve">Se concluyó que el </w:t>
+        <w:t>Se concluyó que el proyecto comenzará con una estructura simple utilizando: HTML, JavaScript</w:t>
       </w:r>
       <w:r>
         <w:rPr>
           <w:rFonts w:asciiTheme="minorHAnsi" w:hAnsiTheme="minorHAnsi" w:cstheme="minorHAnsi"/>
           <w:lang w:val="es-AR"/>
         </w:rPr>
-        <w:t>proyecto comenzará con una estructura simple utilizando:</w:t>
+        <w:t xml:space="preserve">, CSS </w:t>
       </w:r>
       <w:r>
         <w:rPr>
           <w:rFonts w:asciiTheme="minorHAnsi" w:hAnsiTheme="minorHAnsi" w:cstheme="minorHAnsi"/>
           <w:lang w:val="es-AR"/>
         </w:rPr>
-        <w:t xml:space="preserve"> </w:t>
-      </w:r>
+        <w:t xml:space="preserve">y la organización modular de carpetas. Posteriormente, podrá escalar hacia CSS avanzado, </w:t>
+      </w:r>
+      <w:proofErr w:type="spellStart"/>
       <w:r>
         <w:rPr>
           <w:rFonts w:asciiTheme="minorHAnsi" w:hAnsiTheme="minorHAnsi" w:cstheme="minorHAnsi"/>
           <w:lang w:val="es-AR"/>
         </w:rPr>
-        <w:t>HTML</w:t>
-      </w:r>
+        <w:t>React</w:t>
+      </w:r>
+      <w:proofErr w:type="spellEnd"/>
       <w:r>
         <w:rPr>
           <w:rFonts w:asciiTheme="minorHAnsi" w:hAnsiTheme="minorHAnsi" w:cstheme="minorHAnsi"/>
@@ -3878,140 +5716,30 @@
           <w:rFonts w:asciiTheme="minorHAnsi" w:hAnsiTheme="minorHAnsi" w:cstheme="minorHAnsi"/>
           <w:lang w:val="es-AR"/>
         </w:rPr>
-        <w:t>JavaScript</w:t>
+        <w:t xml:space="preserve">implementar </w:t>
       </w:r>
       <w:r>
         <w:rPr>
           <w:rFonts w:asciiTheme="minorHAnsi" w:hAnsiTheme="minorHAnsi" w:cstheme="minorHAnsi"/>
           <w:lang w:val="es-AR"/>
         </w:rPr>
-        <w:t xml:space="preserve"> y la o</w:t>
-      </w:r>
+        <w:t xml:space="preserve">bases de datos, </w:t>
+      </w:r>
+      <w:proofErr w:type="spellStart"/>
       <w:r>
         <w:rPr>
           <w:rFonts w:asciiTheme="minorHAnsi" w:hAnsiTheme="minorHAnsi" w:cstheme="minorHAnsi"/>
           <w:lang w:val="es-AR"/>
         </w:rPr>
-        <w:t>rganización modular de carpetas</w:t>
-      </w:r>
+        <w:t>dashboards</w:t>
+      </w:r>
+      <w:proofErr w:type="spellEnd"/>
       <w:r>
         <w:rPr>
           <w:rFonts w:asciiTheme="minorHAnsi" w:hAnsiTheme="minorHAnsi" w:cstheme="minorHAnsi"/>
           <w:lang w:val="es-AR"/>
         </w:rPr>
-        <w:t xml:space="preserve">. </w:t>
-      </w:r>
-      <w:r>
-        <w:rPr>
-          <w:rFonts w:asciiTheme="minorHAnsi" w:hAnsiTheme="minorHAnsi" w:cstheme="minorHAnsi"/>
-          <w:lang w:val="es-AR"/>
-        </w:rPr>
-        <w:t>Posteriormente, podrá escalar hacia</w:t>
-      </w:r>
-      <w:r>
-        <w:rPr>
-          <w:rFonts w:asciiTheme="minorHAnsi" w:hAnsiTheme="minorHAnsi" w:cstheme="minorHAnsi"/>
-          <w:lang w:val="es-AR"/>
-        </w:rPr>
-        <w:t xml:space="preserve"> C</w:t>
-      </w:r>
-      <w:r>
-        <w:rPr>
-          <w:rFonts w:asciiTheme="minorHAnsi" w:hAnsiTheme="minorHAnsi" w:cstheme="minorHAnsi"/>
-          <w:lang w:val="es-AR"/>
-        </w:rPr>
-        <w:t xml:space="preserve">SS </w:t>
-      </w:r>
-      <w:r>
-        <w:rPr>
-          <w:rFonts w:asciiTheme="minorHAnsi" w:hAnsiTheme="minorHAnsi" w:cstheme="minorHAnsi"/>
-          <w:lang w:val="es-AR"/>
-        </w:rPr>
-        <w:t xml:space="preserve">avanzado, </w:t>
-      </w:r>
-      <w:r>
-        <w:rPr>
-          <w:rFonts w:asciiTheme="minorHAnsi" w:hAnsiTheme="minorHAnsi" w:cstheme="minorHAnsi"/>
-          <w:lang w:val="es-AR"/>
-        </w:rPr>
-        <w:t>React</w:t>
-      </w:r>
-      <w:r>
-        <w:rPr>
-          <w:rFonts w:asciiTheme="minorHAnsi" w:hAnsiTheme="minorHAnsi" w:cstheme="minorHAnsi"/>
-          <w:lang w:val="es-AR"/>
-        </w:rPr>
-        <w:t xml:space="preserve">, </w:t>
-      </w:r>
-      <w:r>
-        <w:rPr>
-          <w:rFonts w:asciiTheme="minorHAnsi" w:hAnsiTheme="minorHAnsi" w:cstheme="minorHAnsi"/>
-          <w:lang w:val="es-AR"/>
-        </w:rPr>
-        <w:t xml:space="preserve">implementar </w:t>
-      </w:r>
-      <w:r>
-        <w:rPr>
-          <w:rFonts w:asciiTheme="minorHAnsi" w:hAnsiTheme="minorHAnsi" w:cstheme="minorHAnsi"/>
-          <w:lang w:val="es-AR"/>
-        </w:rPr>
-        <w:t>b</w:t>
-      </w:r>
-      <w:r>
-        <w:rPr>
-          <w:rFonts w:asciiTheme="minorHAnsi" w:hAnsiTheme="minorHAnsi" w:cstheme="minorHAnsi"/>
-          <w:lang w:val="es-AR"/>
-        </w:rPr>
-        <w:t>ases de datos</w:t>
-      </w:r>
-      <w:r>
-        <w:rPr>
-          <w:rFonts w:asciiTheme="minorHAnsi" w:hAnsiTheme="minorHAnsi" w:cstheme="minorHAnsi"/>
-          <w:lang w:val="es-AR"/>
-        </w:rPr>
-        <w:t>, d</w:t>
-      </w:r>
-      <w:r>
-        <w:rPr>
-          <w:rFonts w:asciiTheme="minorHAnsi" w:hAnsiTheme="minorHAnsi" w:cstheme="minorHAnsi"/>
-          <w:lang w:val="es-AR"/>
-        </w:rPr>
-        <w:t>ashboards dinámicos</w:t>
-      </w:r>
-      <w:r>
-        <w:rPr>
-          <w:rFonts w:asciiTheme="minorHAnsi" w:hAnsiTheme="minorHAnsi" w:cstheme="minorHAnsi"/>
-          <w:lang w:val="es-AR"/>
-        </w:rPr>
-        <w:t>, j</w:t>
-      </w:r>
-      <w:r>
-        <w:rPr>
-          <w:rFonts w:asciiTheme="minorHAnsi" w:hAnsiTheme="minorHAnsi" w:cstheme="minorHAnsi"/>
-          <w:lang w:val="es-AR"/>
-        </w:rPr>
-        <w:t>uegos interactivos</w:t>
-      </w:r>
-      <w:r>
-        <w:rPr>
-          <w:rFonts w:asciiTheme="minorHAnsi" w:hAnsiTheme="minorHAnsi" w:cstheme="minorHAnsi"/>
-          <w:lang w:val="es-AR"/>
-        </w:rPr>
-        <w:t xml:space="preserve"> y h</w:t>
-      </w:r>
-      <w:r>
-        <w:rPr>
-          <w:rFonts w:asciiTheme="minorHAnsi" w:hAnsiTheme="minorHAnsi" w:cstheme="minorHAnsi"/>
-          <w:lang w:val="es-AR"/>
-        </w:rPr>
-        <w:t>erramientas financieras más complejas</w:t>
-      </w:r>
-      <w:r>
-        <w:rPr>
-          <w:rFonts w:asciiTheme="minorHAnsi" w:hAnsiTheme="minorHAnsi" w:cstheme="minorHAnsi"/>
-          <w:lang w:val="es-AR"/>
-        </w:rPr>
-        <w:t>.</w:t>
+        <w:t xml:space="preserve"> dinámicos, juegos interactivos y herramientas financieras más complejas.</w:t>
       </w:r>
     </w:p>
     <w:p>
@@ -4029,7 +5757,24 @@
           <w:highlight w:val="lightGray"/>
           <w:lang w:val="es-AR"/>
         </w:rPr>
-        <w:t>Nuestro objetivo principal fue</w:t>
+        <w:t>Nuestro objetivo principal fue construir una base sólida y comprender correctamente los fundamentos del desarrollo web antes de incorporar tecnologías más avanzadas.</w:t>
+      </w:r>
+    </w:p>
+    <w:p>
+      <w:pPr>
+        <w:pStyle w:val="NormalWeb"/>
+        <w:spacing w:line="480" w:lineRule="auto"/>
+        <w:rPr>
+          <w:rFonts w:asciiTheme="minorHAnsi" w:hAnsiTheme="minorHAnsi" w:cstheme="minorHAnsi"/>
+          <w:lang w:val="es-AR"/>
+        </w:rPr>
+      </w:pPr>
+      <w:r>
+        <w:rPr>
+          <w:rFonts w:asciiTheme="minorHAnsi" w:hAnsiTheme="minorHAnsi" w:cstheme="minorHAnsi"/>
+          <w:lang w:val="es-AR"/>
+        </w:rPr>
+        <w:t xml:space="preserve">Llegamos a un acuerdo mutuo entre los integrantes del equipo, </w:t>
       </w:r>
       <w:r>
         <w:rPr>
@@ -4037,24 +5782,7 @@
           <w:highlight w:val="lightGray"/>
           <w:lang w:val="es-AR"/>
         </w:rPr>
-        <w:t xml:space="preserve"> construir una base sólida y comprender correctamente los fundamentos del desarrollo web antes de incorporar tecnologías más avanzadas.</w:t>
-      </w:r>
-    </w:p>
-    <w:p>
-      <w:pPr>
-        <w:pStyle w:val="NormalWeb"/>
-        <w:spacing w:line="480" w:lineRule="auto"/>
-        <w:rPr>
-          <w:rFonts w:asciiTheme="minorHAnsi" w:hAnsiTheme="minorHAnsi" w:cstheme="minorHAnsi"/>
-          <w:lang w:val="es-AR"/>
-        </w:rPr>
-      </w:pPr>
-      <w:r>
-        <w:rPr>
-          <w:rFonts w:asciiTheme="minorHAnsi" w:hAnsiTheme="minorHAnsi" w:cstheme="minorHAnsi"/>
-          <w:lang w:val="es-AR"/>
-        </w:rPr>
-        <w:t xml:space="preserve">Llegamos a un acuerdo mutuo entre los integrantes del equipo, </w:t>
+        <w:t xml:space="preserve">cada uno se dedicaría a lo que más le interesa, aportando a la investigación y documentación sin importar lo </w:t>
       </w:r>
       <w:r>
         <w:rPr>
@@ -4062,39 +5790,135 @@
           <w:highlight w:val="lightGray"/>
           <w:lang w:val="es-AR"/>
         </w:rPr>
-        <w:t>cada uno se dedicaría a lo que más le interesa, aportando a la investigación y documentación sin importar lo seleccionado y apoyándose mutuamente en lo que se necesitara incluso si no era del ámbito acordado.</w:t>
-      </w:r>
-      <w:r>
-        <w:rPr>
-          <w:rFonts w:asciiTheme="minorHAnsi" w:hAnsiTheme="minorHAnsi" w:cstheme="minorHAnsi"/>
+        <w:t xml:space="preserve">que haya </w:t>
+      </w:r>
+      <w:r>
+        <w:rPr>
+          <w:rFonts w:asciiTheme="minorHAnsi" w:hAnsiTheme="minorHAnsi" w:cstheme="minorHAnsi"/>
+          <w:highlight w:val="lightGray"/>
           <w:lang w:val="es-AR"/>
         </w:rPr>
-        <w:t xml:space="preserve"> </w:t>
-      </w:r>
-    </w:p>
-    <w:p>
-      <w:pPr>
-        <w:pStyle w:val="Ttulo"/>
+        <w:t xml:space="preserve">seleccionado y apoyándose mutuamente en lo que </w:t>
+      </w:r>
+      <w:r>
+        <w:rPr>
+          <w:rFonts w:asciiTheme="minorHAnsi" w:hAnsiTheme="minorHAnsi" w:cstheme="minorHAnsi"/>
+          <w:highlight w:val="lightGray"/>
+          <w:lang w:val="es-AR"/>
+        </w:rPr>
+        <w:t>el otro</w:t>
+      </w:r>
+      <w:r>
+        <w:rPr>
+          <w:rFonts w:asciiTheme="minorHAnsi" w:hAnsiTheme="minorHAnsi" w:cstheme="minorHAnsi"/>
+          <w:highlight w:val="lightGray"/>
+          <w:lang w:val="es-AR"/>
+        </w:rPr>
+        <w:t xml:space="preserve"> necesitara incluso si no era del ámbito acordado.</w:t>
+      </w:r>
+    </w:p>
+    <w:p>
+      <w:pPr>
+        <w:pStyle w:val="Ttulo3"/>
         <w:numPr>
           <w:ilvl w:val="0"/>
-          <w:numId w:val="29"/>
+          <w:numId w:val="43"/>
         </w:numPr>
         <w:spacing w:line="480" w:lineRule="auto"/>
         <w:rPr>
+          <w:smallCaps/>
+          <w:color w:val="5A5A5A" w:themeColor="text1" w:themeTint="A5"/>
+          <w:sz w:val="32"/>
+          <w:szCs w:val="32"/>
+        </w:rPr>
+      </w:pPr>
+      <w:bookmarkStart w:id="3" w:name="_Toc238628401"/>
+      <w:proofErr w:type="spellStart"/>
+      <w:r>
+        <w:rPr>
           <w:rStyle w:val="Referenciasutil"/>
-          <w:rFonts w:asciiTheme="minorHAnsi" w:hAnsiTheme="minorHAnsi" w:cstheme="minorHAnsi"/>
-          <w:sz w:val="36"/>
-          <w:szCs w:val="36"/>
-        </w:rPr>
-      </w:pPr>
+          <w:sz w:val="32"/>
+          <w:szCs w:val="32"/>
+        </w:rPr>
+        <w:t>FODA´s</w:t>
+      </w:r>
+      <w:proofErr w:type="spellEnd"/>
       <w:r>
         <w:rPr>
           <w:rStyle w:val="Referenciasutil"/>
-          <w:rFonts w:asciiTheme="minorHAnsi" w:hAnsiTheme="minorHAnsi" w:cstheme="minorHAnsi"/>
-          <w:sz w:val="36"/>
-          <w:szCs w:val="36"/>
-        </w:rPr>
-        <w:t>FODA´s en equipo</w:t>
+          <w:sz w:val="32"/>
+          <w:szCs w:val="32"/>
+        </w:rPr>
+        <w:t xml:space="preserve"> en equipo</w:t>
+      </w:r>
+      <w:bookmarkEnd w:id="3"/>
+    </w:p>
+    <w:p>
+      <w:pPr>
+        <w:pStyle w:val="NormalWeb"/>
+        <w:spacing w:line="480" w:lineRule="auto"/>
+        <w:rPr>
+          <w:rFonts w:asciiTheme="minorHAnsi" w:hAnsiTheme="minorHAnsi" w:cstheme="minorHAnsi"/>
+          <w:lang w:val="es-AR"/>
+        </w:rPr>
+      </w:pPr>
+      <w:r>
+        <w:rPr>
+          <w:rFonts w:asciiTheme="minorHAnsi" w:hAnsiTheme="minorHAnsi" w:cstheme="minorHAnsi"/>
+          <w:lang w:val="es-AR"/>
+        </w:rPr>
+        <w:t>El</w:t>
+      </w:r>
+      <w:r>
+        <w:rPr>
+          <w:rFonts w:asciiTheme="minorHAnsi" w:hAnsiTheme="minorHAnsi" w:cstheme="minorHAnsi"/>
+          <w:lang w:val="es-AR"/>
+        </w:rPr>
+        <w:t xml:space="preserve"> FODA</w:t>
+      </w:r>
+      <w:r>
+        <w:rPr>
+          <w:rFonts w:asciiTheme="minorHAnsi" w:hAnsiTheme="minorHAnsi" w:cstheme="minorHAnsi"/>
+          <w:lang w:val="es-AR"/>
+        </w:rPr>
+        <w:t xml:space="preserve"> es una herramienta de planificación</w:t>
+      </w:r>
+      <w:r>
+        <w:rPr>
+          <w:rFonts w:asciiTheme="minorHAnsi" w:hAnsiTheme="minorHAnsi" w:cstheme="minorHAnsi"/>
+          <w:lang w:val="es-AR"/>
+        </w:rPr>
+        <w:t xml:space="preserve"> que s</w:t>
+      </w:r>
+      <w:r>
+        <w:rPr>
+          <w:rFonts w:asciiTheme="minorHAnsi" w:hAnsiTheme="minorHAnsi" w:cstheme="minorHAnsi"/>
+          <w:lang w:val="es-AR"/>
+        </w:rPr>
+        <w:t>irve para estudiar los puntos fuertes y débiles de una persona, empresa o proyecto, junto con las oportunidades y los riesgos de su entorno.</w:t>
+      </w:r>
+      <w:r>
+        <w:rPr>
+          <w:rFonts w:asciiTheme="minorHAnsi" w:hAnsiTheme="minorHAnsi" w:cstheme="minorHAnsi"/>
+          <w:lang w:val="es-AR"/>
+        </w:rPr>
+        <w:t xml:space="preserve"> Reflexionamos en conjunto y se realizaron ambos </w:t>
+      </w:r>
+      <w:proofErr w:type="spellStart"/>
+      <w:r>
+        <w:rPr>
+          <w:rFonts w:asciiTheme="minorHAnsi" w:hAnsiTheme="minorHAnsi" w:cstheme="minorHAnsi"/>
+          <w:lang w:val="es-AR"/>
+        </w:rPr>
+        <w:t>FODA´s</w:t>
+      </w:r>
+      <w:proofErr w:type="spellEnd"/>
+      <w:r>
+        <w:rPr>
+          <w:rFonts w:asciiTheme="minorHAnsi" w:hAnsiTheme="minorHAnsi" w:cstheme="minorHAnsi"/>
+          <w:lang w:val="es-AR"/>
+        </w:rPr>
+        <w:t xml:space="preserve"> requeridos.</w:t>
       </w:r>
     </w:p>
     <w:p>
@@ -4113,51 +5937,113 @@
       <w:r>
         <w:rPr>
           <w:rFonts w:asciiTheme="minorHAnsi" w:hAnsiTheme="minorHAnsi" w:cstheme="minorHAnsi"/>
+          <w:b/>
+          <w:bCs/>
+          <w:i/>
+          <w:iCs/>
+          <w:noProof/>
           <w:lang w:val="es-AR"/>
         </w:rPr>
-        <w:t>El</w:t>
-      </w:r>
-      <w:r>
+        <w:lastRenderedPageBreak/>
+        <w:drawing>
+          <wp:inline distT="0" distB="0" distL="0" distR="0" wp14:anchorId="47C2E23C" wp14:editId="56E2D7F8">
+            <wp:extent cx="5274310" cy="3955415"/>
+            <wp:effectExtent l="0" t="0" r="2540" b="6985"/>
+            <wp:docPr id="1" name="Imagen 1"/>
+            <wp:cNvGraphicFramePr>
+              <a:graphicFrameLocks xmlns:a="http://schemas.openxmlformats.org/drawingml/2006/main" noChangeAspect="1"/>
+            </wp:cNvGraphicFramePr>
+            <a:graphic xmlns:a="http://schemas.openxmlformats.org/drawingml/2006/main">
+              <a:graphicData uri="http://schemas.openxmlformats.org/drawingml/2006/picture">
+                <pic:pic xmlns:pic="http://schemas.openxmlformats.org/drawingml/2006/picture">
+                  <pic:nvPicPr>
+                    <pic:cNvPr id="1" name="Imagen 1"/>
+                    <pic:cNvPicPr/>
+                  </pic:nvPicPr>
+                  <pic:blipFill>
+                    <a:blip r:embed="rId11">
+                      <a:extLst>
+                        <a:ext uri="{28A0092B-C50C-407E-A947-70E740481C1C}">
+                          <a14:useLocalDpi xmlns:a14="http://schemas.microsoft.com/office/drawing/2010/main" val="0"/>
+                        </a:ext>
+                      </a:extLst>
+                    </a:blip>
+                    <a:stretch>
+                      <a:fillRect/>
+                    </a:stretch>
+                  </pic:blipFill>
+                  <pic:spPr>
+                    <a:xfrm>
+                      <a:off x="0" y="0"/>
+                      <a:ext cx="5274310" cy="3955415"/>
+                    </a:xfrm>
+                    <a:prstGeom prst="rect">
+                      <a:avLst/>
+                    </a:prstGeom>
+                  </pic:spPr>
+                </pic:pic>
+              </a:graphicData>
+            </a:graphic>
+          </wp:inline>
+        </w:drawing>
+      </w:r>
+    </w:p>
+    <w:p>
+      <w:pPr>
+        <w:pStyle w:val="NormalWeb"/>
+        <w:spacing w:line="480" w:lineRule="auto"/>
         <w:rPr>
           <w:rFonts w:asciiTheme="minorHAnsi" w:hAnsiTheme="minorHAnsi" w:cstheme="minorHAnsi"/>
           <w:lang w:val="es-AR"/>
         </w:rPr>
-        <w:t xml:space="preserve"> FODA</w:t>
-      </w:r>
-      <w:r>
-        <w:rPr>
-          <w:rFonts w:asciiTheme="minorHAnsi" w:hAnsiTheme="minorHAnsi" w:cstheme="minorHAnsi"/>
+      </w:pPr>
+      <w:r>
+        <w:rPr>
+          <w:rFonts w:asciiTheme="minorHAnsi" w:hAnsiTheme="minorHAnsi" w:cstheme="minorHAnsi"/>
+          <w:noProof/>
           <w:lang w:val="es-AR"/>
         </w:rPr>
-        <w:t xml:space="preserve"> es una herramienta de planificación</w:t>
-      </w:r>
-      <w:r>
-        <w:rPr>
-          <w:rFonts w:asciiTheme="minorHAnsi" w:hAnsiTheme="minorHAnsi" w:cstheme="minorHAnsi"/>
-          <w:lang w:val="es-AR"/>
-        </w:rPr>
-        <w:t xml:space="preserve"> que s</w:t>
-      </w:r>
-      <w:r>
-        <w:rPr>
-          <w:rFonts w:asciiTheme="minorHAnsi" w:hAnsiTheme="minorHAnsi" w:cstheme="minorHAnsi"/>
-          <w:lang w:val="es-AR"/>
-        </w:rPr>
-        <w:t>irve para estudiar los puntos fuertes y débiles de una persona, empresa o proyecto, junto con las oportunidades y los riesgos de su entorno</w:t>
-      </w:r>
-      <w:r>
-        <w:rPr>
-          <w:rFonts w:asciiTheme="minorHAnsi" w:hAnsiTheme="minorHAnsi" w:cstheme="minorHAnsi"/>
-          <w:lang w:val="es-AR"/>
-        </w:rPr>
-        <w:t>.</w:t>
-      </w:r>
-      <w:r>
-        <w:rPr>
-          <w:rFonts w:asciiTheme="minorHAnsi" w:hAnsiTheme="minorHAnsi" w:cstheme="minorHAnsi"/>
-          <w:lang w:val="es-AR"/>
-        </w:rPr>
-        <w:t xml:space="preserve"> Reflexionamos en conjunto y se realizaron ambos FODA´s requeridos.</w:t>
+        <w:drawing>
+          <wp:inline distT="0" distB="0" distL="0" distR="0" wp14:anchorId="715BBE42" wp14:editId="4BEEFC8E">
+            <wp:extent cx="5274310" cy="3955415"/>
+            <wp:effectExtent l="0" t="0" r="2540" b="6985"/>
+            <wp:docPr id="2" name="Imagen 2"/>
+            <wp:cNvGraphicFramePr>
+              <a:graphicFrameLocks xmlns:a="http://schemas.openxmlformats.org/drawingml/2006/main" noChangeAspect="1"/>
+            </wp:cNvGraphicFramePr>
+            <a:graphic xmlns:a="http://schemas.openxmlformats.org/drawingml/2006/main">
+              <a:graphicData uri="http://schemas.openxmlformats.org/drawingml/2006/picture">
+                <pic:pic xmlns:pic="http://schemas.openxmlformats.org/drawingml/2006/picture">
+                  <pic:nvPicPr>
+                    <pic:cNvPr id="2" name="Imagen 2"/>
+                    <pic:cNvPicPr/>
+                  </pic:nvPicPr>
+                  <pic:blipFill>
+                    <a:blip r:embed="rId12">
+                      <a:extLst>
+                        <a:ext uri="{28A0092B-C50C-407E-A947-70E740481C1C}">
+                          <a14:useLocalDpi xmlns:a14="http://schemas.microsoft.com/office/drawing/2010/main" val="0"/>
+                        </a:ext>
+                      </a:extLst>
+                    </a:blip>
+                    <a:stretch>
+                      <a:fillRect/>
+                    </a:stretch>
+                  </pic:blipFill>
+                  <pic:spPr>
+                    <a:xfrm>
+                      <a:off x="0" y="0"/>
+                      <a:ext cx="5274310" cy="3955415"/>
+                    </a:xfrm>
+                    <a:prstGeom prst="rect">
+                      <a:avLst/>
+                    </a:prstGeom>
+                  </pic:spPr>
+                </pic:pic>
+              </a:graphicData>
+            </a:graphic>
+          </wp:inline>
+        </w:drawing>
       </w:r>
     </w:p>
     <w:p>
@@ -4373,43 +6259,47 @@
     </w:p>
     <w:p>
       <w:pPr>
-        <w:spacing w:line="480" w:lineRule="auto"/>
-        <w:jc w:val="left"/>
-        <w:rPr>
-          <w:rFonts w:asciiTheme="minorHAnsi" w:hAnsiTheme="minorHAnsi" w:cstheme="minorHAnsi"/>
-          <w:b/>
-          <w:bCs/>
-          <w:i/>
-          <w:iCs/>
-          <w:sz w:val="24"/>
-          <w:szCs w:val="24"/>
-        </w:rPr>
-      </w:pPr>
-    </w:p>
-    <w:p>
-      <w:pPr>
-        <w:pStyle w:val="Ttulo"/>
+        <w:pStyle w:val="Ttulo3"/>
         <w:numPr>
           <w:ilvl w:val="0"/>
-          <w:numId w:val="29"/>
+          <w:numId w:val="43"/>
         </w:numPr>
         <w:spacing w:line="480" w:lineRule="auto"/>
         <w:rPr>
+          <w:smallCaps/>
+          <w:color w:val="5A5A5A" w:themeColor="text1" w:themeTint="A5"/>
+          <w:sz w:val="32"/>
+          <w:szCs w:val="32"/>
+        </w:rPr>
+      </w:pPr>
+      <w:bookmarkStart w:id="4" w:name="_Toc238628402"/>
+      <w:r>
+        <w:rPr>
           <w:rStyle w:val="Referenciasutil"/>
-          <w:rFonts w:asciiTheme="minorHAnsi" w:hAnsiTheme="minorHAnsi" w:cstheme="minorHAnsi"/>
-          <w:sz w:val="36"/>
-          <w:szCs w:val="36"/>
-        </w:rPr>
-      </w:pPr>
+          <w:sz w:val="32"/>
+          <w:szCs w:val="32"/>
+        </w:rPr>
+        <w:t>Creación del “</w:t>
+      </w:r>
+      <w:proofErr w:type="spellStart"/>
       <w:r>
         <w:rPr>
           <w:rStyle w:val="Referenciasutil"/>
-          <w:rFonts w:asciiTheme="minorHAnsi" w:hAnsiTheme="minorHAnsi" w:cstheme="minorHAnsi"/>
-          <w:sz w:val="36"/>
-          <w:szCs w:val="36"/>
-        </w:rPr>
-        <w:t>Creación del “product backlog” y planificación inicial</w:t>
-      </w:r>
+          <w:sz w:val="32"/>
+          <w:szCs w:val="32"/>
+        </w:rPr>
+        <w:t>product</w:t>
+      </w:r>
+      <w:proofErr w:type="spellEnd"/>
+      <w:r>
+        <w:rPr>
+          <w:rStyle w:val="Referenciasutil"/>
+          <w:sz w:val="32"/>
+          <w:szCs w:val="32"/>
+        </w:rPr>
+        <w:t xml:space="preserve"> backlog” y planificación inicial</w:t>
+      </w:r>
+      <w:bookmarkEnd w:id="4"/>
     </w:p>
     <w:p>
       <w:pPr>
@@ -4440,913 +6330,150 @@
     <w:p>
       <w:pPr>
         <w:spacing w:line="480" w:lineRule="auto"/>
-        <w:rPr>
-          <w:rFonts w:asciiTheme="minorHAnsi" w:hAnsiTheme="minorHAnsi" w:cstheme="minorHAnsi"/>
-          <w:i/>
-          <w:iCs/>
-          <w:sz w:val="24"/>
-          <w:szCs w:val="24"/>
-        </w:rPr>
-      </w:pPr>
-      <w:r>
-        <w:rPr>
-          <w:rFonts w:asciiTheme="minorHAnsi" w:hAnsiTheme="minorHAnsi" w:cstheme="minorHAnsi"/>
-          <w:i/>
-          <w:iCs/>
-          <w:sz w:val="24"/>
-          <w:szCs w:val="24"/>
-          <w:highlight w:val="lightGray"/>
-        </w:rPr>
-        <w:t>Funcionalidades principales de la p</w:t>
-      </w:r>
-      <w:r>
-        <w:rPr>
-          <w:rFonts w:asciiTheme="minorHAnsi" w:hAnsiTheme="minorHAnsi" w:cstheme="minorHAnsi"/>
-          <w:i/>
-          <w:iCs/>
-          <w:sz w:val="24"/>
-          <w:szCs w:val="24"/>
-          <w:highlight w:val="lightGray"/>
-        </w:rPr>
-        <w:t>rimera versión de la página web</w:t>
-      </w:r>
-    </w:p>
-    <w:p>
-      <w:pPr>
-        <w:rPr>
-          <w:rFonts w:asciiTheme="minorHAnsi" w:hAnsiTheme="minorHAnsi" w:cstheme="minorHAnsi"/>
-          <w:b/>
-          <w:bCs/>
-          <w:sz w:val="28"/>
-          <w:szCs w:val="28"/>
-        </w:rPr>
-      </w:pPr>
-      <w:r>
-        <w:rPr>
-          <w:rFonts w:asciiTheme="minorHAnsi" w:hAnsiTheme="minorHAnsi" w:cstheme="minorHAnsi"/>
-          <w:b/>
-          <w:bCs/>
-          <w:sz w:val="28"/>
-          <w:szCs w:val="28"/>
-        </w:rPr>
-        <w:t>1. Página de inicio</w:t>
-      </w:r>
-    </w:p>
-    <w:p>
-      <w:pPr>
-        <w:pStyle w:val="NormalWeb"/>
-        <w:tabs>
-          <w:tab w:val="left" w:pos="425"/>
-        </w:tabs>
-        <w:spacing w:before="0" w:after="0" w:line="480" w:lineRule="auto"/>
-        <w:rPr>
-          <w:lang w:val="es-AR"/>
-        </w:rPr>
-      </w:pPr>
-      <w:r>
-        <w:rPr>
-          <w:lang w:val="es-AR"/>
-        </w:rPr>
-        <w:t xml:space="preserve">- </w:t>
-      </w:r>
-      <w:r>
-        <w:rPr>
-          <w:lang w:val="es-AR"/>
-        </w:rPr>
-        <w:t>Título</w:t>
-      </w:r>
-      <w:r>
-        <w:rPr>
-          <w:lang w:val="es-AR"/>
-        </w:rPr>
-        <w:t>.</w:t>
-      </w:r>
-    </w:p>
-    <w:p>
-      <w:pPr>
-        <w:pStyle w:val="NormalWeb"/>
-        <w:tabs>
-          <w:tab w:val="left" w:pos="425"/>
-        </w:tabs>
-        <w:spacing w:before="0" w:after="0" w:line="480" w:lineRule="auto"/>
-        <w:rPr>
-          <w:lang w:val="es-AR"/>
-        </w:rPr>
-      </w:pPr>
-      <w:r>
-        <w:rPr>
-          <w:lang w:val="es-AR"/>
-        </w:rPr>
-        <w:t xml:space="preserve">- </w:t>
-      </w:r>
-      <w:r>
-        <w:rPr>
-          <w:lang w:val="es-AR"/>
-        </w:rPr>
-        <w:t>Botón de ingreso</w:t>
-      </w:r>
-      <w:r>
-        <w:rPr>
-          <w:lang w:val="es-AR"/>
-        </w:rPr>
-        <w:t>.</w:t>
-      </w:r>
-    </w:p>
-    <w:p>
-      <w:pPr>
-        <w:rPr>
-          <w:rFonts w:asciiTheme="minorHAnsi" w:hAnsiTheme="minorHAnsi" w:cstheme="minorHAnsi"/>
-          <w:b/>
-          <w:bCs/>
-          <w:sz w:val="28"/>
-          <w:szCs w:val="28"/>
-        </w:rPr>
-      </w:pPr>
-      <w:r>
-        <w:rPr>
-          <w:rFonts w:asciiTheme="minorHAnsi" w:hAnsiTheme="minorHAnsi" w:cstheme="minorHAnsi"/>
-          <w:b/>
-          <w:bCs/>
-          <w:sz w:val="28"/>
-          <w:szCs w:val="28"/>
+        <w:jc w:val="left"/>
+        <w:rPr>
+          <w:rFonts w:asciiTheme="minorHAnsi" w:hAnsiTheme="minorHAnsi" w:cstheme="minorHAnsi"/>
+          <w:sz w:val="24"/>
+          <w:szCs w:val="24"/>
+        </w:rPr>
+      </w:pPr>
+      <w:r>
+        <w:rPr>
+          <w:rFonts w:asciiTheme="minorHAnsi" w:hAnsiTheme="minorHAnsi" w:cstheme="minorHAnsi"/>
+          <w:sz w:val="24"/>
+          <w:szCs w:val="24"/>
+        </w:rPr>
+        <w:t>Registro de usuario</w:t>
+      </w:r>
+    </w:p>
+    <w:p>
+      <w:pPr>
+        <w:spacing w:line="480" w:lineRule="auto"/>
+        <w:jc w:val="left"/>
+        <w:rPr>
+          <w:rFonts w:asciiTheme="minorHAnsi" w:hAnsiTheme="minorHAnsi" w:cstheme="minorHAnsi"/>
+          <w:sz w:val="24"/>
+          <w:szCs w:val="24"/>
+        </w:rPr>
+      </w:pPr>
+    </w:p>
+    <w:p>
+      <w:pPr>
+        <w:pStyle w:val="Ttulo3"/>
+        <w:spacing w:line="480" w:lineRule="auto"/>
+        <w:rPr>
+          <w:smallCaps/>
+          <w:color w:val="5A5A5A" w:themeColor="text1" w:themeTint="A5"/>
+          <w:sz w:val="32"/>
+          <w:szCs w:val="32"/>
+        </w:rPr>
+      </w:pPr>
+      <w:bookmarkStart w:id="5" w:name="_Toc238627421"/>
+      <w:bookmarkStart w:id="6" w:name="_Toc238628403"/>
+      <w:r>
+        <w:rPr>
+          <w:rStyle w:val="Referenciasutil"/>
+          <w:sz w:val="32"/>
+          <w:szCs w:val="32"/>
+        </w:rPr>
+        <w:t xml:space="preserve">ETAPA 2: Desarrollo del proyecto en </w:t>
+      </w:r>
+      <w:proofErr w:type="spellStart"/>
+      <w:r>
+        <w:rPr>
+          <w:rStyle w:val="Referenciasutil"/>
+          <w:sz w:val="32"/>
+          <w:szCs w:val="32"/>
+        </w:rPr>
+        <w:t>github</w:t>
+      </w:r>
+      <w:bookmarkEnd w:id="5"/>
+      <w:bookmarkEnd w:id="6"/>
+      <w:proofErr w:type="spellEnd"/>
+    </w:p>
+    <w:p>
+      <w:pPr>
+        <w:spacing w:line="480" w:lineRule="auto"/>
+        <w:rPr>
+          <w:rFonts w:asciiTheme="minorHAnsi" w:hAnsiTheme="minorHAnsi" w:cstheme="minorHAnsi"/>
+          <w:sz w:val="24"/>
+          <w:szCs w:val="24"/>
+        </w:rPr>
+      </w:pPr>
+      <w:r>
+        <w:rPr>
+          <w:rFonts w:asciiTheme="minorHAnsi" w:hAnsiTheme="minorHAnsi" w:cstheme="minorHAnsi"/>
+          <w:sz w:val="24"/>
+          <w:szCs w:val="24"/>
+        </w:rPr>
+        <w:t xml:space="preserve">Se realizó la estructura y la organización de las carpetas en GitHub para nuestro proyecto, se crearon ramas individuales para cada integrante del equipo y </w:t>
+      </w:r>
+      <w:r>
+        <w:rPr>
+          <w:rFonts w:asciiTheme="minorHAnsi" w:hAnsiTheme="minorHAnsi" w:cstheme="minorHAnsi"/>
+          <w:sz w:val="24"/>
+          <w:szCs w:val="24"/>
         </w:rPr>
         <w:lastRenderedPageBreak/>
-        <w:t>2. Página de ingreso</w:t>
-      </w:r>
-    </w:p>
-    <w:p>
-      <w:pPr>
-        <w:pStyle w:val="NormalWeb"/>
-        <w:tabs>
-          <w:tab w:val="left" w:pos="425"/>
-        </w:tabs>
-        <w:spacing w:before="0" w:after="0" w:line="480" w:lineRule="auto"/>
-        <w:rPr>
-          <w:lang w:val="es-AR"/>
-        </w:rPr>
-      </w:pPr>
-      <w:r>
-        <w:rPr>
-          <w:lang w:val="es-AR"/>
-        </w:rPr>
-        <w:t xml:space="preserve">- </w:t>
-      </w:r>
-      <w:r>
-        <w:rPr>
-          <w:lang w:val="es-AR"/>
-        </w:rPr>
-        <w:t xml:space="preserve">Ingresar nombre de </w:t>
-      </w:r>
-      <w:r>
-        <w:rPr>
-          <w:lang w:val="es-AR"/>
-        </w:rPr>
-        <w:t>Usuario.</w:t>
-      </w:r>
-    </w:p>
-    <w:p>
-      <w:pPr>
-        <w:pStyle w:val="NormalWeb"/>
-        <w:tabs>
-          <w:tab w:val="left" w:pos="425"/>
-        </w:tabs>
-        <w:spacing w:before="0" w:after="0" w:line="480" w:lineRule="auto"/>
-        <w:rPr>
-          <w:lang w:val="es-AR"/>
-        </w:rPr>
-      </w:pPr>
-      <w:r>
-        <w:rPr>
-          <w:lang w:val="es-AR"/>
-        </w:rPr>
-        <w:t xml:space="preserve">- </w:t>
-      </w:r>
-      <w:r>
-        <w:rPr>
-          <w:lang w:val="es-AR"/>
-        </w:rPr>
-        <w:t>Guardar temporalmente el nombre</w:t>
-      </w:r>
-      <w:r>
-        <w:rPr>
-          <w:lang w:val="es-AR"/>
-        </w:rPr>
-        <w:t>.</w:t>
-      </w:r>
-    </w:p>
-    <w:p>
-      <w:pPr>
-        <w:rPr>
-          <w:rFonts w:asciiTheme="minorHAnsi" w:hAnsiTheme="minorHAnsi" w:cstheme="minorHAnsi"/>
-          <w:b/>
-          <w:bCs/>
-          <w:sz w:val="28"/>
-          <w:szCs w:val="28"/>
-        </w:rPr>
-      </w:pPr>
-      <w:r>
-        <w:rPr>
-          <w:rFonts w:asciiTheme="minorHAnsi" w:hAnsiTheme="minorHAnsi" w:cstheme="minorHAnsi"/>
-          <w:b/>
-          <w:bCs/>
-          <w:sz w:val="28"/>
-          <w:szCs w:val="28"/>
-        </w:rPr>
-        <w:t>3. Página principal</w:t>
-      </w:r>
-    </w:p>
-    <w:p>
-      <w:pPr>
-        <w:pStyle w:val="NormalWeb"/>
-        <w:spacing w:line="480" w:lineRule="auto"/>
-        <w:rPr>
-          <w:lang w:val="es-AR"/>
-        </w:rPr>
-      </w:pPr>
-      <w:r>
-        <w:rPr>
-          <w:lang w:val="es-AR"/>
-        </w:rPr>
-        <w:t xml:space="preserve">- </w:t>
-      </w:r>
-      <w:r>
-        <w:rPr>
-          <w:lang w:val="es-AR"/>
-        </w:rPr>
-        <w:t>Mensaje de bienvenida</w:t>
-      </w:r>
-      <w:r>
-        <w:rPr>
-          <w:lang w:val="es-AR"/>
-        </w:rPr>
-        <w:t>.</w:t>
-      </w:r>
-    </w:p>
-    <w:p>
-      <w:pPr>
-        <w:pStyle w:val="NormalWeb"/>
-        <w:tabs>
-          <w:tab w:val="left" w:pos="425"/>
-        </w:tabs>
-        <w:spacing w:before="0" w:after="0" w:line="480" w:lineRule="auto"/>
-        <w:rPr>
-          <w:lang w:val="es-AR"/>
-        </w:rPr>
-      </w:pPr>
-      <w:r>
-        <w:rPr>
-          <w:lang w:val="es-AR"/>
-        </w:rPr>
-        <w:t xml:space="preserve">- </w:t>
-      </w:r>
-      <w:r>
-        <w:rPr>
-          <w:lang w:val="es-AR"/>
-        </w:rPr>
-        <w:t>Acceso a futuras funcionalidades</w:t>
-      </w:r>
-      <w:r>
-        <w:rPr>
-          <w:lang w:val="es-AR"/>
-        </w:rPr>
-        <w:t>.</w:t>
-      </w:r>
-    </w:p>
-    <w:p>
-      <w:pPr>
-        <w:pStyle w:val="Ttulo1"/>
-        <w:spacing w:line="480" w:lineRule="auto"/>
-        <w:rPr>
-          <w:rFonts w:asciiTheme="minorHAnsi" w:hAnsiTheme="minorHAnsi" w:cstheme="minorHAnsi" w:hint="default"/>
-          <w:b w:val="0"/>
-          <w:bCs w:val="0"/>
-          <w:i/>
-          <w:iCs/>
-          <w:sz w:val="24"/>
-          <w:szCs w:val="24"/>
-          <w:lang w:val="es-AR"/>
-        </w:rPr>
-      </w:pPr>
-      <w:bookmarkStart w:id="0" w:name="_Toc238461313"/>
-      <w:r>
-        <w:rPr>
-          <w:rFonts w:asciiTheme="minorHAnsi" w:hAnsiTheme="minorHAnsi" w:cstheme="minorHAnsi" w:hint="default"/>
-          <w:b w:val="0"/>
-          <w:bCs w:val="0"/>
-          <w:i/>
-          <w:iCs/>
-          <w:sz w:val="24"/>
-          <w:szCs w:val="24"/>
-          <w:highlight w:val="lightGray"/>
-          <w:lang w:val="es-AR"/>
-        </w:rPr>
-        <w:t>Flujo inicial de navegación</w:t>
-      </w:r>
-      <w:bookmarkEnd w:id="0"/>
-    </w:p>
-    <w:p>
-      <w:pPr>
-        <w:pStyle w:val="HTMLconformatoprevio"/>
-        <w:spacing w:line="480" w:lineRule="auto"/>
-        <w:rPr>
-          <w:rStyle w:val="CdigoHTML"/>
-          <w:rFonts w:asciiTheme="minorHAnsi" w:hAnsiTheme="minorHAnsi" w:cstheme="minorHAnsi" w:hint="default"/>
-          <w:i/>
-          <w:iCs/>
-          <w:sz w:val="24"/>
-          <w:szCs w:val="24"/>
-          <w:lang w:val="es-AR"/>
-        </w:rPr>
-      </w:pPr>
-      <w:r>
-        <w:rPr>
-          <w:rStyle w:val="CdigoHTML"/>
-          <w:rFonts w:asciiTheme="minorHAnsi" w:hAnsiTheme="minorHAnsi" w:cstheme="minorHAnsi" w:hint="default"/>
-          <w:i/>
-          <w:iCs/>
-          <w:sz w:val="24"/>
-          <w:szCs w:val="24"/>
-          <w:lang w:val="es-AR"/>
-        </w:rPr>
-        <w:t>Inicio</w:t>
-      </w:r>
-    </w:p>
-    <w:p>
-      <w:pPr>
-        <w:pStyle w:val="HTMLconformatoprevio"/>
-        <w:spacing w:line="480" w:lineRule="auto"/>
-        <w:rPr>
-          <w:rStyle w:val="CdigoHTML"/>
-          <w:rFonts w:asciiTheme="minorHAnsi" w:hAnsiTheme="minorHAnsi" w:cstheme="minorHAnsi" w:hint="default"/>
-          <w:i/>
-          <w:iCs/>
-          <w:sz w:val="24"/>
-          <w:szCs w:val="24"/>
-          <w:lang w:val="es-AR"/>
-        </w:rPr>
-      </w:pPr>
-      <w:r>
-        <w:rPr>
-          <w:rStyle w:val="CdigoHTML"/>
-          <w:rFonts w:asciiTheme="minorHAnsi" w:hAnsiTheme="minorHAnsi" w:cstheme="minorHAnsi" w:hint="default"/>
-          <w:i/>
-          <w:iCs/>
-          <w:sz w:val="24"/>
-          <w:szCs w:val="24"/>
-          <w:lang w:val="es-AR"/>
-        </w:rPr>
-        <w:t>↓</w:t>
-      </w:r>
-    </w:p>
-    <w:p>
-      <w:pPr>
-        <w:pStyle w:val="HTMLconformatoprevio"/>
-        <w:spacing w:line="480" w:lineRule="auto"/>
-        <w:rPr>
-          <w:rStyle w:val="CdigoHTML"/>
-          <w:rFonts w:asciiTheme="minorHAnsi" w:hAnsiTheme="minorHAnsi" w:cstheme="minorHAnsi" w:hint="default"/>
-          <w:i/>
-          <w:iCs/>
-          <w:sz w:val="24"/>
-          <w:szCs w:val="24"/>
-          <w:lang w:val="es-AR"/>
-        </w:rPr>
-      </w:pPr>
-      <w:r>
-        <w:rPr>
-          <w:rStyle w:val="CdigoHTML"/>
-          <w:rFonts w:asciiTheme="minorHAnsi" w:hAnsiTheme="minorHAnsi" w:cstheme="minorHAnsi" w:hint="default"/>
-          <w:i/>
-          <w:iCs/>
-          <w:sz w:val="24"/>
-          <w:szCs w:val="24"/>
-          <w:lang w:val="es-AR"/>
-        </w:rPr>
-        <w:t>Botón “Ingresar”</w:t>
-      </w:r>
-    </w:p>
-    <w:p>
-      <w:pPr>
-        <w:pStyle w:val="HTMLconformatoprevio"/>
-        <w:spacing w:line="480" w:lineRule="auto"/>
-        <w:rPr>
-          <w:rStyle w:val="CdigoHTML"/>
-          <w:rFonts w:asciiTheme="minorHAnsi" w:hAnsiTheme="minorHAnsi" w:cstheme="minorHAnsi" w:hint="default"/>
-          <w:i/>
-          <w:iCs/>
-          <w:sz w:val="24"/>
-          <w:szCs w:val="24"/>
-          <w:lang w:val="es-AR"/>
-        </w:rPr>
-      </w:pPr>
-      <w:r>
-        <w:rPr>
-          <w:rStyle w:val="CdigoHTML"/>
-          <w:rFonts w:asciiTheme="minorHAnsi" w:hAnsiTheme="minorHAnsi" w:cstheme="minorHAnsi" w:hint="default"/>
-          <w:i/>
-          <w:iCs/>
-          <w:sz w:val="24"/>
-          <w:szCs w:val="24"/>
-          <w:lang w:val="es-AR"/>
-        </w:rPr>
-        <w:t>↓</w:t>
-      </w:r>
-    </w:p>
-    <w:p>
-      <w:pPr>
-        <w:pStyle w:val="HTMLconformatoprevio"/>
-        <w:spacing w:line="480" w:lineRule="auto"/>
-        <w:rPr>
-          <w:rStyle w:val="CdigoHTML"/>
-          <w:rFonts w:asciiTheme="minorHAnsi" w:hAnsiTheme="minorHAnsi" w:cstheme="minorHAnsi" w:hint="default"/>
-          <w:i/>
-          <w:iCs/>
-          <w:sz w:val="24"/>
-          <w:szCs w:val="24"/>
-          <w:lang w:val="es-AR"/>
-        </w:rPr>
-      </w:pPr>
-      <w:r>
-        <w:rPr>
-          <w:rStyle w:val="CdigoHTML"/>
-          <w:rFonts w:asciiTheme="minorHAnsi" w:hAnsiTheme="minorHAnsi" w:cstheme="minorHAnsi" w:hint="default"/>
-          <w:i/>
-          <w:iCs/>
-          <w:sz w:val="24"/>
-          <w:szCs w:val="24"/>
-          <w:lang w:val="es-AR"/>
-        </w:rPr>
-        <w:t>Página de nombre</w:t>
-      </w:r>
-    </w:p>
-    <w:p>
-      <w:pPr>
-        <w:pStyle w:val="HTMLconformatoprevio"/>
-        <w:spacing w:line="480" w:lineRule="auto"/>
-        <w:rPr>
-          <w:rStyle w:val="CdigoHTML"/>
-          <w:rFonts w:asciiTheme="minorHAnsi" w:hAnsiTheme="minorHAnsi" w:cstheme="minorHAnsi" w:hint="default"/>
-          <w:i/>
-          <w:iCs/>
-          <w:sz w:val="24"/>
-          <w:szCs w:val="24"/>
-          <w:lang w:val="es-AR"/>
-        </w:rPr>
-      </w:pPr>
-      <w:r>
-        <w:rPr>
-          <w:rStyle w:val="CdigoHTML"/>
-          <w:rFonts w:asciiTheme="minorHAnsi" w:hAnsiTheme="minorHAnsi" w:cstheme="minorHAnsi" w:hint="default"/>
-          <w:i/>
-          <w:iCs/>
-          <w:sz w:val="24"/>
-          <w:szCs w:val="24"/>
-          <w:lang w:val="es-AR"/>
-        </w:rPr>
-        <w:t>↓</w:t>
-      </w:r>
-    </w:p>
-    <w:p>
-      <w:pPr>
-        <w:pStyle w:val="HTMLconformatoprevio"/>
-        <w:spacing w:line="480" w:lineRule="auto"/>
-        <w:rPr>
-          <w:rStyle w:val="CdigoHTML"/>
-          <w:rFonts w:asciiTheme="minorHAnsi" w:hAnsiTheme="minorHAnsi" w:cstheme="minorHAnsi" w:hint="default"/>
-          <w:i/>
-          <w:iCs/>
-          <w:sz w:val="24"/>
-          <w:szCs w:val="24"/>
-          <w:lang w:val="es-AR"/>
-        </w:rPr>
-      </w:pPr>
-      <w:r>
-        <w:rPr>
-          <w:rStyle w:val="CdigoHTML"/>
-          <w:rFonts w:asciiTheme="minorHAnsi" w:hAnsiTheme="minorHAnsi" w:cstheme="minorHAnsi" w:hint="default"/>
-          <w:i/>
-          <w:iCs/>
-          <w:sz w:val="24"/>
-          <w:szCs w:val="24"/>
-          <w:lang w:val="es-AR"/>
-        </w:rPr>
-        <w:t>Usuario escribe su nombre</w:t>
-      </w:r>
-    </w:p>
-    <w:p>
-      <w:pPr>
-        <w:pStyle w:val="HTMLconformatoprevio"/>
-        <w:spacing w:line="480" w:lineRule="auto"/>
-        <w:rPr>
-          <w:rStyle w:val="CdigoHTML"/>
-          <w:rFonts w:asciiTheme="minorHAnsi" w:hAnsiTheme="minorHAnsi" w:cstheme="minorHAnsi" w:hint="default"/>
-          <w:i/>
-          <w:iCs/>
-          <w:sz w:val="24"/>
-          <w:szCs w:val="24"/>
-          <w:lang w:val="es-AR"/>
-        </w:rPr>
-      </w:pPr>
-      <w:r>
-        <w:rPr>
-          <w:rStyle w:val="CdigoHTML"/>
-          <w:rFonts w:asciiTheme="minorHAnsi" w:hAnsiTheme="minorHAnsi" w:cstheme="minorHAnsi" w:hint="default"/>
-          <w:i/>
-          <w:iCs/>
-          <w:sz w:val="24"/>
-          <w:szCs w:val="24"/>
-          <w:lang w:val="es-AR"/>
-        </w:rPr>
-        <w:t>↓</w:t>
-      </w:r>
-    </w:p>
-    <w:p>
-      <w:pPr>
-        <w:pStyle w:val="HTMLconformatoprevio"/>
-        <w:spacing w:line="480" w:lineRule="auto"/>
-        <w:rPr>
-          <w:rStyle w:val="CdigoHTML"/>
-          <w:rFonts w:asciiTheme="minorHAnsi" w:hAnsiTheme="minorHAnsi" w:cstheme="minorHAnsi" w:hint="default"/>
-          <w:i/>
-          <w:iCs/>
-          <w:sz w:val="24"/>
-          <w:szCs w:val="24"/>
-          <w:lang w:val="es-AR"/>
-        </w:rPr>
-      </w:pPr>
-      <w:r>
-        <w:rPr>
-          <w:rStyle w:val="CdigoHTML"/>
-          <w:rFonts w:asciiTheme="minorHAnsi" w:hAnsiTheme="minorHAnsi" w:cstheme="minorHAnsi" w:hint="default"/>
-          <w:i/>
-          <w:iCs/>
-          <w:sz w:val="24"/>
-          <w:szCs w:val="24"/>
-          <w:lang w:val="es-AR"/>
-        </w:rPr>
-        <w:t>Aceptar</w:t>
-      </w:r>
-    </w:p>
-    <w:p>
-      <w:pPr>
-        <w:pStyle w:val="HTMLconformatoprevio"/>
-        <w:spacing w:line="480" w:lineRule="auto"/>
-        <w:rPr>
-          <w:rStyle w:val="CdigoHTML"/>
-          <w:rFonts w:asciiTheme="minorHAnsi" w:hAnsiTheme="minorHAnsi" w:cstheme="minorHAnsi" w:hint="default"/>
-          <w:i/>
-          <w:iCs/>
-          <w:sz w:val="24"/>
-          <w:szCs w:val="24"/>
-          <w:lang w:val="es-AR"/>
-        </w:rPr>
-      </w:pPr>
-      <w:r>
-        <w:rPr>
-          <w:rStyle w:val="CdigoHTML"/>
-          <w:rFonts w:asciiTheme="minorHAnsi" w:hAnsiTheme="minorHAnsi" w:cstheme="minorHAnsi" w:hint="default"/>
-          <w:i/>
-          <w:iCs/>
-          <w:sz w:val="24"/>
-          <w:szCs w:val="24"/>
-          <w:lang w:val="es-AR"/>
-        </w:rPr>
-        <w:t>↓</w:t>
-      </w:r>
-    </w:p>
-    <w:p>
-      <w:pPr>
-        <w:pStyle w:val="HTMLconformatoprevio"/>
-        <w:spacing w:line="480" w:lineRule="auto"/>
-        <w:rPr>
-          <w:rStyle w:val="CdigoHTML"/>
-          <w:rFonts w:asciiTheme="minorHAnsi" w:hAnsiTheme="minorHAnsi" w:cstheme="minorHAnsi" w:hint="default"/>
-          <w:i/>
-          <w:iCs/>
-          <w:sz w:val="24"/>
-          <w:szCs w:val="24"/>
-          <w:lang w:val="es-AR"/>
-        </w:rPr>
-      </w:pPr>
-      <w:r>
-        <w:rPr>
-          <w:rStyle w:val="CdigoHTML"/>
-          <w:rFonts w:asciiTheme="minorHAnsi" w:hAnsiTheme="minorHAnsi" w:cstheme="minorHAnsi" w:hint="default"/>
-          <w:i/>
-          <w:iCs/>
-          <w:sz w:val="24"/>
-          <w:szCs w:val="24"/>
-          <w:lang w:val="es-AR"/>
-        </w:rPr>
-        <w:t>Página principal</w:t>
-      </w:r>
-    </w:p>
-    <w:p>
-      <w:pPr>
-        <w:pStyle w:val="HTMLconformatoprevio"/>
-        <w:spacing w:line="480" w:lineRule="auto"/>
-        <w:rPr>
-          <w:rStyle w:val="CdigoHTML"/>
-          <w:rFonts w:asciiTheme="minorHAnsi" w:hAnsiTheme="minorHAnsi" w:cstheme="minorHAnsi" w:hint="default"/>
-          <w:i/>
-          <w:iCs/>
-          <w:sz w:val="24"/>
-          <w:szCs w:val="24"/>
-          <w:lang w:val="es-AR"/>
-        </w:rPr>
-      </w:pPr>
-      <w:r>
-        <w:rPr>
-          <w:rStyle w:val="CdigoHTML"/>
-          <w:rFonts w:asciiTheme="minorHAnsi" w:hAnsiTheme="minorHAnsi" w:cstheme="minorHAnsi" w:hint="default"/>
-          <w:i/>
-          <w:iCs/>
-          <w:sz w:val="24"/>
-          <w:szCs w:val="24"/>
-          <w:lang w:val="es-AR"/>
-        </w:rPr>
-        <w:t>↓</w:t>
-      </w:r>
-    </w:p>
-    <w:p>
-      <w:pPr>
-        <w:pStyle w:val="HTMLconformatoprevio"/>
-        <w:spacing w:line="480" w:lineRule="auto"/>
-        <w:rPr>
-          <w:rFonts w:asciiTheme="minorHAnsi" w:hAnsiTheme="minorHAnsi" w:cstheme="minorHAnsi"/>
-          <w:i/>
-          <w:iCs/>
-          <w:lang w:val="es-AR"/>
-        </w:rPr>
-      </w:pPr>
-      <w:r>
-        <w:rPr>
-          <w:rStyle w:val="CdigoHTML"/>
-          <w:rFonts w:asciiTheme="minorHAnsi" w:hAnsiTheme="minorHAnsi" w:cstheme="minorHAnsi" w:hint="default"/>
-          <w:i/>
-          <w:iCs/>
-          <w:sz w:val="24"/>
-          <w:szCs w:val="24"/>
-          <w:lang w:val="es-AR"/>
-        </w:rPr>
-        <w:t>Mensaje de bienvenida</w:t>
-      </w:r>
-    </w:p>
-    <w:p>
-      <w:pPr>
-        <w:spacing w:line="480" w:lineRule="auto"/>
-        <w:jc w:val="left"/>
-        <w:rPr>
-          <w:rFonts w:asciiTheme="minorHAnsi" w:hAnsiTheme="minorHAnsi" w:cstheme="minorHAnsi"/>
-          <w:b/>
-          <w:bCs/>
-          <w:sz w:val="28"/>
-          <w:szCs w:val="28"/>
-        </w:rPr>
-      </w:pPr>
-      <w:r>
-        <w:rPr>
-          <w:rFonts w:asciiTheme="minorHAnsi" w:hAnsiTheme="minorHAnsi" w:cstheme="minorHAnsi"/>
-          <w:b/>
-          <w:bCs/>
-          <w:sz w:val="28"/>
-          <w:szCs w:val="28"/>
-          <w:highlight w:val="lightGray"/>
-        </w:rPr>
-        <w:t>Descripción de las tareas</w:t>
-      </w:r>
-    </w:p>
-    <w:p>
-      <w:pPr>
-        <w:pStyle w:val="Prrafodelista"/>
-        <w:numPr>
-          <w:ilvl w:val="0"/>
-          <w:numId w:val="37"/>
-        </w:numPr>
-        <w:spacing w:line="480" w:lineRule="auto"/>
-        <w:jc w:val="left"/>
-        <w:rPr>
-          <w:rFonts w:asciiTheme="minorHAnsi" w:hAnsiTheme="minorHAnsi" w:cstheme="minorHAnsi"/>
-          <w:sz w:val="24"/>
-          <w:szCs w:val="24"/>
-        </w:rPr>
-      </w:pPr>
-      <w:r>
-        <w:rPr>
-          <w:rFonts w:asciiTheme="minorHAnsi" w:hAnsiTheme="minorHAnsi" w:cstheme="minorHAnsi"/>
-          <w:sz w:val="24"/>
-          <w:szCs w:val="24"/>
-        </w:rPr>
-        <w:lastRenderedPageBreak/>
-        <w:t>Acceder a la página web</w:t>
-      </w:r>
-    </w:p>
-    <w:p>
-      <w:pPr>
-        <w:spacing w:line="480" w:lineRule="auto"/>
-        <w:jc w:val="left"/>
-        <w:rPr>
-          <w:rFonts w:asciiTheme="minorHAnsi" w:hAnsiTheme="minorHAnsi" w:cstheme="minorHAnsi"/>
-          <w:sz w:val="24"/>
-          <w:szCs w:val="24"/>
-        </w:rPr>
-      </w:pPr>
-      <w:r>
-        <w:rPr>
-          <w:rFonts w:asciiTheme="minorHAnsi" w:hAnsiTheme="minorHAnsi" w:cstheme="minorHAnsi"/>
-          <w:sz w:val="24"/>
-          <w:szCs w:val="24"/>
-        </w:rPr>
-        <w:t>Como usuario nuevo, quiero registrarme para acceder al sistema.</w:t>
-      </w:r>
-    </w:p>
-    <w:p>
-      <w:pPr>
-        <w:spacing w:line="480" w:lineRule="auto"/>
-        <w:jc w:val="left"/>
-        <w:rPr>
-          <w:rFonts w:asciiTheme="minorHAnsi" w:hAnsiTheme="minorHAnsi" w:cstheme="minorHAnsi"/>
-          <w:sz w:val="24"/>
-          <w:szCs w:val="24"/>
-        </w:rPr>
-      </w:pPr>
-    </w:p>
-    <w:p>
-      <w:pPr>
-        <w:pStyle w:val="Ttulo"/>
+        <w:t>aprendimos como resolver los conflictos al momento de que ambas partes modifiquen el mismo archivo</w:t>
+      </w:r>
+      <w:r>
+        <w:rPr>
+          <w:rFonts w:asciiTheme="minorHAnsi" w:hAnsiTheme="minorHAnsi" w:cstheme="minorHAnsi"/>
+          <w:sz w:val="24"/>
+          <w:szCs w:val="24"/>
+        </w:rPr>
+        <w:t xml:space="preserve"> o línea.</w:t>
+      </w:r>
+    </w:p>
+    <w:p>
+      <w:pPr>
+        <w:spacing w:line="480" w:lineRule="auto"/>
+        <w:rPr>
+          <w:rFonts w:asciiTheme="minorHAnsi" w:hAnsiTheme="minorHAnsi" w:cstheme="minorHAnsi"/>
+          <w:sz w:val="24"/>
+          <w:szCs w:val="24"/>
+        </w:rPr>
+      </w:pPr>
+      <w:r>
+        <w:rPr>
+          <w:rFonts w:asciiTheme="minorHAnsi" w:hAnsiTheme="minorHAnsi" w:cstheme="minorHAnsi"/>
+          <w:sz w:val="24"/>
+          <w:szCs w:val="24"/>
+        </w:rPr>
+        <w:t>Una vez creado nuestro repositorio, se redactó el README y se agregó información sobre nosotros en la plataforma.</w:t>
+      </w:r>
+    </w:p>
+    <w:p>
+      <w:pPr>
+        <w:spacing w:line="480" w:lineRule="auto"/>
+        <w:rPr>
+          <w:rFonts w:asciiTheme="minorHAnsi" w:hAnsiTheme="minorHAnsi" w:cstheme="minorHAnsi"/>
+          <w:sz w:val="24"/>
+          <w:szCs w:val="24"/>
+        </w:rPr>
+      </w:pPr>
+    </w:p>
+    <w:p>
+      <w:pPr>
+        <w:pStyle w:val="Ttulo3"/>
         <w:spacing w:line="480" w:lineRule="auto"/>
         <w:rPr>
           <w:rStyle w:val="Referenciasutil"/>
-          <w:rFonts w:asciiTheme="minorHAnsi" w:hAnsiTheme="minorHAnsi" w:cstheme="minorHAnsi"/>
-          <w:sz w:val="36"/>
-          <w:szCs w:val="36"/>
-        </w:rPr>
-      </w:pPr>
+          <w:sz w:val="32"/>
+          <w:szCs w:val="32"/>
+        </w:rPr>
+      </w:pPr>
+      <w:bookmarkStart w:id="7" w:name="_Toc238628404"/>
       <w:r>
         <w:rPr>
           <w:rStyle w:val="Referenciasutil"/>
-          <w:rFonts w:asciiTheme="minorHAnsi" w:hAnsiTheme="minorHAnsi" w:cstheme="minorHAnsi"/>
-          <w:sz w:val="36"/>
-          <w:szCs w:val="36"/>
-        </w:rPr>
-        <w:t xml:space="preserve">Etapa </w:t>
-      </w:r>
-      <w:r>
-        <w:rPr>
-          <w:rStyle w:val="Referenciasutil"/>
-          <w:rFonts w:asciiTheme="minorHAnsi" w:hAnsiTheme="minorHAnsi" w:cstheme="minorHAnsi"/>
-          <w:sz w:val="36"/>
-          <w:szCs w:val="36"/>
-        </w:rPr>
-        <w:t>2</w:t>
-      </w:r>
-      <w:r>
-        <w:rPr>
-          <w:rStyle w:val="Referenciasutil"/>
-          <w:rFonts w:asciiTheme="minorHAnsi" w:hAnsiTheme="minorHAnsi" w:cstheme="minorHAnsi"/>
-          <w:sz w:val="36"/>
-          <w:szCs w:val="36"/>
-        </w:rPr>
-        <w:t>: de</w:t>
-      </w:r>
-      <w:r>
-        <w:rPr>
-          <w:rStyle w:val="Referenciasutil"/>
-          <w:rFonts w:asciiTheme="minorHAnsi" w:hAnsiTheme="minorHAnsi" w:cstheme="minorHAnsi"/>
-          <w:sz w:val="36"/>
-          <w:szCs w:val="36"/>
-        </w:rPr>
-        <w:t>sarrollo</w:t>
-      </w:r>
-      <w:r>
-        <w:rPr>
-          <w:rStyle w:val="Referenciasutil"/>
-          <w:rFonts w:asciiTheme="minorHAnsi" w:hAnsiTheme="minorHAnsi" w:cstheme="minorHAnsi"/>
-          <w:sz w:val="36"/>
-          <w:szCs w:val="36"/>
-        </w:rPr>
-        <w:t xml:space="preserve"> del proyecto </w:t>
-      </w:r>
-      <w:r>
-        <w:rPr>
-          <w:rStyle w:val="Referenciasutil"/>
-          <w:rFonts w:asciiTheme="minorHAnsi" w:hAnsiTheme="minorHAnsi" w:cstheme="minorHAnsi"/>
-          <w:sz w:val="36"/>
-          <w:szCs w:val="36"/>
-        </w:rPr>
-        <w:t>en github</w:t>
-      </w:r>
-    </w:p>
-    <w:p>
-      <w:pPr>
-        <w:spacing w:line="480" w:lineRule="auto"/>
-        <w:rPr>
-          <w:rFonts w:asciiTheme="minorHAnsi" w:hAnsiTheme="minorHAnsi" w:cstheme="minorHAnsi"/>
-          <w:sz w:val="24"/>
-          <w:szCs w:val="24"/>
-        </w:rPr>
-      </w:pPr>
-      <w:r>
-        <w:rPr>
-          <w:rFonts w:asciiTheme="minorHAnsi" w:hAnsiTheme="minorHAnsi" w:cstheme="minorHAnsi"/>
-          <w:sz w:val="24"/>
-          <w:szCs w:val="24"/>
-        </w:rPr>
-        <w:t>Se realizó la estructura y la organización de las carpetas en GitHub para nuestro proyecto, se crearon ramas individuales para cada integrante del equipo y aprendimos como resolver los conflictos al momento de que ambas partes modifiquen el mismo archivo</w:t>
-      </w:r>
-      <w:r>
-        <w:rPr>
-          <w:rFonts w:asciiTheme="minorHAnsi" w:hAnsiTheme="minorHAnsi" w:cstheme="minorHAnsi"/>
-          <w:sz w:val="24"/>
-          <w:szCs w:val="24"/>
-        </w:rPr>
-        <w:t xml:space="preserve"> o línea.</w:t>
-      </w:r>
-    </w:p>
-    <w:p>
-      <w:pPr>
-        <w:spacing w:line="480" w:lineRule="auto"/>
-        <w:rPr>
-          <w:rFonts w:asciiTheme="minorHAnsi" w:hAnsiTheme="minorHAnsi" w:cstheme="minorHAnsi"/>
-          <w:sz w:val="24"/>
-          <w:szCs w:val="24"/>
-        </w:rPr>
-      </w:pPr>
-      <w:r>
-        <w:rPr>
-          <w:rFonts w:asciiTheme="minorHAnsi" w:hAnsiTheme="minorHAnsi" w:cstheme="minorHAnsi"/>
-          <w:sz w:val="24"/>
-          <w:szCs w:val="24"/>
-        </w:rPr>
-        <w:t>Una vez creado nuestro repositorio, se redactó el README y se agregó información sobre nosotros en la plataforma.</w:t>
-      </w:r>
-    </w:p>
-    <w:p>
-      <w:pPr>
-        <w:spacing w:line="480" w:lineRule="auto"/>
-        <w:rPr>
-          <w:rFonts w:asciiTheme="minorHAnsi" w:hAnsiTheme="minorHAnsi" w:cstheme="minorHAnsi"/>
-          <w:sz w:val="24"/>
-          <w:szCs w:val="24"/>
-        </w:rPr>
-      </w:pPr>
-    </w:p>
-    <w:p>
-      <w:pPr>
-        <w:pStyle w:val="Ttulo"/>
-        <w:spacing w:line="480" w:lineRule="auto"/>
-        <w:rPr>
-          <w:rStyle w:val="Referenciasutil"/>
-          <w:rFonts w:asciiTheme="minorHAnsi" w:hAnsiTheme="minorHAnsi" w:cstheme="minorHAnsi"/>
-          <w:sz w:val="36"/>
-          <w:szCs w:val="36"/>
-        </w:rPr>
-      </w:pPr>
-      <w:r>
-        <w:rPr>
-          <w:rStyle w:val="Referenciasutil"/>
-          <w:rFonts w:asciiTheme="minorHAnsi" w:hAnsiTheme="minorHAnsi" w:cstheme="minorHAnsi"/>
-          <w:sz w:val="36"/>
-          <w:szCs w:val="36"/>
-        </w:rPr>
-        <w:t xml:space="preserve">Etapa </w:t>
-      </w:r>
-      <w:r>
-        <w:rPr>
-          <w:rStyle w:val="Referenciasutil"/>
-          <w:rFonts w:asciiTheme="minorHAnsi" w:hAnsiTheme="minorHAnsi" w:cstheme="minorHAnsi"/>
-          <w:sz w:val="36"/>
-          <w:szCs w:val="36"/>
-        </w:rPr>
-        <w:t>3</w:t>
-      </w:r>
-      <w:r>
-        <w:rPr>
-          <w:rStyle w:val="Referenciasutil"/>
-          <w:rFonts w:asciiTheme="minorHAnsi" w:hAnsiTheme="minorHAnsi" w:cstheme="minorHAnsi"/>
-          <w:sz w:val="36"/>
-          <w:szCs w:val="36"/>
-        </w:rPr>
-        <w:t xml:space="preserve">: </w:t>
-      </w:r>
-      <w:r>
-        <w:rPr>
-          <w:rStyle w:val="Referenciasutil"/>
-          <w:rFonts w:asciiTheme="minorHAnsi" w:hAnsiTheme="minorHAnsi" w:cstheme="minorHAnsi"/>
-          <w:sz w:val="36"/>
-          <w:szCs w:val="36"/>
-        </w:rPr>
-        <w:t>Retoma del proyecto</w:t>
-      </w:r>
-      <w:r>
-        <w:rPr>
-          <w:rStyle w:val="Referenciasutil"/>
-          <w:rFonts w:asciiTheme="minorHAnsi" w:hAnsiTheme="minorHAnsi" w:cstheme="minorHAnsi"/>
-          <w:sz w:val="36"/>
-          <w:szCs w:val="36"/>
-        </w:rPr>
-        <w:t xml:space="preserve"> Post-Pasantías</w:t>
-      </w:r>
+          <w:sz w:val="32"/>
+          <w:szCs w:val="32"/>
+        </w:rPr>
+        <w:t>ETAPA 3: Retoma del proyecto Post-Pasantías</w:t>
+      </w:r>
+      <w:bookmarkEnd w:id="7"/>
     </w:p>
     <w:p>
       <w:pPr>
@@ -5389,71 +6516,25 @@
           <w:sz w:val="24"/>
           <w:szCs w:val="24"/>
         </w:rPr>
-        <w:t xml:space="preserve">En el estado actual, el proyecto cumple con muchos puntos principales, tales como: lluvia de ideas, match tecnológico, gestión de conflictos, estructura del repositorio, FODA’s, </w:t>
-      </w:r>
-      <w:r>
-        <w:rPr>
-          <w:rFonts w:asciiTheme="minorHAnsi" w:hAnsiTheme="minorHAnsi" w:cstheme="minorHAnsi"/>
-          <w:sz w:val="24"/>
-          <w:szCs w:val="24"/>
-        </w:rPr>
-        <w:t xml:space="preserve">la </w:t>
-      </w:r>
-      <w:r>
-        <w:rPr>
-          <w:rFonts w:asciiTheme="minorHAnsi" w:hAnsiTheme="minorHAnsi" w:cstheme="minorHAnsi"/>
-          <w:sz w:val="24"/>
-          <w:szCs w:val="24"/>
-        </w:rPr>
-        <w:t xml:space="preserve">encuesta, </w:t>
-      </w:r>
-      <w:r>
-        <w:rPr>
-          <w:rFonts w:asciiTheme="minorHAnsi" w:hAnsiTheme="minorHAnsi" w:cstheme="minorHAnsi"/>
-          <w:sz w:val="24"/>
-          <w:szCs w:val="24"/>
-        </w:rPr>
-        <w:t xml:space="preserve">un </w:t>
-      </w:r>
-      <w:r>
-        <w:rPr>
-          <w:rFonts w:asciiTheme="minorHAnsi" w:hAnsiTheme="minorHAnsi" w:cstheme="minorHAnsi"/>
-          <w:sz w:val="24"/>
-          <w:szCs w:val="24"/>
-        </w:rPr>
-        <w:t>Excel de</w:t>
-      </w:r>
-      <w:r>
-        <w:rPr>
-          <w:rFonts w:asciiTheme="minorHAnsi" w:hAnsiTheme="minorHAnsi" w:cstheme="minorHAnsi"/>
-          <w:sz w:val="24"/>
-          <w:szCs w:val="24"/>
-        </w:rPr>
-        <w:t xml:space="preserve"> las</w:t>
-      </w:r>
-      <w:r>
-        <w:rPr>
-          <w:rFonts w:asciiTheme="minorHAnsi" w:hAnsiTheme="minorHAnsi" w:cstheme="minorHAnsi"/>
-          <w:sz w:val="24"/>
-          <w:szCs w:val="24"/>
-        </w:rPr>
-        <w:t xml:space="preserve"> encuestas y</w:t>
-      </w:r>
-      <w:r>
-        <w:rPr>
-          <w:rFonts w:asciiTheme="minorHAnsi" w:hAnsiTheme="minorHAnsi" w:cstheme="minorHAnsi"/>
-          <w:sz w:val="24"/>
-          <w:szCs w:val="24"/>
-        </w:rPr>
-        <w:t xml:space="preserve"> el</w:t>
-      </w:r>
-      <w:r>
-        <w:rPr>
-          <w:rFonts w:asciiTheme="minorHAnsi" w:hAnsiTheme="minorHAnsi" w:cstheme="minorHAnsi"/>
-          <w:sz w:val="24"/>
-          <w:szCs w:val="24"/>
-        </w:rPr>
-        <w:t xml:space="preserve"> semáforo de validación. Las actividades más avanzadas que se encuentran en progreso son: código base, trabajo con ramas, documentación, investigación sobre colorimetría, diseño y planificación de la página web y creación inicial del “producto backlog”. Como actividad pendiente se encuentra la redacción del README.</w:t>
+        <w:t xml:space="preserve">En el estado actual, el proyecto cumple con muchos puntos principales, tales como: lluvia de ideas, match tecnológico, gestión de conflictos, estructura del repositorio, </w:t>
+      </w:r>
+      <w:proofErr w:type="spellStart"/>
+      <w:r>
+        <w:rPr>
+          <w:rFonts w:asciiTheme="minorHAnsi" w:hAnsiTheme="minorHAnsi" w:cstheme="minorHAnsi"/>
+          <w:sz w:val="24"/>
+          <w:szCs w:val="24"/>
+        </w:rPr>
+        <w:t>FODA’s</w:t>
+      </w:r>
+      <w:proofErr w:type="spellEnd"/>
+      <w:r>
+        <w:rPr>
+          <w:rFonts w:asciiTheme="minorHAnsi" w:hAnsiTheme="minorHAnsi" w:cstheme="minorHAnsi"/>
+          <w:sz w:val="24"/>
+          <w:szCs w:val="24"/>
+        </w:rPr>
+        <w:t>, la encuesta, un Excel de las encuestas y el semáforo de validación. Las actividades más avanzadas que se encuentran en progreso son: código base, trabajo con ramas, documentación, investigación sobre colorimetría, diseño y planificación de la página web y creación inicial del “producto backlog”. Como actividad pendiente se encuentra la redacción del README.</w:t>
       </w:r>
     </w:p>
     <w:p>
@@ -5472,7 +6553,6 @@
           <w:sz w:val="32"/>
           <w:szCs w:val="32"/>
         </w:rPr>
-        <w:lastRenderedPageBreak/>
         <w:drawing>
           <wp:inline distT="0" distB="0" distL="0" distR="0" wp14:anchorId="567665D4" wp14:editId="0A963F3B">
             <wp:extent cx="5274310" cy="2940050"/>
@@ -5489,7 +6569,7 @@
                     <pic:cNvPicPr/>
                   </pic:nvPicPr>
                   <pic:blipFill>
-                    <a:blip r:embed="rId11">
+                    <a:blip r:embed="rId13">
                       <a:extLst>
                         <a:ext uri="{28A0092B-C50C-407E-A947-70E740481C1C}">
                           <a14:useLocalDpi xmlns:a14="http://schemas.microsoft.com/office/drawing/2010/main" val="0"/>
@@ -5532,6 +6612,7 @@
           <w:sz w:val="32"/>
           <w:szCs w:val="32"/>
         </w:rPr>
+        <w:lastRenderedPageBreak/>
         <w:drawing>
           <wp:inline distT="0" distB="0" distL="0" distR="0" wp14:anchorId="5D6D19F8" wp14:editId="03775DA3">
             <wp:extent cx="5274310" cy="2306320"/>
@@ -5548,7 +6629,7 @@
                     <pic:cNvPicPr/>
                   </pic:nvPicPr>
                   <pic:blipFill>
-                    <a:blip r:embed="rId12" cstate="print">
+                    <a:blip r:embed="rId14" cstate="print">
                       <a:extLst>
                         <a:ext uri="{28A0092B-C50C-407E-A947-70E740481C1C}">
                           <a14:useLocalDpi xmlns:a14="http://schemas.microsoft.com/office/drawing/2010/main" val="0"/>
@@ -5715,22 +6796,735 @@
         <w:spacing w:line="480" w:lineRule="auto"/>
         <w:rPr>
           <w:rFonts w:asciiTheme="minorHAnsi" w:hAnsiTheme="minorHAnsi" w:cstheme="minorHAnsi"/>
+          <w:sz w:val="24"/>
+          <w:szCs w:val="24"/>
+        </w:rPr>
+      </w:pPr>
+      <w:r>
+        <w:rPr>
+          <w:rFonts w:asciiTheme="minorHAnsi" w:hAnsiTheme="minorHAnsi" w:cstheme="minorHAnsi"/>
+          <w:sz w:val="24"/>
+          <w:szCs w:val="24"/>
+        </w:rPr>
+        <w:t>Estamos evaluando una manera para que el proyecto obtenga ingresos y se financie: agregar funciones avanzadas o “premium”.</w:t>
+      </w:r>
+    </w:p>
+    <w:p>
+      <w:pPr>
+        <w:pStyle w:val="Ttulo3"/>
+        <w:spacing w:line="480" w:lineRule="auto"/>
+        <w:rPr>
+          <w:rStyle w:val="Referenciasutil"/>
           <w:sz w:val="32"/>
           <w:szCs w:val="32"/>
         </w:rPr>
       </w:pPr>
-      <w:r>
-        <w:rPr>
-          <w:rFonts w:asciiTheme="minorHAnsi" w:hAnsiTheme="minorHAnsi" w:cstheme="minorHAnsi"/>
-          <w:sz w:val="24"/>
-          <w:szCs w:val="24"/>
+      <w:bookmarkStart w:id="8" w:name="_Toc238628405"/>
+      <w:r>
+        <w:rPr>
+          <w:rStyle w:val="Referenciasutil"/>
+          <w:sz w:val="32"/>
+          <w:szCs w:val="32"/>
         </w:rPr>
         <w:lastRenderedPageBreak/>
-        <w:t>Estamos evaluando una manera para que el proyecto obtenga ingresos y se financie: agregar funciones avanzadas o “premium”.</w:t>
-      </w:r>
-    </w:p>
-    <w:p>
-      <w:pPr>
+        <w:t xml:space="preserve">ETAPA </w:t>
+      </w:r>
+      <w:r>
+        <w:rPr>
+          <w:rStyle w:val="Referenciasutil"/>
+          <w:sz w:val="32"/>
+          <w:szCs w:val="32"/>
+        </w:rPr>
+        <w:t>4</w:t>
+      </w:r>
+      <w:r>
+        <w:rPr>
+          <w:rStyle w:val="Referenciasutil"/>
+          <w:sz w:val="32"/>
+          <w:szCs w:val="32"/>
+        </w:rPr>
+        <w:t xml:space="preserve">: </w:t>
+      </w:r>
+      <w:r>
+        <w:rPr>
+          <w:rStyle w:val="Referenciasutil"/>
+          <w:sz w:val="32"/>
+          <w:szCs w:val="32"/>
+        </w:rPr>
+        <w:t xml:space="preserve">Mejora </w:t>
+      </w:r>
+      <w:r>
+        <w:rPr>
+          <w:rStyle w:val="Referenciasutil"/>
+          <w:sz w:val="32"/>
+          <w:szCs w:val="32"/>
+        </w:rPr>
+        <w:t xml:space="preserve">del proyecto </w:t>
+      </w:r>
+      <w:r>
+        <w:rPr>
+          <w:rStyle w:val="Referenciasutil"/>
+          <w:sz w:val="32"/>
+          <w:szCs w:val="32"/>
+        </w:rPr>
+        <w:t>y refactorización</w:t>
+      </w:r>
+      <w:bookmarkEnd w:id="8"/>
+    </w:p>
+    <w:p>
+      <w:pPr>
+        <w:pStyle w:val="Ttulo3"/>
+        <w:spacing w:line="480" w:lineRule="auto"/>
+        <w:rPr>
+          <w:rStyle w:val="Referenciasutil"/>
+          <w:sz w:val="32"/>
+          <w:szCs w:val="32"/>
+        </w:rPr>
+      </w:pPr>
+      <w:bookmarkStart w:id="9" w:name="_Toc238628406"/>
+      <w:r>
+        <w:rPr>
+          <w:rStyle w:val="Referenciasutil"/>
+          <w:sz w:val="32"/>
+          <w:szCs w:val="32"/>
+        </w:rPr>
+        <w:t xml:space="preserve">ETAPA </w:t>
+      </w:r>
+      <w:r>
+        <w:rPr>
+          <w:rStyle w:val="Referenciasutil"/>
+          <w:sz w:val="32"/>
+          <w:szCs w:val="32"/>
+        </w:rPr>
+        <w:t>5</w:t>
+      </w:r>
+      <w:r>
+        <w:rPr>
+          <w:rStyle w:val="Referenciasutil"/>
+          <w:sz w:val="32"/>
+          <w:szCs w:val="32"/>
+        </w:rPr>
+        <w:t xml:space="preserve">: </w:t>
+      </w:r>
+      <w:r>
+        <w:rPr>
+          <w:rStyle w:val="Referenciasutil"/>
+          <w:sz w:val="32"/>
+          <w:szCs w:val="32"/>
+        </w:rPr>
+        <w:t>Difusión y manual del usuario</w:t>
+      </w:r>
+      <w:bookmarkEnd w:id="9"/>
+    </w:p>
+    <w:p>
+      <w:pPr>
+        <w:pStyle w:val="Ttulo3"/>
+        <w:spacing w:line="480" w:lineRule="auto"/>
+        <w:rPr>
+          <w:rStyle w:val="Referenciasutil"/>
+          <w:sz w:val="32"/>
+          <w:szCs w:val="32"/>
+        </w:rPr>
+      </w:pPr>
+      <w:bookmarkStart w:id="10" w:name="_Toc238628407"/>
+      <w:r>
+        <w:rPr>
+          <w:rStyle w:val="Referenciasutil"/>
+          <w:sz w:val="32"/>
+          <w:szCs w:val="32"/>
+        </w:rPr>
+        <w:t xml:space="preserve">ETAPA </w:t>
+      </w:r>
+      <w:r>
+        <w:rPr>
+          <w:rStyle w:val="Referenciasutil"/>
+          <w:sz w:val="32"/>
+          <w:szCs w:val="32"/>
+        </w:rPr>
+        <w:t>6</w:t>
+      </w:r>
+      <w:r>
+        <w:rPr>
+          <w:rStyle w:val="Referenciasutil"/>
+          <w:sz w:val="32"/>
+          <w:szCs w:val="32"/>
+        </w:rPr>
+        <w:t xml:space="preserve">: </w:t>
+      </w:r>
+      <w:r>
+        <w:rPr>
+          <w:rStyle w:val="Referenciasutil"/>
+          <w:sz w:val="32"/>
+          <w:szCs w:val="32"/>
+        </w:rPr>
+        <w:t>Pruebas, testeos y resolución de errores</w:t>
+      </w:r>
+      <w:bookmarkEnd w:id="10"/>
+    </w:p>
+    <w:p>
+      <w:pPr>
+        <w:pStyle w:val="Ttulo3"/>
+        <w:spacing w:line="480" w:lineRule="auto"/>
+        <w:rPr>
+          <w:rStyle w:val="Referenciasutil"/>
+          <w:sz w:val="32"/>
+          <w:szCs w:val="32"/>
+        </w:rPr>
+      </w:pPr>
+      <w:bookmarkStart w:id="11" w:name="_Toc238628408"/>
+      <w:r>
+        <w:rPr>
+          <w:rStyle w:val="Referenciasutil"/>
+          <w:sz w:val="32"/>
+          <w:szCs w:val="32"/>
+        </w:rPr>
+        <w:t xml:space="preserve">ETAPA </w:t>
+      </w:r>
+      <w:r>
+        <w:rPr>
+          <w:rStyle w:val="Referenciasutil"/>
+          <w:sz w:val="32"/>
+          <w:szCs w:val="32"/>
+        </w:rPr>
+        <w:t>7</w:t>
+      </w:r>
+      <w:r>
+        <w:rPr>
+          <w:rStyle w:val="Referenciasutil"/>
+          <w:sz w:val="32"/>
+          <w:szCs w:val="32"/>
+        </w:rPr>
+        <w:t xml:space="preserve">: </w:t>
+      </w:r>
+      <w:r>
+        <w:rPr>
+          <w:rStyle w:val="Referenciasutil"/>
+          <w:sz w:val="32"/>
+          <w:szCs w:val="32"/>
+        </w:rPr>
+        <w:t>Preparación y exposición final</w:t>
+      </w:r>
+      <w:bookmarkEnd w:id="11"/>
+    </w:p>
+    <w:p>
+      <w:pPr>
+        <w:pStyle w:val="Ttulo3"/>
+        <w:spacing w:line="480" w:lineRule="auto"/>
+        <w:rPr>
+          <w:rStyle w:val="Referenciasutil"/>
+          <w:sz w:val="32"/>
+          <w:szCs w:val="32"/>
+        </w:rPr>
+      </w:pPr>
+      <w:bookmarkStart w:id="12" w:name="_Toc238628409"/>
+      <w:r>
+        <w:rPr>
+          <w:rStyle w:val="Referenciasutil"/>
+          <w:sz w:val="32"/>
+          <w:szCs w:val="32"/>
+        </w:rPr>
+        <w:t xml:space="preserve">ETAPA </w:t>
+      </w:r>
+      <w:r>
+        <w:rPr>
+          <w:rStyle w:val="Referenciasutil"/>
+          <w:sz w:val="32"/>
+          <w:szCs w:val="32"/>
+        </w:rPr>
+        <w:t>8</w:t>
+      </w:r>
+      <w:r>
+        <w:rPr>
+          <w:rStyle w:val="Referenciasutil"/>
+          <w:sz w:val="32"/>
+          <w:szCs w:val="32"/>
+        </w:rPr>
+        <w:t xml:space="preserve">: </w:t>
+      </w:r>
+      <w:r>
+        <w:rPr>
+          <w:rStyle w:val="Referenciasutil"/>
+          <w:sz w:val="32"/>
+          <w:szCs w:val="32"/>
+        </w:rPr>
+        <w:t>Presentación y evaluación final</w:t>
+      </w:r>
+      <w:bookmarkEnd w:id="12"/>
+    </w:p>
+    <w:p>
+      <w:pPr>
+        <w:pStyle w:val="Ttulo3"/>
+        <w:spacing w:line="480" w:lineRule="auto"/>
+        <w:rPr>
+          <w:rStyle w:val="Referenciasutil"/>
+          <w:sz w:val="32"/>
+          <w:szCs w:val="32"/>
+        </w:rPr>
+      </w:pPr>
+      <w:bookmarkStart w:id="13" w:name="_Toc238628410"/>
+      <w:r>
+        <w:rPr>
+          <w:rStyle w:val="Referenciasutil"/>
+          <w:sz w:val="32"/>
+          <w:szCs w:val="32"/>
+        </w:rPr>
+        <w:t xml:space="preserve">ETAPA </w:t>
+      </w:r>
+      <w:r>
+        <w:rPr>
+          <w:rStyle w:val="Referenciasutil"/>
+          <w:sz w:val="32"/>
+          <w:szCs w:val="32"/>
+        </w:rPr>
+        <w:t>9</w:t>
+      </w:r>
+      <w:r>
+        <w:rPr>
+          <w:rStyle w:val="Referenciasutil"/>
+          <w:sz w:val="32"/>
+          <w:szCs w:val="32"/>
+        </w:rPr>
+        <w:t xml:space="preserve">: </w:t>
+      </w:r>
+      <w:r>
+        <w:rPr>
+          <w:rStyle w:val="Referenciasutil"/>
+          <w:sz w:val="32"/>
+          <w:szCs w:val="32"/>
+        </w:rPr>
+        <w:t xml:space="preserve">Mejoras </w:t>
+      </w:r>
+      <w:proofErr w:type="spellStart"/>
+      <w:r>
+        <w:rPr>
+          <w:rStyle w:val="Referenciasutil"/>
+          <w:sz w:val="32"/>
+          <w:szCs w:val="32"/>
+        </w:rPr>
+        <w:t>post-feria</w:t>
+      </w:r>
+      <w:bookmarkEnd w:id="13"/>
+      <w:proofErr w:type="spellEnd"/>
+    </w:p>
+    <w:p>
+      <w:pPr>
+        <w:pStyle w:val="Ttulo3"/>
+        <w:spacing w:line="480" w:lineRule="auto"/>
+        <w:rPr>
+          <w:smallCaps/>
+          <w:color w:val="5A5A5A" w:themeColor="text1" w:themeTint="A5"/>
+          <w:sz w:val="32"/>
+          <w:szCs w:val="32"/>
+        </w:rPr>
+      </w:pPr>
+      <w:bookmarkStart w:id="14" w:name="_Toc238628411"/>
+      <w:r>
+        <w:rPr>
+          <w:rStyle w:val="Referenciasutil"/>
+          <w:sz w:val="32"/>
+          <w:szCs w:val="32"/>
+        </w:rPr>
+        <w:t xml:space="preserve">ETAPA </w:t>
+      </w:r>
+      <w:r>
+        <w:rPr>
+          <w:rStyle w:val="Referenciasutil"/>
+          <w:sz w:val="32"/>
+          <w:szCs w:val="32"/>
+        </w:rPr>
+        <w:t>10</w:t>
+      </w:r>
+      <w:r>
+        <w:rPr>
+          <w:rStyle w:val="Referenciasutil"/>
+          <w:sz w:val="32"/>
+          <w:szCs w:val="32"/>
+        </w:rPr>
+        <w:t xml:space="preserve">: </w:t>
+      </w:r>
+      <w:r>
+        <w:rPr>
+          <w:rStyle w:val="Referenciasutil"/>
+          <w:sz w:val="32"/>
+          <w:szCs w:val="32"/>
+        </w:rPr>
+        <w:t>Defensa final</w:t>
+      </w:r>
+      <w:bookmarkEnd w:id="14"/>
+    </w:p>
+    <w:p>
+      <w:pPr>
+        <w:spacing w:line="480" w:lineRule="auto"/>
+        <w:rPr>
+          <w:rFonts w:asciiTheme="minorHAnsi" w:hAnsiTheme="minorHAnsi" w:cstheme="minorHAnsi"/>
+          <w:sz w:val="24"/>
+          <w:szCs w:val="24"/>
+        </w:rPr>
+      </w:pPr>
+    </w:p>
+    <w:p>
+      <w:pPr>
+        <w:spacing w:line="480" w:lineRule="auto"/>
+        <w:rPr>
+          <w:rFonts w:asciiTheme="minorHAnsi" w:hAnsiTheme="minorHAnsi" w:cstheme="minorHAnsi"/>
+          <w:sz w:val="24"/>
+          <w:szCs w:val="24"/>
+        </w:rPr>
+      </w:pPr>
+    </w:p>
+    <w:p>
+      <w:pPr>
+        <w:spacing w:line="480" w:lineRule="auto"/>
+        <w:rPr>
+          <w:rFonts w:asciiTheme="minorHAnsi" w:hAnsiTheme="minorHAnsi" w:cstheme="minorHAnsi"/>
+          <w:sz w:val="24"/>
+          <w:szCs w:val="24"/>
+        </w:rPr>
+      </w:pPr>
+    </w:p>
+    <w:p>
+      <w:pPr>
+        <w:spacing w:line="480" w:lineRule="auto"/>
+        <w:rPr>
+          <w:rFonts w:asciiTheme="minorHAnsi" w:hAnsiTheme="minorHAnsi" w:cstheme="minorHAnsi"/>
+          <w:sz w:val="24"/>
+          <w:szCs w:val="24"/>
+        </w:rPr>
+      </w:pPr>
+    </w:p>
+    <w:p>
+      <w:pPr>
+        <w:spacing w:line="480" w:lineRule="auto"/>
+        <w:rPr>
+          <w:rFonts w:asciiTheme="minorHAnsi" w:hAnsiTheme="minorHAnsi" w:cstheme="minorHAnsi"/>
+          <w:sz w:val="24"/>
+          <w:szCs w:val="24"/>
+        </w:rPr>
+      </w:pPr>
+    </w:p>
+    <w:p>
+      <w:pPr>
+        <w:spacing w:line="480" w:lineRule="auto"/>
+        <w:rPr>
+          <w:rFonts w:asciiTheme="minorHAnsi" w:hAnsiTheme="minorHAnsi" w:cstheme="minorHAnsi"/>
+          <w:sz w:val="24"/>
+          <w:szCs w:val="24"/>
+        </w:rPr>
+      </w:pPr>
+    </w:p>
+    <w:p>
+      <w:pPr>
+        <w:spacing w:line="480" w:lineRule="auto"/>
+        <w:rPr>
+          <w:rFonts w:asciiTheme="minorHAnsi" w:hAnsiTheme="minorHAnsi" w:cstheme="minorHAnsi"/>
+          <w:sz w:val="24"/>
+          <w:szCs w:val="24"/>
+        </w:rPr>
+      </w:pPr>
+    </w:p>
+    <w:p>
+      <w:pPr>
+        <w:spacing w:line="480" w:lineRule="auto"/>
+        <w:rPr>
+          <w:rFonts w:asciiTheme="minorHAnsi" w:hAnsiTheme="minorHAnsi" w:cstheme="minorHAnsi"/>
+          <w:sz w:val="24"/>
+          <w:szCs w:val="24"/>
+        </w:rPr>
+      </w:pPr>
+    </w:p>
+    <w:p>
+      <w:pPr>
+        <w:spacing w:line="480" w:lineRule="auto"/>
+        <w:rPr>
+          <w:rFonts w:asciiTheme="minorHAnsi" w:hAnsiTheme="minorHAnsi" w:cstheme="minorHAnsi"/>
+          <w:sz w:val="24"/>
+          <w:szCs w:val="24"/>
+        </w:rPr>
+      </w:pPr>
+    </w:p>
+    <w:p>
+      <w:pPr>
+        <w:spacing w:line="480" w:lineRule="auto"/>
+        <w:rPr>
+          <w:rFonts w:asciiTheme="minorHAnsi" w:hAnsiTheme="minorHAnsi" w:cstheme="minorHAnsi"/>
+          <w:sz w:val="24"/>
+          <w:szCs w:val="24"/>
+        </w:rPr>
+      </w:pPr>
+    </w:p>
+    <w:p>
+      <w:pPr>
+        <w:spacing w:line="480" w:lineRule="auto"/>
+        <w:rPr>
+          <w:rFonts w:asciiTheme="minorHAnsi" w:hAnsiTheme="minorHAnsi" w:cstheme="minorHAnsi"/>
+          <w:sz w:val="24"/>
+          <w:szCs w:val="24"/>
+        </w:rPr>
+      </w:pPr>
+    </w:p>
+    <w:p>
+      <w:pPr>
+        <w:spacing w:line="480" w:lineRule="auto"/>
+        <w:rPr>
+          <w:rFonts w:asciiTheme="minorHAnsi" w:hAnsiTheme="minorHAnsi" w:cstheme="minorHAnsi"/>
+          <w:sz w:val="24"/>
+          <w:szCs w:val="24"/>
+        </w:rPr>
+      </w:pPr>
+    </w:p>
+    <w:p>
+      <w:pPr>
+        <w:spacing w:line="480" w:lineRule="auto"/>
+        <w:rPr>
+          <w:rFonts w:asciiTheme="minorHAnsi" w:hAnsiTheme="minorHAnsi" w:cstheme="minorHAnsi"/>
+          <w:sz w:val="24"/>
+          <w:szCs w:val="24"/>
+        </w:rPr>
+      </w:pPr>
+    </w:p>
+    <w:p>
+      <w:pPr>
+        <w:spacing w:line="480" w:lineRule="auto"/>
+        <w:rPr>
+          <w:rFonts w:asciiTheme="minorHAnsi" w:hAnsiTheme="minorHAnsi" w:cstheme="minorHAnsi"/>
+          <w:sz w:val="24"/>
+          <w:szCs w:val="24"/>
+        </w:rPr>
+      </w:pPr>
+    </w:p>
+    <w:p>
+      <w:pPr>
+        <w:spacing w:line="480" w:lineRule="auto"/>
+        <w:rPr>
+          <w:rFonts w:asciiTheme="minorHAnsi" w:hAnsiTheme="minorHAnsi" w:cstheme="minorHAnsi"/>
+          <w:sz w:val="24"/>
+          <w:szCs w:val="24"/>
+        </w:rPr>
+      </w:pPr>
+    </w:p>
+    <w:p>
+      <w:pPr>
+        <w:spacing w:line="480" w:lineRule="auto"/>
+        <w:rPr>
+          <w:rFonts w:asciiTheme="minorHAnsi" w:hAnsiTheme="minorHAnsi" w:cstheme="minorHAnsi"/>
+          <w:sz w:val="24"/>
+          <w:szCs w:val="24"/>
+        </w:rPr>
+      </w:pPr>
+    </w:p>
+    <w:p>
+      <w:pPr>
+        <w:spacing w:line="480" w:lineRule="auto"/>
+        <w:rPr>
+          <w:rFonts w:asciiTheme="minorHAnsi" w:hAnsiTheme="minorHAnsi" w:cstheme="minorHAnsi"/>
+          <w:sz w:val="24"/>
+          <w:szCs w:val="24"/>
+        </w:rPr>
+      </w:pPr>
+    </w:p>
+    <w:p>
+      <w:pPr>
+        <w:spacing w:line="480" w:lineRule="auto"/>
+        <w:rPr>
+          <w:rFonts w:asciiTheme="minorHAnsi" w:hAnsiTheme="minorHAnsi" w:cstheme="minorHAnsi"/>
+          <w:sz w:val="24"/>
+          <w:szCs w:val="24"/>
+        </w:rPr>
+      </w:pPr>
+    </w:p>
+    <w:p>
+      <w:pPr>
+        <w:spacing w:line="480" w:lineRule="auto"/>
+        <w:rPr>
+          <w:rFonts w:asciiTheme="minorHAnsi" w:hAnsiTheme="minorHAnsi" w:cstheme="minorHAnsi"/>
+          <w:sz w:val="24"/>
+          <w:szCs w:val="24"/>
+        </w:rPr>
+      </w:pPr>
+    </w:p>
+    <w:p>
+      <w:pPr>
+        <w:spacing w:line="480" w:lineRule="auto"/>
+        <w:rPr>
+          <w:rFonts w:asciiTheme="minorHAnsi" w:hAnsiTheme="minorHAnsi" w:cstheme="minorHAnsi"/>
+          <w:sz w:val="24"/>
+          <w:szCs w:val="24"/>
+        </w:rPr>
+      </w:pPr>
+    </w:p>
+    <w:p>
+      <w:pPr>
+        <w:spacing w:line="480" w:lineRule="auto"/>
+        <w:rPr>
+          <w:rFonts w:asciiTheme="minorHAnsi" w:hAnsiTheme="minorHAnsi" w:cstheme="minorHAnsi"/>
+          <w:sz w:val="24"/>
+          <w:szCs w:val="24"/>
+        </w:rPr>
+      </w:pPr>
+    </w:p>
+    <w:p>
+      <w:pPr>
+        <w:spacing w:line="480" w:lineRule="auto"/>
+        <w:rPr>
+          <w:rFonts w:asciiTheme="minorHAnsi" w:hAnsiTheme="minorHAnsi" w:cstheme="minorHAnsi"/>
+          <w:sz w:val="24"/>
+          <w:szCs w:val="24"/>
+        </w:rPr>
+      </w:pPr>
+    </w:p>
+    <w:p>
+      <w:pPr>
+        <w:spacing w:line="480" w:lineRule="auto"/>
+        <w:rPr>
+          <w:rFonts w:asciiTheme="minorHAnsi" w:hAnsiTheme="minorHAnsi" w:cstheme="minorHAnsi"/>
+          <w:sz w:val="24"/>
+          <w:szCs w:val="24"/>
+        </w:rPr>
+      </w:pPr>
+    </w:p>
+    <w:p>
+      <w:pPr>
+        <w:spacing w:line="480" w:lineRule="auto"/>
+        <w:rPr>
+          <w:rFonts w:asciiTheme="minorHAnsi" w:hAnsiTheme="minorHAnsi" w:cstheme="minorHAnsi"/>
+          <w:sz w:val="24"/>
+          <w:szCs w:val="24"/>
+        </w:rPr>
+      </w:pPr>
+    </w:p>
+    <w:p>
+      <w:pPr>
+        <w:spacing w:line="480" w:lineRule="auto"/>
+        <w:rPr>
+          <w:rFonts w:asciiTheme="minorHAnsi" w:hAnsiTheme="minorHAnsi" w:cstheme="minorHAnsi"/>
+          <w:sz w:val="24"/>
+          <w:szCs w:val="24"/>
+        </w:rPr>
+      </w:pPr>
+    </w:p>
+    <w:p>
+      <w:pPr>
+        <w:spacing w:line="480" w:lineRule="auto"/>
+        <w:rPr>
+          <w:rFonts w:asciiTheme="minorHAnsi" w:hAnsiTheme="minorHAnsi" w:cstheme="minorHAnsi"/>
+          <w:sz w:val="24"/>
+          <w:szCs w:val="24"/>
+        </w:rPr>
+      </w:pPr>
+    </w:p>
+    <w:p>
+      <w:pPr>
+        <w:spacing w:line="480" w:lineRule="auto"/>
+        <w:rPr>
+          <w:rFonts w:asciiTheme="minorHAnsi" w:hAnsiTheme="minorHAnsi" w:cstheme="minorHAnsi"/>
+          <w:sz w:val="24"/>
+          <w:szCs w:val="24"/>
+        </w:rPr>
+      </w:pPr>
+    </w:p>
+    <w:p>
+      <w:pPr>
+        <w:spacing w:line="480" w:lineRule="auto"/>
+        <w:rPr>
+          <w:rFonts w:asciiTheme="minorHAnsi" w:hAnsiTheme="minorHAnsi" w:cstheme="minorHAnsi"/>
+          <w:sz w:val="24"/>
+          <w:szCs w:val="24"/>
+        </w:rPr>
+      </w:pPr>
+    </w:p>
+    <w:p>
+      <w:pPr>
+        <w:spacing w:line="480" w:lineRule="auto"/>
+        <w:rPr>
+          <w:rFonts w:asciiTheme="minorHAnsi" w:hAnsiTheme="minorHAnsi" w:cstheme="minorHAnsi"/>
+          <w:sz w:val="24"/>
+          <w:szCs w:val="24"/>
+        </w:rPr>
+      </w:pPr>
+    </w:p>
+    <w:p>
+      <w:pPr>
+        <w:spacing w:line="480" w:lineRule="auto"/>
+        <w:rPr>
+          <w:rFonts w:asciiTheme="minorHAnsi" w:hAnsiTheme="minorHAnsi" w:cstheme="minorHAnsi"/>
+          <w:sz w:val="24"/>
+          <w:szCs w:val="24"/>
+        </w:rPr>
+      </w:pPr>
+    </w:p>
+    <w:p>
+      <w:pPr>
+        <w:spacing w:line="480" w:lineRule="auto"/>
+        <w:rPr>
+          <w:rFonts w:asciiTheme="minorHAnsi" w:hAnsiTheme="minorHAnsi" w:cstheme="minorHAnsi"/>
+          <w:sz w:val="24"/>
+          <w:szCs w:val="24"/>
+        </w:rPr>
+      </w:pPr>
+    </w:p>
+    <w:p>
+      <w:pPr>
+        <w:spacing w:line="480" w:lineRule="auto"/>
+        <w:rPr>
+          <w:rFonts w:asciiTheme="minorHAnsi" w:hAnsiTheme="minorHAnsi" w:cstheme="minorHAnsi"/>
+          <w:sz w:val="24"/>
+          <w:szCs w:val="24"/>
+        </w:rPr>
+      </w:pPr>
+    </w:p>
+    <w:p>
+      <w:pPr>
+        <w:spacing w:line="480" w:lineRule="auto"/>
+        <w:rPr>
+          <w:rFonts w:asciiTheme="minorHAnsi" w:hAnsiTheme="minorHAnsi" w:cstheme="minorHAnsi"/>
+          <w:sz w:val="24"/>
+          <w:szCs w:val="24"/>
+        </w:rPr>
+      </w:pPr>
+    </w:p>
+    <w:p>
+      <w:pPr>
+        <w:spacing w:line="480" w:lineRule="auto"/>
+        <w:rPr>
+          <w:rFonts w:asciiTheme="minorHAnsi" w:hAnsiTheme="minorHAnsi" w:cstheme="minorHAnsi"/>
+          <w:sz w:val="24"/>
+          <w:szCs w:val="24"/>
+        </w:rPr>
+      </w:pPr>
+    </w:p>
+    <w:p>
+      <w:pPr>
+        <w:spacing w:line="480" w:lineRule="auto"/>
+        <w:rPr>
+          <w:rFonts w:asciiTheme="minorHAnsi" w:hAnsiTheme="minorHAnsi" w:cstheme="minorHAnsi"/>
+          <w:sz w:val="24"/>
+          <w:szCs w:val="24"/>
+        </w:rPr>
+      </w:pPr>
+    </w:p>
+    <w:p>
+      <w:pPr>
+        <w:spacing w:line="480" w:lineRule="auto"/>
+        <w:rPr>
+          <w:rFonts w:asciiTheme="minorHAnsi" w:hAnsiTheme="minorHAnsi" w:cstheme="minorHAnsi"/>
+          <w:sz w:val="24"/>
+          <w:szCs w:val="24"/>
+        </w:rPr>
+      </w:pPr>
+    </w:p>
+    <w:p>
+      <w:pPr>
+        <w:spacing w:line="480" w:lineRule="auto"/>
+        <w:rPr>
+          <w:rFonts w:asciiTheme="minorHAnsi" w:hAnsiTheme="minorHAnsi" w:cstheme="minorHAnsi"/>
+          <w:sz w:val="24"/>
+          <w:szCs w:val="24"/>
+        </w:rPr>
+      </w:pPr>
+    </w:p>
+    <w:p>
+      <w:pPr>
+        <w:spacing w:line="480" w:lineRule="auto"/>
         <w:rPr>
           <w:rFonts w:asciiTheme="minorHAnsi" w:hAnsiTheme="minorHAnsi" w:cstheme="minorHAnsi"/>
           <w:sz w:val="24"/>
@@ -5743,847 +7537,17 @@
         <w:pStyle w:val="Ttulo"/>
         <w:spacing w:line="480" w:lineRule="auto"/>
         <w:rPr>
-          <w:rStyle w:val="Referenciasutil"/>
-          <w:rFonts w:asciiTheme="minorHAnsi" w:hAnsiTheme="minorHAnsi" w:cstheme="minorHAnsi"/>
-          <w:sz w:val="36"/>
-          <w:szCs w:val="36"/>
-        </w:rPr>
-      </w:pPr>
-      <w:r>
-        <w:rPr>
-          <w:rStyle w:val="Referenciasutil"/>
-          <w:rFonts w:asciiTheme="minorHAnsi" w:hAnsiTheme="minorHAnsi" w:cstheme="minorHAnsi"/>
-          <w:sz w:val="36"/>
-          <w:szCs w:val="36"/>
-        </w:rPr>
-        <w:t xml:space="preserve">Etapa </w:t>
-      </w:r>
-      <w:r>
-        <w:rPr>
-          <w:rStyle w:val="Referenciasutil"/>
-          <w:rFonts w:asciiTheme="minorHAnsi" w:hAnsiTheme="minorHAnsi" w:cstheme="minorHAnsi"/>
-          <w:sz w:val="36"/>
-          <w:szCs w:val="36"/>
-        </w:rPr>
-        <w:t>4</w:t>
-      </w:r>
-      <w:r>
-        <w:rPr>
-          <w:rStyle w:val="Referenciasutil"/>
-          <w:rFonts w:asciiTheme="minorHAnsi" w:hAnsiTheme="minorHAnsi" w:cstheme="minorHAnsi"/>
-          <w:sz w:val="36"/>
-          <w:szCs w:val="36"/>
-        </w:rPr>
-        <w:t xml:space="preserve">: </w:t>
-      </w:r>
-      <w:r>
-        <w:rPr>
-          <w:rStyle w:val="Referenciasutil"/>
-          <w:rFonts w:asciiTheme="minorHAnsi" w:hAnsiTheme="minorHAnsi" w:cstheme="minorHAnsi"/>
-          <w:sz w:val="36"/>
-          <w:szCs w:val="36"/>
-        </w:rPr>
-        <w:t>Mejora del Proyecto y Refactorización</w:t>
-      </w:r>
-    </w:p>
-    <w:p>
-      <w:pPr>
-        <w:pStyle w:val="Ttulo"/>
-        <w:spacing w:line="480" w:lineRule="auto"/>
-        <w:rPr>
-          <w:rStyle w:val="Referenciasutil"/>
-          <w:rFonts w:asciiTheme="minorHAnsi" w:hAnsiTheme="minorHAnsi" w:cstheme="minorHAnsi"/>
-          <w:sz w:val="36"/>
-          <w:szCs w:val="36"/>
-        </w:rPr>
-      </w:pPr>
-      <w:r>
-        <w:rPr>
-          <w:rStyle w:val="Referenciasutil"/>
-          <w:rFonts w:asciiTheme="minorHAnsi" w:hAnsiTheme="minorHAnsi" w:cstheme="minorHAnsi"/>
-          <w:sz w:val="36"/>
-          <w:szCs w:val="36"/>
-        </w:rPr>
-        <w:t xml:space="preserve">Etapa </w:t>
-      </w:r>
-      <w:r>
-        <w:rPr>
-          <w:rStyle w:val="Referenciasutil"/>
-          <w:rFonts w:asciiTheme="minorHAnsi" w:hAnsiTheme="minorHAnsi" w:cstheme="minorHAnsi"/>
-          <w:sz w:val="36"/>
-          <w:szCs w:val="36"/>
-        </w:rPr>
-        <w:t>5</w:t>
-      </w:r>
-      <w:r>
-        <w:rPr>
-          <w:rStyle w:val="Referenciasutil"/>
-          <w:rFonts w:asciiTheme="minorHAnsi" w:hAnsiTheme="minorHAnsi" w:cstheme="minorHAnsi"/>
-          <w:sz w:val="36"/>
-          <w:szCs w:val="36"/>
-        </w:rPr>
-        <w:t xml:space="preserve">: </w:t>
-      </w:r>
-      <w:r>
-        <w:rPr>
-          <w:rStyle w:val="Referenciasutil"/>
-          <w:rFonts w:asciiTheme="minorHAnsi" w:hAnsiTheme="minorHAnsi" w:cstheme="minorHAnsi"/>
-          <w:sz w:val="36"/>
-          <w:szCs w:val="36"/>
-        </w:rPr>
-        <w:t>Difusión y Manual del Us</w:t>
-      </w:r>
-      <w:r>
-        <w:rPr>
-          <w:rStyle w:val="Referenciasutil"/>
-          <w:rFonts w:asciiTheme="minorHAnsi" w:hAnsiTheme="minorHAnsi" w:cstheme="minorHAnsi"/>
-          <w:sz w:val="36"/>
-          <w:szCs w:val="36"/>
-        </w:rPr>
-        <w:t>u</w:t>
-      </w:r>
-      <w:r>
-        <w:rPr>
-          <w:rStyle w:val="Referenciasutil"/>
-          <w:rFonts w:asciiTheme="minorHAnsi" w:hAnsiTheme="minorHAnsi" w:cstheme="minorHAnsi"/>
-          <w:sz w:val="36"/>
-          <w:szCs w:val="36"/>
-        </w:rPr>
-        <w:t>ario</w:t>
-      </w:r>
-    </w:p>
-    <w:p>
-      <w:pPr>
-        <w:pStyle w:val="Ttulo"/>
-        <w:spacing w:line="480" w:lineRule="auto"/>
-        <w:rPr>
-          <w:rStyle w:val="Referenciasutil"/>
-          <w:rFonts w:asciiTheme="minorHAnsi" w:hAnsiTheme="minorHAnsi" w:cstheme="minorHAnsi"/>
-          <w:sz w:val="36"/>
-          <w:szCs w:val="36"/>
-        </w:rPr>
-      </w:pPr>
-      <w:r>
-        <w:rPr>
-          <w:rStyle w:val="Referenciasutil"/>
-          <w:rFonts w:asciiTheme="minorHAnsi" w:hAnsiTheme="minorHAnsi" w:cstheme="minorHAnsi"/>
-          <w:sz w:val="36"/>
-          <w:szCs w:val="36"/>
-        </w:rPr>
-        <w:t xml:space="preserve">Etapa </w:t>
-      </w:r>
-      <w:r>
-        <w:rPr>
-          <w:rStyle w:val="Referenciasutil"/>
-          <w:rFonts w:asciiTheme="minorHAnsi" w:hAnsiTheme="minorHAnsi" w:cstheme="minorHAnsi"/>
-          <w:sz w:val="36"/>
-          <w:szCs w:val="36"/>
-        </w:rPr>
-        <w:t>6</w:t>
-      </w:r>
-      <w:r>
-        <w:rPr>
-          <w:rStyle w:val="Referenciasutil"/>
-          <w:rFonts w:asciiTheme="minorHAnsi" w:hAnsiTheme="minorHAnsi" w:cstheme="minorHAnsi"/>
-          <w:sz w:val="36"/>
-          <w:szCs w:val="36"/>
-        </w:rPr>
-        <w:t>: Mejora del Proyecto y Refactorización</w:t>
-      </w:r>
-    </w:p>
-    <w:p>
-      <w:pPr>
-        <w:pStyle w:val="Ttulo"/>
-        <w:spacing w:line="480" w:lineRule="auto"/>
-        <w:rPr>
-          <w:rStyle w:val="Referenciasutil"/>
-          <w:rFonts w:asciiTheme="minorHAnsi" w:hAnsiTheme="minorHAnsi" w:cstheme="minorHAnsi"/>
-          <w:sz w:val="36"/>
-          <w:szCs w:val="36"/>
-        </w:rPr>
-      </w:pPr>
-      <w:r>
-        <w:rPr>
-          <w:rStyle w:val="Referenciasutil"/>
-          <w:rFonts w:asciiTheme="minorHAnsi" w:hAnsiTheme="minorHAnsi" w:cstheme="minorHAnsi"/>
-          <w:sz w:val="36"/>
-          <w:szCs w:val="36"/>
-        </w:rPr>
-        <w:t xml:space="preserve">Etapa </w:t>
-      </w:r>
-      <w:r>
-        <w:rPr>
-          <w:rStyle w:val="Referenciasutil"/>
-          <w:rFonts w:asciiTheme="minorHAnsi" w:hAnsiTheme="minorHAnsi" w:cstheme="minorHAnsi"/>
-          <w:sz w:val="36"/>
-          <w:szCs w:val="36"/>
-        </w:rPr>
-        <w:t>7</w:t>
-      </w:r>
-      <w:r>
-        <w:rPr>
-          <w:rStyle w:val="Referenciasutil"/>
-          <w:rFonts w:asciiTheme="minorHAnsi" w:hAnsiTheme="minorHAnsi" w:cstheme="minorHAnsi"/>
-          <w:sz w:val="36"/>
-          <w:szCs w:val="36"/>
-        </w:rPr>
-        <w:t xml:space="preserve">: </w:t>
-      </w:r>
-      <w:r>
-        <w:rPr>
-          <w:rStyle w:val="Referenciasutil"/>
-          <w:rFonts w:asciiTheme="minorHAnsi" w:hAnsiTheme="minorHAnsi" w:cstheme="minorHAnsi"/>
-          <w:sz w:val="36"/>
-          <w:szCs w:val="36"/>
-        </w:rPr>
-        <w:t>Preparación y Exposición Final</w:t>
-      </w:r>
-    </w:p>
-    <w:p>
-      <w:pPr>
-        <w:pStyle w:val="Ttulo"/>
-        <w:spacing w:line="480" w:lineRule="auto"/>
-        <w:rPr>
-          <w:rStyle w:val="Referenciasutil"/>
-          <w:rFonts w:asciiTheme="minorHAnsi" w:hAnsiTheme="minorHAnsi" w:cstheme="minorHAnsi"/>
-          <w:sz w:val="36"/>
-          <w:szCs w:val="36"/>
-        </w:rPr>
-      </w:pPr>
-      <w:r>
-        <w:rPr>
-          <w:rStyle w:val="Referenciasutil"/>
-          <w:rFonts w:asciiTheme="minorHAnsi" w:hAnsiTheme="minorHAnsi" w:cstheme="minorHAnsi"/>
-          <w:sz w:val="36"/>
-          <w:szCs w:val="36"/>
-        </w:rPr>
-        <w:t xml:space="preserve">Etapa </w:t>
-      </w:r>
-      <w:r>
-        <w:rPr>
-          <w:rStyle w:val="Referenciasutil"/>
-          <w:rFonts w:asciiTheme="minorHAnsi" w:hAnsiTheme="minorHAnsi" w:cstheme="minorHAnsi"/>
-          <w:sz w:val="36"/>
-          <w:szCs w:val="36"/>
-        </w:rPr>
-        <w:t>8</w:t>
-      </w:r>
-      <w:r>
-        <w:rPr>
-          <w:rStyle w:val="Referenciasutil"/>
-          <w:rFonts w:asciiTheme="minorHAnsi" w:hAnsiTheme="minorHAnsi" w:cstheme="minorHAnsi"/>
-          <w:sz w:val="36"/>
-          <w:szCs w:val="36"/>
-        </w:rPr>
-        <w:t xml:space="preserve">: </w:t>
-      </w:r>
-      <w:r>
-        <w:rPr>
-          <w:rStyle w:val="Referenciasutil"/>
-          <w:rFonts w:asciiTheme="minorHAnsi" w:hAnsiTheme="minorHAnsi" w:cstheme="minorHAnsi"/>
-          <w:sz w:val="36"/>
-          <w:szCs w:val="36"/>
-        </w:rPr>
-        <w:t>Presentación y Evaluación Final</w:t>
-      </w:r>
-    </w:p>
-    <w:p>
-      <w:pPr>
-        <w:pStyle w:val="Ttulo"/>
-        <w:spacing w:line="480" w:lineRule="auto"/>
-        <w:rPr>
-          <w:rStyle w:val="Referenciasutil"/>
-          <w:rFonts w:asciiTheme="minorHAnsi" w:hAnsiTheme="minorHAnsi" w:cstheme="minorHAnsi"/>
-          <w:sz w:val="36"/>
-          <w:szCs w:val="36"/>
-        </w:rPr>
-      </w:pPr>
-      <w:r>
-        <w:rPr>
-          <w:rStyle w:val="Referenciasutil"/>
-          <w:rFonts w:asciiTheme="minorHAnsi" w:hAnsiTheme="minorHAnsi" w:cstheme="minorHAnsi"/>
-          <w:sz w:val="36"/>
-          <w:szCs w:val="36"/>
-        </w:rPr>
-        <w:t xml:space="preserve">Etapa </w:t>
-      </w:r>
-      <w:r>
-        <w:rPr>
-          <w:rStyle w:val="Referenciasutil"/>
-          <w:rFonts w:asciiTheme="minorHAnsi" w:hAnsiTheme="minorHAnsi" w:cstheme="minorHAnsi"/>
-          <w:sz w:val="36"/>
-          <w:szCs w:val="36"/>
-        </w:rPr>
-        <w:t>9</w:t>
-      </w:r>
-      <w:r>
-        <w:rPr>
-          <w:rStyle w:val="Referenciasutil"/>
-          <w:rFonts w:asciiTheme="minorHAnsi" w:hAnsiTheme="minorHAnsi" w:cstheme="minorHAnsi"/>
-          <w:sz w:val="36"/>
-          <w:szCs w:val="36"/>
-        </w:rPr>
-        <w:t xml:space="preserve">: </w:t>
-      </w:r>
-      <w:r>
-        <w:rPr>
-          <w:rStyle w:val="Referenciasutil"/>
-          <w:rFonts w:asciiTheme="minorHAnsi" w:hAnsiTheme="minorHAnsi" w:cstheme="minorHAnsi"/>
-          <w:sz w:val="36"/>
-          <w:szCs w:val="36"/>
-        </w:rPr>
-        <w:t>Mejoras Post-Feria</w:t>
-      </w:r>
-    </w:p>
-    <w:p>
-      <w:pPr>
-        <w:pStyle w:val="Ttulo"/>
-        <w:spacing w:line="480" w:lineRule="auto"/>
-        <w:rPr>
-          <w:rStyle w:val="Referenciasutil"/>
-          <w:rFonts w:asciiTheme="minorHAnsi" w:hAnsiTheme="minorHAnsi" w:cstheme="minorHAnsi"/>
-          <w:sz w:val="36"/>
-          <w:szCs w:val="36"/>
-        </w:rPr>
-      </w:pPr>
-      <w:r>
-        <w:rPr>
-          <w:rStyle w:val="Referenciasutil"/>
-          <w:rFonts w:asciiTheme="minorHAnsi" w:hAnsiTheme="minorHAnsi" w:cstheme="minorHAnsi"/>
-          <w:sz w:val="36"/>
-          <w:szCs w:val="36"/>
-        </w:rPr>
-        <w:t xml:space="preserve">Etapa </w:t>
-      </w:r>
-      <w:r>
-        <w:rPr>
-          <w:rStyle w:val="Referenciasutil"/>
-          <w:rFonts w:asciiTheme="minorHAnsi" w:hAnsiTheme="minorHAnsi" w:cstheme="minorHAnsi"/>
-          <w:sz w:val="36"/>
-          <w:szCs w:val="36"/>
-        </w:rPr>
-        <w:t>10</w:t>
-      </w:r>
-      <w:r>
-        <w:rPr>
-          <w:rStyle w:val="Referenciasutil"/>
-          <w:rFonts w:asciiTheme="minorHAnsi" w:hAnsiTheme="minorHAnsi" w:cstheme="minorHAnsi"/>
-          <w:sz w:val="36"/>
-          <w:szCs w:val="36"/>
-        </w:rPr>
-        <w:t xml:space="preserve">: </w:t>
-      </w:r>
-      <w:r>
-        <w:rPr>
-          <w:rStyle w:val="Referenciasutil"/>
-          <w:rFonts w:asciiTheme="minorHAnsi" w:hAnsiTheme="minorHAnsi" w:cstheme="minorHAnsi"/>
-          <w:sz w:val="36"/>
-          <w:szCs w:val="36"/>
-        </w:rPr>
-        <w:t>Defensa Final</w:t>
-      </w:r>
-    </w:p>
-    <w:p/>
-    <w:p/>
-    <w:p/>
-    <w:p>
-      <w:pPr>
-        <w:rPr>
-          <w:rFonts w:asciiTheme="minorHAnsi" w:hAnsiTheme="minorHAnsi" w:cstheme="minorHAnsi"/>
-          <w:sz w:val="24"/>
-          <w:szCs w:val="24"/>
-        </w:rPr>
-      </w:pPr>
-    </w:p>
-    <w:p>
-      <w:pPr>
-        <w:rPr>
-          <w:rFonts w:asciiTheme="minorHAnsi" w:hAnsiTheme="minorHAnsi" w:cstheme="minorHAnsi"/>
-          <w:sz w:val="24"/>
-          <w:szCs w:val="24"/>
-        </w:rPr>
-      </w:pPr>
-    </w:p>
-    <w:p>
-      <w:pPr>
-        <w:rPr>
-          <w:rFonts w:asciiTheme="minorHAnsi" w:hAnsiTheme="minorHAnsi" w:cstheme="minorHAnsi"/>
-          <w:sz w:val="24"/>
-          <w:szCs w:val="24"/>
-        </w:rPr>
-      </w:pPr>
-    </w:p>
-    <w:p>
-      <w:pPr>
-        <w:rPr>
-          <w:rFonts w:asciiTheme="minorHAnsi" w:hAnsiTheme="minorHAnsi" w:cstheme="minorHAnsi"/>
-          <w:sz w:val="24"/>
-          <w:szCs w:val="24"/>
-        </w:rPr>
-      </w:pPr>
-    </w:p>
-    <w:p>
-      <w:pPr>
-        <w:rPr>
-          <w:rFonts w:asciiTheme="minorHAnsi" w:hAnsiTheme="minorHAnsi" w:cstheme="minorHAnsi"/>
-          <w:sz w:val="24"/>
-          <w:szCs w:val="24"/>
-        </w:rPr>
-      </w:pPr>
-    </w:p>
-    <w:p>
-      <w:pPr>
-        <w:rPr>
-          <w:rFonts w:asciiTheme="minorHAnsi" w:hAnsiTheme="minorHAnsi" w:cstheme="minorHAnsi"/>
-          <w:sz w:val="24"/>
-          <w:szCs w:val="24"/>
-        </w:rPr>
-      </w:pPr>
-    </w:p>
-    <w:p>
-      <w:pPr>
-        <w:rPr>
-          <w:rFonts w:asciiTheme="minorHAnsi" w:hAnsiTheme="minorHAnsi" w:cstheme="minorHAnsi"/>
-          <w:sz w:val="24"/>
-          <w:szCs w:val="24"/>
-        </w:rPr>
-      </w:pPr>
-    </w:p>
-    <w:p>
-      <w:pPr>
-        <w:rPr>
-          <w:rFonts w:asciiTheme="minorHAnsi" w:hAnsiTheme="minorHAnsi" w:cstheme="minorHAnsi"/>
-          <w:sz w:val="24"/>
-          <w:szCs w:val="24"/>
-        </w:rPr>
-      </w:pPr>
-    </w:p>
-    <w:p>
-      <w:pPr>
-        <w:rPr>
-          <w:rFonts w:asciiTheme="minorHAnsi" w:hAnsiTheme="minorHAnsi" w:cstheme="minorHAnsi"/>
-          <w:sz w:val="24"/>
-          <w:szCs w:val="24"/>
-        </w:rPr>
-      </w:pPr>
-    </w:p>
-    <w:p>
-      <w:pPr>
-        <w:rPr>
-          <w:rFonts w:asciiTheme="minorHAnsi" w:hAnsiTheme="minorHAnsi" w:cstheme="minorHAnsi"/>
-          <w:sz w:val="24"/>
-          <w:szCs w:val="24"/>
-        </w:rPr>
-      </w:pPr>
-    </w:p>
-    <w:p>
-      <w:pPr>
-        <w:rPr>
-          <w:rFonts w:asciiTheme="minorHAnsi" w:hAnsiTheme="minorHAnsi" w:cstheme="minorHAnsi"/>
-          <w:sz w:val="24"/>
-          <w:szCs w:val="24"/>
-        </w:rPr>
-      </w:pPr>
-    </w:p>
-    <w:p>
-      <w:pPr>
-        <w:rPr>
-          <w:rFonts w:asciiTheme="minorHAnsi" w:hAnsiTheme="minorHAnsi" w:cstheme="minorHAnsi"/>
-          <w:sz w:val="24"/>
-          <w:szCs w:val="24"/>
-        </w:rPr>
-      </w:pPr>
-    </w:p>
-    <w:p>
-      <w:pPr>
-        <w:rPr>
-          <w:rFonts w:asciiTheme="minorHAnsi" w:hAnsiTheme="minorHAnsi" w:cstheme="minorHAnsi"/>
-          <w:sz w:val="24"/>
-          <w:szCs w:val="24"/>
-        </w:rPr>
-      </w:pPr>
-    </w:p>
-    <w:p>
-      <w:pPr>
-        <w:rPr>
-          <w:rFonts w:asciiTheme="minorHAnsi" w:hAnsiTheme="minorHAnsi" w:cstheme="minorHAnsi"/>
-          <w:sz w:val="24"/>
-          <w:szCs w:val="24"/>
-        </w:rPr>
-      </w:pPr>
-    </w:p>
-    <w:p>
-      <w:pPr>
-        <w:rPr>
-          <w:rFonts w:asciiTheme="minorHAnsi" w:hAnsiTheme="minorHAnsi" w:cstheme="minorHAnsi"/>
-          <w:sz w:val="24"/>
-          <w:szCs w:val="24"/>
-        </w:rPr>
-      </w:pPr>
-    </w:p>
-    <w:p>
-      <w:pPr>
-        <w:rPr>
-          <w:rFonts w:asciiTheme="minorHAnsi" w:hAnsiTheme="minorHAnsi" w:cstheme="minorHAnsi"/>
-          <w:sz w:val="24"/>
-          <w:szCs w:val="24"/>
-        </w:rPr>
-      </w:pPr>
-    </w:p>
-    <w:p>
-      <w:pPr>
-        <w:rPr>
-          <w:rFonts w:asciiTheme="minorHAnsi" w:hAnsiTheme="minorHAnsi" w:cstheme="minorHAnsi"/>
-          <w:sz w:val="24"/>
-          <w:szCs w:val="24"/>
-        </w:rPr>
-      </w:pPr>
-    </w:p>
-    <w:p>
-      <w:pPr>
-        <w:rPr>
-          <w:rFonts w:asciiTheme="minorHAnsi" w:hAnsiTheme="minorHAnsi" w:cstheme="minorHAnsi"/>
-          <w:sz w:val="24"/>
-          <w:szCs w:val="24"/>
-        </w:rPr>
-      </w:pPr>
-    </w:p>
-    <w:p>
-      <w:pPr>
-        <w:rPr>
-          <w:rFonts w:asciiTheme="minorHAnsi" w:hAnsiTheme="minorHAnsi" w:cstheme="minorHAnsi"/>
-          <w:sz w:val="24"/>
-          <w:szCs w:val="24"/>
-        </w:rPr>
-      </w:pPr>
-    </w:p>
-    <w:p>
-      <w:pPr>
-        <w:rPr>
-          <w:rFonts w:asciiTheme="minorHAnsi" w:hAnsiTheme="minorHAnsi" w:cstheme="minorHAnsi"/>
-          <w:sz w:val="24"/>
-          <w:szCs w:val="24"/>
-        </w:rPr>
-      </w:pPr>
-    </w:p>
-    <w:p>
-      <w:pPr>
-        <w:rPr>
-          <w:rFonts w:asciiTheme="minorHAnsi" w:hAnsiTheme="minorHAnsi" w:cstheme="minorHAnsi"/>
-          <w:sz w:val="24"/>
-          <w:szCs w:val="24"/>
-        </w:rPr>
-      </w:pPr>
-    </w:p>
-    <w:p>
-      <w:pPr>
-        <w:rPr>
-          <w:rFonts w:asciiTheme="minorHAnsi" w:hAnsiTheme="minorHAnsi" w:cstheme="minorHAnsi"/>
-          <w:sz w:val="24"/>
-          <w:szCs w:val="24"/>
-        </w:rPr>
-      </w:pPr>
-    </w:p>
-    <w:p>
-      <w:pPr>
-        <w:rPr>
-          <w:rFonts w:asciiTheme="minorHAnsi" w:hAnsiTheme="minorHAnsi" w:cstheme="minorHAnsi"/>
-          <w:sz w:val="24"/>
-          <w:szCs w:val="24"/>
-        </w:rPr>
-      </w:pPr>
-    </w:p>
-    <w:p>
-      <w:pPr>
-        <w:rPr>
-          <w:rFonts w:asciiTheme="minorHAnsi" w:hAnsiTheme="minorHAnsi" w:cstheme="minorHAnsi"/>
-          <w:sz w:val="24"/>
-          <w:szCs w:val="24"/>
-        </w:rPr>
-      </w:pPr>
-    </w:p>
-    <w:p>
-      <w:pPr>
-        <w:rPr>
-          <w:rFonts w:asciiTheme="minorHAnsi" w:hAnsiTheme="minorHAnsi" w:cstheme="minorHAnsi"/>
-          <w:sz w:val="24"/>
-          <w:szCs w:val="24"/>
-        </w:rPr>
-      </w:pPr>
-    </w:p>
-    <w:p>
-      <w:pPr>
-        <w:rPr>
-          <w:rFonts w:asciiTheme="minorHAnsi" w:hAnsiTheme="minorHAnsi" w:cstheme="minorHAnsi"/>
-          <w:sz w:val="24"/>
-          <w:szCs w:val="24"/>
-        </w:rPr>
-      </w:pPr>
-    </w:p>
-    <w:p>
-      <w:pPr>
-        <w:rPr>
-          <w:rFonts w:asciiTheme="minorHAnsi" w:hAnsiTheme="minorHAnsi" w:cstheme="minorHAnsi"/>
-          <w:sz w:val="24"/>
-          <w:szCs w:val="24"/>
-        </w:rPr>
-      </w:pPr>
-    </w:p>
-    <w:p>
-      <w:pPr>
-        <w:rPr>
-          <w:rFonts w:asciiTheme="minorHAnsi" w:hAnsiTheme="minorHAnsi" w:cstheme="minorHAnsi"/>
-          <w:sz w:val="24"/>
-          <w:szCs w:val="24"/>
-        </w:rPr>
-      </w:pPr>
-    </w:p>
-    <w:p>
-      <w:pPr>
-        <w:rPr>
-          <w:rFonts w:asciiTheme="minorHAnsi" w:hAnsiTheme="minorHAnsi" w:cstheme="minorHAnsi"/>
-          <w:sz w:val="24"/>
-          <w:szCs w:val="24"/>
-        </w:rPr>
-      </w:pPr>
-    </w:p>
-    <w:p>
-      <w:pPr>
-        <w:rPr>
-          <w:rFonts w:asciiTheme="minorHAnsi" w:hAnsiTheme="minorHAnsi" w:cstheme="minorHAnsi"/>
-          <w:sz w:val="24"/>
-          <w:szCs w:val="24"/>
-        </w:rPr>
-      </w:pPr>
-    </w:p>
-    <w:p>
-      <w:pPr>
-        <w:rPr>
-          <w:rFonts w:asciiTheme="minorHAnsi" w:hAnsiTheme="minorHAnsi" w:cstheme="minorHAnsi"/>
-          <w:sz w:val="24"/>
-          <w:szCs w:val="24"/>
-        </w:rPr>
-      </w:pPr>
-    </w:p>
-    <w:p>
-      <w:pPr>
-        <w:rPr>
-          <w:rFonts w:asciiTheme="minorHAnsi" w:hAnsiTheme="minorHAnsi" w:cstheme="minorHAnsi"/>
-          <w:sz w:val="24"/>
-          <w:szCs w:val="24"/>
-        </w:rPr>
-      </w:pPr>
-    </w:p>
-    <w:p>
-      <w:pPr>
-        <w:rPr>
-          <w:rFonts w:asciiTheme="minorHAnsi" w:hAnsiTheme="minorHAnsi" w:cstheme="minorHAnsi"/>
-          <w:sz w:val="24"/>
-          <w:szCs w:val="24"/>
-        </w:rPr>
-      </w:pPr>
-    </w:p>
-    <w:p>
-      <w:pPr>
-        <w:rPr>
-          <w:rFonts w:asciiTheme="minorHAnsi" w:hAnsiTheme="minorHAnsi" w:cstheme="minorHAnsi"/>
-          <w:sz w:val="24"/>
-          <w:szCs w:val="24"/>
-        </w:rPr>
-      </w:pPr>
-    </w:p>
-    <w:p>
-      <w:pPr>
-        <w:rPr>
-          <w:rFonts w:asciiTheme="minorHAnsi" w:hAnsiTheme="minorHAnsi" w:cstheme="minorHAnsi"/>
-          <w:sz w:val="24"/>
-          <w:szCs w:val="24"/>
-        </w:rPr>
-      </w:pPr>
-    </w:p>
-    <w:p>
-      <w:pPr>
-        <w:rPr>
-          <w:rFonts w:asciiTheme="minorHAnsi" w:hAnsiTheme="minorHAnsi" w:cstheme="minorHAnsi"/>
-          <w:sz w:val="24"/>
-          <w:szCs w:val="24"/>
-        </w:rPr>
-      </w:pPr>
-    </w:p>
-    <w:p>
-      <w:pPr>
-        <w:rPr>
-          <w:rFonts w:asciiTheme="minorHAnsi" w:hAnsiTheme="minorHAnsi" w:cstheme="minorHAnsi"/>
-          <w:sz w:val="24"/>
-          <w:szCs w:val="24"/>
-        </w:rPr>
-      </w:pPr>
-    </w:p>
-    <w:p>
-      <w:pPr>
-        <w:rPr>
-          <w:rFonts w:asciiTheme="minorHAnsi" w:hAnsiTheme="minorHAnsi" w:cstheme="minorHAnsi"/>
-          <w:sz w:val="24"/>
-          <w:szCs w:val="24"/>
-        </w:rPr>
-      </w:pPr>
-    </w:p>
-    <w:p>
-      <w:pPr>
-        <w:rPr>
-          <w:rFonts w:asciiTheme="minorHAnsi" w:hAnsiTheme="minorHAnsi" w:cstheme="minorHAnsi"/>
-          <w:sz w:val="24"/>
-          <w:szCs w:val="24"/>
-        </w:rPr>
-      </w:pPr>
-    </w:p>
-    <w:p>
-      <w:pPr>
-        <w:rPr>
-          <w:rFonts w:asciiTheme="minorHAnsi" w:hAnsiTheme="minorHAnsi" w:cstheme="minorHAnsi"/>
-          <w:sz w:val="24"/>
-          <w:szCs w:val="24"/>
-        </w:rPr>
-      </w:pPr>
-    </w:p>
-    <w:p>
-      <w:pPr>
-        <w:rPr>
-          <w:rFonts w:asciiTheme="minorHAnsi" w:hAnsiTheme="minorHAnsi" w:cstheme="minorHAnsi"/>
-          <w:sz w:val="24"/>
-          <w:szCs w:val="24"/>
-        </w:rPr>
-      </w:pPr>
-    </w:p>
-    <w:p>
-      <w:pPr>
-        <w:rPr>
-          <w:rFonts w:asciiTheme="minorHAnsi" w:hAnsiTheme="minorHAnsi" w:cstheme="minorHAnsi"/>
-          <w:sz w:val="24"/>
-          <w:szCs w:val="24"/>
-        </w:rPr>
-      </w:pPr>
-    </w:p>
-    <w:p>
-      <w:pPr>
-        <w:rPr>
-          <w:rFonts w:asciiTheme="minorHAnsi" w:hAnsiTheme="minorHAnsi" w:cstheme="minorHAnsi"/>
-          <w:sz w:val="24"/>
-          <w:szCs w:val="24"/>
-        </w:rPr>
-      </w:pPr>
-    </w:p>
-    <w:p>
-      <w:pPr>
-        <w:rPr>
-          <w:rFonts w:asciiTheme="minorHAnsi" w:hAnsiTheme="minorHAnsi" w:cstheme="minorHAnsi"/>
-          <w:sz w:val="24"/>
-          <w:szCs w:val="24"/>
-        </w:rPr>
-      </w:pPr>
-    </w:p>
-    <w:p>
-      <w:pPr>
-        <w:rPr>
-          <w:rFonts w:asciiTheme="minorHAnsi" w:hAnsiTheme="minorHAnsi" w:cstheme="minorHAnsi"/>
-          <w:sz w:val="24"/>
-          <w:szCs w:val="24"/>
-        </w:rPr>
-      </w:pPr>
-    </w:p>
-    <w:p>
-      <w:pPr>
-        <w:rPr>
-          <w:rFonts w:asciiTheme="minorHAnsi" w:hAnsiTheme="minorHAnsi" w:cstheme="minorHAnsi"/>
-          <w:sz w:val="24"/>
-          <w:szCs w:val="24"/>
-        </w:rPr>
-      </w:pPr>
-    </w:p>
-    <w:p>
-      <w:pPr>
-        <w:rPr>
-          <w:rFonts w:asciiTheme="minorHAnsi" w:hAnsiTheme="minorHAnsi" w:cstheme="minorHAnsi"/>
-          <w:sz w:val="24"/>
-          <w:szCs w:val="24"/>
-        </w:rPr>
-      </w:pPr>
-    </w:p>
-    <w:p>
-      <w:pPr>
-        <w:rPr>
-          <w:rFonts w:asciiTheme="minorHAnsi" w:hAnsiTheme="minorHAnsi" w:cstheme="minorHAnsi"/>
-          <w:sz w:val="24"/>
-          <w:szCs w:val="24"/>
-        </w:rPr>
-      </w:pPr>
-    </w:p>
-    <w:p>
-      <w:pPr>
-        <w:rPr>
-          <w:rFonts w:asciiTheme="minorHAnsi" w:hAnsiTheme="minorHAnsi" w:cstheme="minorHAnsi"/>
-          <w:sz w:val="24"/>
-          <w:szCs w:val="24"/>
-        </w:rPr>
-      </w:pPr>
-    </w:p>
-    <w:p>
-      <w:pPr>
-        <w:rPr>
-          <w:rFonts w:asciiTheme="minorHAnsi" w:hAnsiTheme="minorHAnsi" w:cstheme="minorHAnsi"/>
-          <w:sz w:val="24"/>
-          <w:szCs w:val="24"/>
-        </w:rPr>
-      </w:pPr>
-    </w:p>
-    <w:p>
-      <w:pPr>
-        <w:rPr>
-          <w:rFonts w:asciiTheme="minorHAnsi" w:hAnsiTheme="minorHAnsi" w:cstheme="minorHAnsi"/>
-          <w:sz w:val="24"/>
-          <w:szCs w:val="24"/>
-        </w:rPr>
-      </w:pPr>
-    </w:p>
-    <w:p>
-      <w:pPr>
-        <w:rPr>
-          <w:rFonts w:asciiTheme="minorHAnsi" w:hAnsiTheme="minorHAnsi" w:cstheme="minorHAnsi"/>
-          <w:sz w:val="24"/>
-          <w:szCs w:val="24"/>
-        </w:rPr>
-      </w:pPr>
-    </w:p>
-    <w:p>
-      <w:pPr>
-        <w:rPr>
-          <w:rFonts w:asciiTheme="minorHAnsi" w:hAnsiTheme="minorHAnsi" w:cstheme="minorHAnsi"/>
-          <w:sz w:val="24"/>
-          <w:szCs w:val="24"/>
-        </w:rPr>
-      </w:pPr>
-    </w:p>
-    <w:p>
-      <w:pPr>
-        <w:rPr>
-          <w:rFonts w:asciiTheme="minorHAnsi" w:hAnsiTheme="minorHAnsi" w:cstheme="minorHAnsi"/>
-          <w:sz w:val="24"/>
-          <w:szCs w:val="24"/>
-        </w:rPr>
-      </w:pPr>
-    </w:p>
-    <w:p>
-      <w:pPr>
-        <w:pStyle w:val="Ttulo"/>
-        <w:spacing w:line="480" w:lineRule="auto"/>
-        <w:rPr>
-          <w:rFonts w:asciiTheme="minorHAnsi" w:hAnsiTheme="minorHAnsi" w:cstheme="minorHAnsi"/>
-          <w:sz w:val="24"/>
-          <w:szCs w:val="24"/>
-        </w:rPr>
-      </w:pPr>
-    </w:p>
-    <w:p/>
+          <w:rFonts w:asciiTheme="minorHAnsi" w:hAnsiTheme="minorHAnsi" w:cstheme="minorHAnsi"/>
+          <w:sz w:val="24"/>
+          <w:szCs w:val="24"/>
+        </w:rPr>
+      </w:pPr>
+    </w:p>
+    <w:p>
+      <w:pPr>
+        <w:spacing w:line="480" w:lineRule="auto"/>
+      </w:pPr>
+    </w:p>
     <w:p>
       <w:pPr>
         <w:spacing w:line="480" w:lineRule="auto"/>
@@ -6610,7 +7574,6 @@
           <w:sz w:val="24"/>
           <w:szCs w:val="24"/>
         </w:rPr>
-        <w:lastRenderedPageBreak/>
         <w:drawing>
           <wp:inline distT="0" distB="0" distL="114300" distR="114300" wp14:anchorId="0979DE5D" wp14:editId="23544178">
             <wp:extent cx="4695190" cy="3521710"/>
@@ -6629,7 +7592,7 @@
                     </pic:cNvPicPr>
                   </pic:nvPicPr>
                   <pic:blipFill>
-                    <a:blip r:embed="rId13"/>
+                    <a:blip r:embed="rId15"/>
                     <a:stretch>
                       <a:fillRect/>
                     </a:stretch>
@@ -6694,7 +7657,7 @@
                     </pic:cNvPicPr>
                   </pic:nvPicPr>
                   <pic:blipFill>
-                    <a:blip r:embed="rId14"/>
+                    <a:blip r:embed="rId16"/>
                     <a:stretch>
                       <a:fillRect/>
                     </a:stretch>
@@ -6879,8 +7842,8 @@
   </w:abstractNum>
   <w:abstractNum w:abstractNumId="3" w15:restartNumberingAfterBreak="0">
     <w:nsid w:val="BDBDE943"/>
-    <w:multiLevelType w:val="singleLevel"/>
-    <w:tmpl w:val="BDBDE943"/>
+    <w:multiLevelType w:val="multilevel"/>
+    <w:tmpl w:val="A6A474C2"/>
     <w:lvl w:ilvl="0">
       <w:start w:val="1"/>
       <w:numFmt w:val="decimal"/>
@@ -6895,6 +7858,78 @@
       <w:rPr>
         <w:rFonts w:hint="default"/>
       </w:rPr>
+    </w:lvl>
+    <w:lvl w:ilvl="1" w:tentative="1">
+      <w:start w:val="1"/>
+      <w:numFmt w:val="lowerLetter"/>
+      <w:lvlText w:val="%2."/>
+      <w:lvlJc w:val="left"/>
+      <w:pPr>
+        <w:ind w:left="1440" w:hanging="360"/>
+      </w:pPr>
+    </w:lvl>
+    <w:lvl w:ilvl="2" w:tentative="1">
+      <w:start w:val="1"/>
+      <w:numFmt w:val="lowerRoman"/>
+      <w:lvlText w:val="%3."/>
+      <w:lvlJc w:val="right"/>
+      <w:pPr>
+        <w:ind w:left="2160" w:hanging="180"/>
+      </w:pPr>
+    </w:lvl>
+    <w:lvl w:ilvl="3" w:tentative="1">
+      <w:start w:val="1"/>
+      <w:numFmt w:val="decimal"/>
+      <w:lvlText w:val="%4."/>
+      <w:lvlJc w:val="left"/>
+      <w:pPr>
+        <w:ind w:left="2880" w:hanging="360"/>
+      </w:pPr>
+    </w:lvl>
+    <w:lvl w:ilvl="4" w:tentative="1">
+      <w:start w:val="1"/>
+      <w:numFmt w:val="lowerLetter"/>
+      <w:lvlText w:val="%5."/>
+      <w:lvlJc w:val="left"/>
+      <w:pPr>
+        <w:ind w:left="3600" w:hanging="360"/>
+      </w:pPr>
+    </w:lvl>
+    <w:lvl w:ilvl="5" w:tentative="1">
+      <w:start w:val="1"/>
+      <w:numFmt w:val="lowerRoman"/>
+      <w:lvlText w:val="%6."/>
+      <w:lvlJc w:val="right"/>
+      <w:pPr>
+        <w:ind w:left="4320" w:hanging="180"/>
+      </w:pPr>
+    </w:lvl>
+    <w:lvl w:ilvl="6" w:tentative="1">
+      <w:start w:val="1"/>
+      <w:numFmt w:val="decimal"/>
+      <w:lvlText w:val="%7."/>
+      <w:lvlJc w:val="left"/>
+      <w:pPr>
+        <w:ind w:left="5040" w:hanging="360"/>
+      </w:pPr>
+    </w:lvl>
+    <w:lvl w:ilvl="7" w:tentative="1">
+      <w:start w:val="1"/>
+      <w:numFmt w:val="lowerLetter"/>
+      <w:lvlText w:val="%8."/>
+      <w:lvlJc w:val="left"/>
+      <w:pPr>
+        <w:ind w:left="5760" w:hanging="360"/>
+      </w:pPr>
+    </w:lvl>
+    <w:lvl w:ilvl="8" w:tentative="1">
+      <w:start w:val="1"/>
+      <w:numFmt w:val="lowerRoman"/>
+      <w:lvlText w:val="%9."/>
+      <w:lvlJc w:val="right"/>
+      <w:pPr>
+        <w:ind w:left="6480" w:hanging="180"/>
+      </w:pPr>
     </w:lvl>
   </w:abstractNum>
   <w:abstractNum w:abstractNumId="4" w15:restartNumberingAfterBreak="0">
@@ -6940,7 +7975,7 @@
   <w:abstractNum w:abstractNumId="6" w15:restartNumberingAfterBreak="0">
     <w:nsid w:val="FFFFFF7C"/>
     <w:multiLevelType w:val="singleLevel"/>
-    <w:tmpl w:val="80DCEE08"/>
+    <w:tmpl w:val="BA863168"/>
     <w:lvl w:ilvl="0">
       <w:start w:val="1"/>
       <w:numFmt w:val="decimal"/>
@@ -6957,7 +7992,7 @@
   <w:abstractNum w:abstractNumId="7" w15:restartNumberingAfterBreak="0">
     <w:nsid w:val="FFFFFF7D"/>
     <w:multiLevelType w:val="singleLevel"/>
-    <w:tmpl w:val="CFE4E28A"/>
+    <w:tmpl w:val="F8B24A32"/>
     <w:lvl w:ilvl="0">
       <w:start w:val="1"/>
       <w:numFmt w:val="decimal"/>
@@ -6974,7 +8009,7 @@
   <w:abstractNum w:abstractNumId="8" w15:restartNumberingAfterBreak="0">
     <w:nsid w:val="FFFFFF7E"/>
     <w:multiLevelType w:val="singleLevel"/>
-    <w:tmpl w:val="8C10A4DA"/>
+    <w:tmpl w:val="D834DA6C"/>
     <w:lvl w:ilvl="0">
       <w:start w:val="1"/>
       <w:numFmt w:val="decimal"/>
@@ -6991,7 +8026,7 @@
   <w:abstractNum w:abstractNumId="9" w15:restartNumberingAfterBreak="0">
     <w:nsid w:val="FFFFFF7F"/>
     <w:multiLevelType w:val="singleLevel"/>
-    <w:tmpl w:val="84984954"/>
+    <w:tmpl w:val="AB7AE376"/>
     <w:lvl w:ilvl="0">
       <w:start w:val="1"/>
       <w:numFmt w:val="decimal"/>
@@ -7008,7 +8043,7 @@
   <w:abstractNum w:abstractNumId="10" w15:restartNumberingAfterBreak="0">
     <w:nsid w:val="FFFFFF80"/>
     <w:multiLevelType w:val="singleLevel"/>
-    <w:tmpl w:val="892CC6B6"/>
+    <w:tmpl w:val="AB3ED33A"/>
     <w:lvl w:ilvl="0">
       <w:start w:val="1"/>
       <w:numFmt w:val="bullet"/>
@@ -7028,7 +8063,7 @@
   <w:abstractNum w:abstractNumId="11" w15:restartNumberingAfterBreak="0">
     <w:nsid w:val="FFFFFF81"/>
     <w:multiLevelType w:val="singleLevel"/>
-    <w:tmpl w:val="85686EA0"/>
+    <w:tmpl w:val="57781FF6"/>
     <w:lvl w:ilvl="0">
       <w:start w:val="1"/>
       <w:numFmt w:val="bullet"/>
@@ -7048,7 +8083,7 @@
   <w:abstractNum w:abstractNumId="12" w15:restartNumberingAfterBreak="0">
     <w:nsid w:val="FFFFFF82"/>
     <w:multiLevelType w:val="singleLevel"/>
-    <w:tmpl w:val="3E243DDC"/>
+    <w:tmpl w:val="95CEAB18"/>
     <w:lvl w:ilvl="0">
       <w:start w:val="1"/>
       <w:numFmt w:val="bullet"/>
@@ -7068,7 +8103,7 @@
   <w:abstractNum w:abstractNumId="13" w15:restartNumberingAfterBreak="0">
     <w:nsid w:val="FFFFFF83"/>
     <w:multiLevelType w:val="singleLevel"/>
-    <w:tmpl w:val="05A4D118"/>
+    <w:tmpl w:val="293081A2"/>
     <w:lvl w:ilvl="0">
       <w:start w:val="1"/>
       <w:numFmt w:val="bullet"/>
@@ -7088,7 +8123,7 @@
   <w:abstractNum w:abstractNumId="14" w15:restartNumberingAfterBreak="0">
     <w:nsid w:val="FFFFFF88"/>
     <w:multiLevelType w:val="singleLevel"/>
-    <w:tmpl w:val="80F26BB6"/>
+    <w:tmpl w:val="679AFF38"/>
     <w:lvl w:ilvl="0">
       <w:start w:val="1"/>
       <w:numFmt w:val="decimal"/>
@@ -7105,7 +8140,7 @@
   <w:abstractNum w:abstractNumId="15" w15:restartNumberingAfterBreak="0">
     <w:nsid w:val="FFFFFF89"/>
     <w:multiLevelType w:val="singleLevel"/>
-    <w:tmpl w:val="67ACC452"/>
+    <w:tmpl w:val="B4DE5B90"/>
     <w:lvl w:ilvl="0">
       <w:start w:val="1"/>
       <w:numFmt w:val="bullet"/>
@@ -7404,6 +8439,184 @@
     </w:lvl>
   </w:abstractNum>
   <w:abstractNum w:abstractNumId="20" w15:restartNumberingAfterBreak="0">
+    <w:nsid w:val="1247694B"/>
+    <w:multiLevelType w:val="hybridMultilevel"/>
+    <w:tmpl w:val="95E020B8"/>
+    <w:lvl w:ilvl="0" w:tplc="2C0A000F">
+      <w:start w:val="2"/>
+      <w:numFmt w:val="decimal"/>
+      <w:lvlText w:val="%1."/>
+      <w:lvlJc w:val="left"/>
+      <w:pPr>
+        <w:ind w:left="720" w:hanging="360"/>
+      </w:pPr>
+      <w:rPr>
+        <w:rFonts w:hint="default"/>
+      </w:rPr>
+    </w:lvl>
+    <w:lvl w:ilvl="1" w:tplc="2C0A0019" w:tentative="1">
+      <w:start w:val="1"/>
+      <w:numFmt w:val="lowerLetter"/>
+      <w:lvlText w:val="%2."/>
+      <w:lvlJc w:val="left"/>
+      <w:pPr>
+        <w:ind w:left="1440" w:hanging="360"/>
+      </w:pPr>
+    </w:lvl>
+    <w:lvl w:ilvl="2" w:tplc="2C0A001B" w:tentative="1">
+      <w:start w:val="1"/>
+      <w:numFmt w:val="lowerRoman"/>
+      <w:lvlText w:val="%3."/>
+      <w:lvlJc w:val="right"/>
+      <w:pPr>
+        <w:ind w:left="2160" w:hanging="180"/>
+      </w:pPr>
+    </w:lvl>
+    <w:lvl w:ilvl="3" w:tplc="2C0A000F" w:tentative="1">
+      <w:start w:val="1"/>
+      <w:numFmt w:val="decimal"/>
+      <w:lvlText w:val="%4."/>
+      <w:lvlJc w:val="left"/>
+      <w:pPr>
+        <w:ind w:left="2880" w:hanging="360"/>
+      </w:pPr>
+    </w:lvl>
+    <w:lvl w:ilvl="4" w:tplc="2C0A0019" w:tentative="1">
+      <w:start w:val="1"/>
+      <w:numFmt w:val="lowerLetter"/>
+      <w:lvlText w:val="%5."/>
+      <w:lvlJc w:val="left"/>
+      <w:pPr>
+        <w:ind w:left="3600" w:hanging="360"/>
+      </w:pPr>
+    </w:lvl>
+    <w:lvl w:ilvl="5" w:tplc="2C0A001B" w:tentative="1">
+      <w:start w:val="1"/>
+      <w:numFmt w:val="lowerRoman"/>
+      <w:lvlText w:val="%6."/>
+      <w:lvlJc w:val="right"/>
+      <w:pPr>
+        <w:ind w:left="4320" w:hanging="180"/>
+      </w:pPr>
+    </w:lvl>
+    <w:lvl w:ilvl="6" w:tplc="2C0A000F" w:tentative="1">
+      <w:start w:val="1"/>
+      <w:numFmt w:val="decimal"/>
+      <w:lvlText w:val="%7."/>
+      <w:lvlJc w:val="left"/>
+      <w:pPr>
+        <w:ind w:left="5040" w:hanging="360"/>
+      </w:pPr>
+    </w:lvl>
+    <w:lvl w:ilvl="7" w:tplc="2C0A0019" w:tentative="1">
+      <w:start w:val="1"/>
+      <w:numFmt w:val="lowerLetter"/>
+      <w:lvlText w:val="%8."/>
+      <w:lvlJc w:val="left"/>
+      <w:pPr>
+        <w:ind w:left="5760" w:hanging="360"/>
+      </w:pPr>
+    </w:lvl>
+    <w:lvl w:ilvl="8" w:tplc="2C0A001B" w:tentative="1">
+      <w:start w:val="1"/>
+      <w:numFmt w:val="lowerRoman"/>
+      <w:lvlText w:val="%9."/>
+      <w:lvlJc w:val="right"/>
+      <w:pPr>
+        <w:ind w:left="6480" w:hanging="180"/>
+      </w:pPr>
+    </w:lvl>
+  </w:abstractNum>
+  <w:abstractNum w:abstractNumId="21" w15:restartNumberingAfterBreak="0">
+    <w:nsid w:val="1523128A"/>
+    <w:multiLevelType w:val="hybridMultilevel"/>
+    <w:tmpl w:val="FB78B67E"/>
+    <w:lvl w:ilvl="0" w:tplc="2C0A000F">
+      <w:start w:val="1"/>
+      <w:numFmt w:val="decimal"/>
+      <w:lvlText w:val="%1."/>
+      <w:lvlJc w:val="left"/>
+      <w:pPr>
+        <w:ind w:left="720" w:hanging="360"/>
+      </w:pPr>
+      <w:rPr>
+        <w:rFonts w:hint="default"/>
+      </w:rPr>
+    </w:lvl>
+    <w:lvl w:ilvl="1" w:tplc="2C0A0019" w:tentative="1">
+      <w:start w:val="1"/>
+      <w:numFmt w:val="lowerLetter"/>
+      <w:lvlText w:val="%2."/>
+      <w:lvlJc w:val="left"/>
+      <w:pPr>
+        <w:ind w:left="1440" w:hanging="360"/>
+      </w:pPr>
+    </w:lvl>
+    <w:lvl w:ilvl="2" w:tplc="2C0A001B" w:tentative="1">
+      <w:start w:val="1"/>
+      <w:numFmt w:val="lowerRoman"/>
+      <w:lvlText w:val="%3."/>
+      <w:lvlJc w:val="right"/>
+      <w:pPr>
+        <w:ind w:left="2160" w:hanging="180"/>
+      </w:pPr>
+    </w:lvl>
+    <w:lvl w:ilvl="3" w:tplc="2C0A000F" w:tentative="1">
+      <w:start w:val="1"/>
+      <w:numFmt w:val="decimal"/>
+      <w:lvlText w:val="%4."/>
+      <w:lvlJc w:val="left"/>
+      <w:pPr>
+        <w:ind w:left="2880" w:hanging="360"/>
+      </w:pPr>
+    </w:lvl>
+    <w:lvl w:ilvl="4" w:tplc="2C0A0019" w:tentative="1">
+      <w:start w:val="1"/>
+      <w:numFmt w:val="lowerLetter"/>
+      <w:lvlText w:val="%5."/>
+      <w:lvlJc w:val="left"/>
+      <w:pPr>
+        <w:ind w:left="3600" w:hanging="360"/>
+      </w:pPr>
+    </w:lvl>
+    <w:lvl w:ilvl="5" w:tplc="2C0A001B" w:tentative="1">
+      <w:start w:val="1"/>
+      <w:numFmt w:val="lowerRoman"/>
+      <w:lvlText w:val="%6."/>
+      <w:lvlJc w:val="right"/>
+      <w:pPr>
+        <w:ind w:left="4320" w:hanging="180"/>
+      </w:pPr>
+    </w:lvl>
+    <w:lvl w:ilvl="6" w:tplc="2C0A000F" w:tentative="1">
+      <w:start w:val="1"/>
+      <w:numFmt w:val="decimal"/>
+      <w:lvlText w:val="%7."/>
+      <w:lvlJc w:val="left"/>
+      <w:pPr>
+        <w:ind w:left="5040" w:hanging="360"/>
+      </w:pPr>
+    </w:lvl>
+    <w:lvl w:ilvl="7" w:tplc="2C0A0019" w:tentative="1">
+      <w:start w:val="1"/>
+      <w:numFmt w:val="lowerLetter"/>
+      <w:lvlText w:val="%8."/>
+      <w:lvlJc w:val="left"/>
+      <w:pPr>
+        <w:ind w:left="5760" w:hanging="360"/>
+      </w:pPr>
+    </w:lvl>
+    <w:lvl w:ilvl="8" w:tplc="2C0A001B" w:tentative="1">
+      <w:start w:val="1"/>
+      <w:numFmt w:val="lowerRoman"/>
+      <w:lvlText w:val="%9."/>
+      <w:lvlJc w:val="right"/>
+      <w:pPr>
+        <w:ind w:left="6480" w:hanging="180"/>
+      </w:pPr>
+    </w:lvl>
+  </w:abstractNum>
+  <w:abstractNum w:abstractNumId="22" w15:restartNumberingAfterBreak="0">
     <w:nsid w:val="1CCD1822"/>
     <w:multiLevelType w:val="hybridMultilevel"/>
     <w:tmpl w:val="14BCC1AE"/>
@@ -7516,7 +8729,96 @@
       </w:rPr>
     </w:lvl>
   </w:abstractNum>
-  <w:abstractNum w:abstractNumId="21" w15:restartNumberingAfterBreak="0">
+  <w:abstractNum w:abstractNumId="23" w15:restartNumberingAfterBreak="0">
+    <w:nsid w:val="1E350A96"/>
+    <w:multiLevelType w:val="hybridMultilevel"/>
+    <w:tmpl w:val="95E020B8"/>
+    <w:lvl w:ilvl="0" w:tplc="2C0A000F">
+      <w:start w:val="2"/>
+      <w:numFmt w:val="decimal"/>
+      <w:lvlText w:val="%1."/>
+      <w:lvlJc w:val="left"/>
+      <w:pPr>
+        <w:ind w:left="720" w:hanging="360"/>
+      </w:pPr>
+      <w:rPr>
+        <w:rFonts w:hint="default"/>
+      </w:rPr>
+    </w:lvl>
+    <w:lvl w:ilvl="1" w:tplc="2C0A0019" w:tentative="1">
+      <w:start w:val="1"/>
+      <w:numFmt w:val="lowerLetter"/>
+      <w:lvlText w:val="%2."/>
+      <w:lvlJc w:val="left"/>
+      <w:pPr>
+        <w:ind w:left="1440" w:hanging="360"/>
+      </w:pPr>
+    </w:lvl>
+    <w:lvl w:ilvl="2" w:tplc="2C0A001B" w:tentative="1">
+      <w:start w:val="1"/>
+      <w:numFmt w:val="lowerRoman"/>
+      <w:lvlText w:val="%3."/>
+      <w:lvlJc w:val="right"/>
+      <w:pPr>
+        <w:ind w:left="2160" w:hanging="180"/>
+      </w:pPr>
+    </w:lvl>
+    <w:lvl w:ilvl="3" w:tplc="2C0A000F" w:tentative="1">
+      <w:start w:val="1"/>
+      <w:numFmt w:val="decimal"/>
+      <w:lvlText w:val="%4."/>
+      <w:lvlJc w:val="left"/>
+      <w:pPr>
+        <w:ind w:left="2880" w:hanging="360"/>
+      </w:pPr>
+    </w:lvl>
+    <w:lvl w:ilvl="4" w:tplc="2C0A0019" w:tentative="1">
+      <w:start w:val="1"/>
+      <w:numFmt w:val="lowerLetter"/>
+      <w:lvlText w:val="%5."/>
+      <w:lvlJc w:val="left"/>
+      <w:pPr>
+        <w:ind w:left="3600" w:hanging="360"/>
+      </w:pPr>
+    </w:lvl>
+    <w:lvl w:ilvl="5" w:tplc="2C0A001B" w:tentative="1">
+      <w:start w:val="1"/>
+      <w:numFmt w:val="lowerRoman"/>
+      <w:lvlText w:val="%6."/>
+      <w:lvlJc w:val="right"/>
+      <w:pPr>
+        <w:ind w:left="4320" w:hanging="180"/>
+      </w:pPr>
+    </w:lvl>
+    <w:lvl w:ilvl="6" w:tplc="2C0A000F" w:tentative="1">
+      <w:start w:val="1"/>
+      <w:numFmt w:val="decimal"/>
+      <w:lvlText w:val="%7."/>
+      <w:lvlJc w:val="left"/>
+      <w:pPr>
+        <w:ind w:left="5040" w:hanging="360"/>
+      </w:pPr>
+    </w:lvl>
+    <w:lvl w:ilvl="7" w:tplc="2C0A0019" w:tentative="1">
+      <w:start w:val="1"/>
+      <w:numFmt w:val="lowerLetter"/>
+      <w:lvlText w:val="%8."/>
+      <w:lvlJc w:val="left"/>
+      <w:pPr>
+        <w:ind w:left="5760" w:hanging="360"/>
+      </w:pPr>
+    </w:lvl>
+    <w:lvl w:ilvl="8" w:tplc="2C0A001B" w:tentative="1">
+      <w:start w:val="1"/>
+      <w:numFmt w:val="lowerRoman"/>
+      <w:lvlText w:val="%9."/>
+      <w:lvlJc w:val="right"/>
+      <w:pPr>
+        <w:ind w:left="6480" w:hanging="180"/>
+      </w:pPr>
+    </w:lvl>
+  </w:abstractNum>
+  <w:abstractNum w:abstractNumId="24" w15:restartNumberingAfterBreak="0">
     <w:nsid w:val="1E9C6700"/>
     <w:multiLevelType w:val="singleLevel"/>
     <w:tmpl w:val="1E9C6700"/>
@@ -7536,7 +8838,7 @@
       </w:rPr>
     </w:lvl>
   </w:abstractNum>
-  <w:abstractNum w:abstractNumId="22" w15:restartNumberingAfterBreak="0">
+  <w:abstractNum w:abstractNumId="25" w15:restartNumberingAfterBreak="0">
     <w:nsid w:val="22BD658B"/>
     <w:multiLevelType w:val="hybridMultilevel"/>
     <w:tmpl w:val="5D04BDFA"/>
@@ -7625,7 +8927,7 @@
       </w:pPr>
     </w:lvl>
   </w:abstractNum>
-  <w:abstractNum w:abstractNumId="23" w15:restartNumberingAfterBreak="0">
+  <w:abstractNum w:abstractNumId="26" w15:restartNumberingAfterBreak="0">
     <w:nsid w:val="2810248A"/>
     <w:multiLevelType w:val="hybridMultilevel"/>
     <w:tmpl w:val="E1BA49A0"/>
@@ -7711,7 +9013,7 @@
       </w:pPr>
     </w:lvl>
   </w:abstractNum>
-  <w:abstractNum w:abstractNumId="24" w15:restartNumberingAfterBreak="0">
+  <w:abstractNum w:abstractNumId="27" w15:restartNumberingAfterBreak="0">
     <w:nsid w:val="2C0F6EB4"/>
     <w:multiLevelType w:val="singleLevel"/>
     <w:tmpl w:val="2C0F6EB4"/>
@@ -7733,7 +9035,7 @@
       </w:rPr>
     </w:lvl>
   </w:abstractNum>
-  <w:abstractNum w:abstractNumId="25" w15:restartNumberingAfterBreak="0">
+  <w:abstractNum w:abstractNumId="28" w15:restartNumberingAfterBreak="0">
     <w:nsid w:val="2DCA3312"/>
     <w:multiLevelType w:val="singleLevel"/>
     <w:tmpl w:val="2DCA3312"/>
@@ -7753,7 +9055,7 @@
       </w:rPr>
     </w:lvl>
   </w:abstractNum>
-  <w:abstractNum w:abstractNumId="26" w15:restartNumberingAfterBreak="0">
+  <w:abstractNum w:abstractNumId="29" w15:restartNumberingAfterBreak="0">
     <w:nsid w:val="2FD1A5F8"/>
     <w:multiLevelType w:val="singleLevel"/>
     <w:tmpl w:val="2FD1A5F8"/>
@@ -7773,7 +9075,7 @@
       </w:rPr>
     </w:lvl>
   </w:abstractNum>
-  <w:abstractNum w:abstractNumId="27" w15:restartNumberingAfterBreak="0">
+  <w:abstractNum w:abstractNumId="30" w15:restartNumberingAfterBreak="0">
     <w:nsid w:val="360B1285"/>
     <w:multiLevelType w:val="hybridMultilevel"/>
     <w:tmpl w:val="5D2A6CBC"/>
@@ -7886,7 +9188,7 @@
       </w:rPr>
     </w:lvl>
   </w:abstractNum>
-  <w:abstractNum w:abstractNumId="28" w15:restartNumberingAfterBreak="0">
+  <w:abstractNum w:abstractNumId="31" w15:restartNumberingAfterBreak="0">
     <w:nsid w:val="364F3430"/>
     <w:multiLevelType w:val="hybridMultilevel"/>
     <w:tmpl w:val="4B4AD27E"/>
@@ -7999,7 +9301,7 @@
       </w:rPr>
     </w:lvl>
   </w:abstractNum>
-  <w:abstractNum w:abstractNumId="29" w15:restartNumberingAfterBreak="0">
+  <w:abstractNum w:abstractNumId="32" w15:restartNumberingAfterBreak="0">
     <w:nsid w:val="3B543DD2"/>
     <w:multiLevelType w:val="hybridMultilevel"/>
     <w:tmpl w:val="9E8CF94E"/>
@@ -8085,7 +9387,7 @@
       </w:pPr>
     </w:lvl>
   </w:abstractNum>
-  <w:abstractNum w:abstractNumId="30" w15:restartNumberingAfterBreak="0">
+  <w:abstractNum w:abstractNumId="33" w15:restartNumberingAfterBreak="0">
     <w:nsid w:val="427FC9F4"/>
     <w:multiLevelType w:val="singleLevel"/>
     <w:tmpl w:val="427FC9F4"/>
@@ -8105,7 +9407,96 @@
       </w:rPr>
     </w:lvl>
   </w:abstractNum>
-  <w:abstractNum w:abstractNumId="31" w15:restartNumberingAfterBreak="0">
+  <w:abstractNum w:abstractNumId="34" w15:restartNumberingAfterBreak="0">
+    <w:nsid w:val="4930680A"/>
+    <w:multiLevelType w:val="hybridMultilevel"/>
+    <w:tmpl w:val="FB78B67E"/>
+    <w:lvl w:ilvl="0" w:tplc="2C0A000F">
+      <w:start w:val="1"/>
+      <w:numFmt w:val="decimal"/>
+      <w:lvlText w:val="%1."/>
+      <w:lvlJc w:val="left"/>
+      <w:pPr>
+        <w:ind w:left="720" w:hanging="360"/>
+      </w:pPr>
+      <w:rPr>
+        <w:rFonts w:hint="default"/>
+      </w:rPr>
+    </w:lvl>
+    <w:lvl w:ilvl="1" w:tplc="2C0A0019" w:tentative="1">
+      <w:start w:val="1"/>
+      <w:numFmt w:val="lowerLetter"/>
+      <w:lvlText w:val="%2."/>
+      <w:lvlJc w:val="left"/>
+      <w:pPr>
+        <w:ind w:left="1440" w:hanging="360"/>
+      </w:pPr>
+    </w:lvl>
+    <w:lvl w:ilvl="2" w:tplc="2C0A001B" w:tentative="1">
+      <w:start w:val="1"/>
+      <w:numFmt w:val="lowerRoman"/>
+      <w:lvlText w:val="%3."/>
+      <w:lvlJc w:val="right"/>
+      <w:pPr>
+        <w:ind w:left="2160" w:hanging="180"/>
+      </w:pPr>
+    </w:lvl>
+    <w:lvl w:ilvl="3" w:tplc="2C0A000F" w:tentative="1">
+      <w:start w:val="1"/>
+      <w:numFmt w:val="decimal"/>
+      <w:lvlText w:val="%4."/>
+      <w:lvlJc w:val="left"/>
+      <w:pPr>
+        <w:ind w:left="2880" w:hanging="360"/>
+      </w:pPr>
+    </w:lvl>
+    <w:lvl w:ilvl="4" w:tplc="2C0A0019" w:tentative="1">
+      <w:start w:val="1"/>
+      <w:numFmt w:val="lowerLetter"/>
+      <w:lvlText w:val="%5."/>
+      <w:lvlJc w:val="left"/>
+      <w:pPr>
+        <w:ind w:left="3600" w:hanging="360"/>
+      </w:pPr>
+    </w:lvl>
+    <w:lvl w:ilvl="5" w:tplc="2C0A001B" w:tentative="1">
+      <w:start w:val="1"/>
+      <w:numFmt w:val="lowerRoman"/>
+      <w:lvlText w:val="%6."/>
+      <w:lvlJc w:val="right"/>
+      <w:pPr>
+        <w:ind w:left="4320" w:hanging="180"/>
+      </w:pPr>
+    </w:lvl>
+    <w:lvl w:ilvl="6" w:tplc="2C0A000F" w:tentative="1">
+      <w:start w:val="1"/>
+      <w:numFmt w:val="decimal"/>
+      <w:lvlText w:val="%7."/>
+      <w:lvlJc w:val="left"/>
+      <w:pPr>
+        <w:ind w:left="5040" w:hanging="360"/>
+      </w:pPr>
+    </w:lvl>
+    <w:lvl w:ilvl="7" w:tplc="2C0A0019" w:tentative="1">
+      <w:start w:val="1"/>
+      <w:numFmt w:val="lowerLetter"/>
+      <w:lvlText w:val="%8."/>
+      <w:lvlJc w:val="left"/>
+      <w:pPr>
+        <w:ind w:left="5760" w:hanging="360"/>
+      </w:pPr>
+    </w:lvl>
+    <w:lvl w:ilvl="8" w:tplc="2C0A001B" w:tentative="1">
+      <w:start w:val="1"/>
+      <w:numFmt w:val="lowerRoman"/>
+      <w:lvlText w:val="%9."/>
+      <w:lvlJc w:val="right"/>
+      <w:pPr>
+        <w:ind w:left="6480" w:hanging="180"/>
+      </w:pPr>
+    </w:lvl>
+  </w:abstractNum>
+  <w:abstractNum w:abstractNumId="35" w15:restartNumberingAfterBreak="0">
     <w:nsid w:val="4A3FF0B1"/>
     <w:multiLevelType w:val="singleLevel"/>
     <w:tmpl w:val="4A3FF0B1"/>
@@ -8125,7 +9516,185 @@
       </w:rPr>
     </w:lvl>
   </w:abstractNum>
-  <w:abstractNum w:abstractNumId="32" w15:restartNumberingAfterBreak="0">
+  <w:abstractNum w:abstractNumId="36" w15:restartNumberingAfterBreak="0">
+    <w:nsid w:val="4B0B3C76"/>
+    <w:multiLevelType w:val="hybridMultilevel"/>
+    <w:tmpl w:val="289AFEAA"/>
+    <w:lvl w:ilvl="0" w:tplc="2C0A000F">
+      <w:start w:val="2"/>
+      <w:numFmt w:val="decimal"/>
+      <w:lvlText w:val="%1."/>
+      <w:lvlJc w:val="left"/>
+      <w:pPr>
+        <w:ind w:left="720" w:hanging="360"/>
+      </w:pPr>
+      <w:rPr>
+        <w:rFonts w:hint="default"/>
+      </w:rPr>
+    </w:lvl>
+    <w:lvl w:ilvl="1" w:tplc="2C0A0019" w:tentative="1">
+      <w:start w:val="1"/>
+      <w:numFmt w:val="lowerLetter"/>
+      <w:lvlText w:val="%2."/>
+      <w:lvlJc w:val="left"/>
+      <w:pPr>
+        <w:ind w:left="1440" w:hanging="360"/>
+      </w:pPr>
+    </w:lvl>
+    <w:lvl w:ilvl="2" w:tplc="2C0A001B" w:tentative="1">
+      <w:start w:val="1"/>
+      <w:numFmt w:val="lowerRoman"/>
+      <w:lvlText w:val="%3."/>
+      <w:lvlJc w:val="right"/>
+      <w:pPr>
+        <w:ind w:left="2160" w:hanging="180"/>
+      </w:pPr>
+    </w:lvl>
+    <w:lvl w:ilvl="3" w:tplc="2C0A000F" w:tentative="1">
+      <w:start w:val="1"/>
+      <w:numFmt w:val="decimal"/>
+      <w:lvlText w:val="%4."/>
+      <w:lvlJc w:val="left"/>
+      <w:pPr>
+        <w:ind w:left="2880" w:hanging="360"/>
+      </w:pPr>
+    </w:lvl>
+    <w:lvl w:ilvl="4" w:tplc="2C0A0019" w:tentative="1">
+      <w:start w:val="1"/>
+      <w:numFmt w:val="lowerLetter"/>
+      <w:lvlText w:val="%5."/>
+      <w:lvlJc w:val="left"/>
+      <w:pPr>
+        <w:ind w:left="3600" w:hanging="360"/>
+      </w:pPr>
+    </w:lvl>
+    <w:lvl w:ilvl="5" w:tplc="2C0A001B" w:tentative="1">
+      <w:start w:val="1"/>
+      <w:numFmt w:val="lowerRoman"/>
+      <w:lvlText w:val="%6."/>
+      <w:lvlJc w:val="right"/>
+      <w:pPr>
+        <w:ind w:left="4320" w:hanging="180"/>
+      </w:pPr>
+    </w:lvl>
+    <w:lvl w:ilvl="6" w:tplc="2C0A000F" w:tentative="1">
+      <w:start w:val="1"/>
+      <w:numFmt w:val="decimal"/>
+      <w:lvlText w:val="%7."/>
+      <w:lvlJc w:val="left"/>
+      <w:pPr>
+        <w:ind w:left="5040" w:hanging="360"/>
+      </w:pPr>
+    </w:lvl>
+    <w:lvl w:ilvl="7" w:tplc="2C0A0019" w:tentative="1">
+      <w:start w:val="1"/>
+      <w:numFmt w:val="lowerLetter"/>
+      <w:lvlText w:val="%8."/>
+      <w:lvlJc w:val="left"/>
+      <w:pPr>
+        <w:ind w:left="5760" w:hanging="360"/>
+      </w:pPr>
+    </w:lvl>
+    <w:lvl w:ilvl="8" w:tplc="2C0A001B" w:tentative="1">
+      <w:start w:val="1"/>
+      <w:numFmt w:val="lowerRoman"/>
+      <w:lvlText w:val="%9."/>
+      <w:lvlJc w:val="right"/>
+      <w:pPr>
+        <w:ind w:left="6480" w:hanging="180"/>
+      </w:pPr>
+    </w:lvl>
+  </w:abstractNum>
+  <w:abstractNum w:abstractNumId="37" w15:restartNumberingAfterBreak="0">
+    <w:nsid w:val="4F954485"/>
+    <w:multiLevelType w:val="hybridMultilevel"/>
+    <w:tmpl w:val="2BE69D26"/>
+    <w:lvl w:ilvl="0" w:tplc="24A052CE">
+      <w:start w:val="2"/>
+      <w:numFmt w:val="decimal"/>
+      <w:lvlText w:val="%1"/>
+      <w:lvlJc w:val="left"/>
+      <w:pPr>
+        <w:ind w:left="720" w:hanging="360"/>
+      </w:pPr>
+      <w:rPr>
+        <w:rFonts w:hint="default"/>
+      </w:rPr>
+    </w:lvl>
+    <w:lvl w:ilvl="1" w:tplc="2C0A0019" w:tentative="1">
+      <w:start w:val="1"/>
+      <w:numFmt w:val="lowerLetter"/>
+      <w:lvlText w:val="%2."/>
+      <w:lvlJc w:val="left"/>
+      <w:pPr>
+        <w:ind w:left="1440" w:hanging="360"/>
+      </w:pPr>
+    </w:lvl>
+    <w:lvl w:ilvl="2" w:tplc="2C0A001B" w:tentative="1">
+      <w:start w:val="1"/>
+      <w:numFmt w:val="lowerRoman"/>
+      <w:lvlText w:val="%3."/>
+      <w:lvlJc w:val="right"/>
+      <w:pPr>
+        <w:ind w:left="2160" w:hanging="180"/>
+      </w:pPr>
+    </w:lvl>
+    <w:lvl w:ilvl="3" w:tplc="2C0A000F" w:tentative="1">
+      <w:start w:val="1"/>
+      <w:numFmt w:val="decimal"/>
+      <w:lvlText w:val="%4."/>
+      <w:lvlJc w:val="left"/>
+      <w:pPr>
+        <w:ind w:left="2880" w:hanging="360"/>
+      </w:pPr>
+    </w:lvl>
+    <w:lvl w:ilvl="4" w:tplc="2C0A0019" w:tentative="1">
+      <w:start w:val="1"/>
+      <w:numFmt w:val="lowerLetter"/>
+      <w:lvlText w:val="%5."/>
+      <w:lvlJc w:val="left"/>
+      <w:pPr>
+        <w:ind w:left="3600" w:hanging="360"/>
+      </w:pPr>
+    </w:lvl>
+    <w:lvl w:ilvl="5" w:tplc="2C0A001B" w:tentative="1">
+      <w:start w:val="1"/>
+      <w:numFmt w:val="lowerRoman"/>
+      <w:lvlText w:val="%6."/>
+      <w:lvlJc w:val="right"/>
+      <w:pPr>
+        <w:ind w:left="4320" w:hanging="180"/>
+      </w:pPr>
+    </w:lvl>
+    <w:lvl w:ilvl="6" w:tplc="2C0A000F" w:tentative="1">
+      <w:start w:val="1"/>
+      <w:numFmt w:val="decimal"/>
+      <w:lvlText w:val="%7."/>
+      <w:lvlJc w:val="left"/>
+      <w:pPr>
+        <w:ind w:left="5040" w:hanging="360"/>
+      </w:pPr>
+    </w:lvl>
+    <w:lvl w:ilvl="7" w:tplc="2C0A0019" w:tentative="1">
+      <w:start w:val="1"/>
+      <w:numFmt w:val="lowerLetter"/>
+      <w:lvlText w:val="%8."/>
+      <w:lvlJc w:val="left"/>
+      <w:pPr>
+        <w:ind w:left="5760" w:hanging="360"/>
+      </w:pPr>
+    </w:lvl>
+    <w:lvl w:ilvl="8" w:tplc="2C0A001B" w:tentative="1">
+      <w:start w:val="1"/>
+      <w:numFmt w:val="lowerRoman"/>
+      <w:lvlText w:val="%9."/>
+      <w:lvlJc w:val="right"/>
+      <w:pPr>
+        <w:ind w:left="6480" w:hanging="180"/>
+      </w:pPr>
+    </w:lvl>
+  </w:abstractNum>
+  <w:abstractNum w:abstractNumId="38" w15:restartNumberingAfterBreak="0">
     <w:nsid w:val="50837013"/>
     <w:multiLevelType w:val="hybridMultilevel"/>
     <w:tmpl w:val="50C63CF4"/>
@@ -8238,7 +9807,96 @@
       </w:rPr>
     </w:lvl>
   </w:abstractNum>
-  <w:abstractNum w:abstractNumId="33" w15:restartNumberingAfterBreak="0">
+  <w:abstractNum w:abstractNumId="39" w15:restartNumberingAfterBreak="0">
+    <w:nsid w:val="584C2140"/>
+    <w:multiLevelType w:val="hybridMultilevel"/>
+    <w:tmpl w:val="79342CFA"/>
+    <w:lvl w:ilvl="0" w:tplc="F8D811AC">
+      <w:start w:val="2"/>
+      <w:numFmt w:val="decimal"/>
+      <w:lvlText w:val="%1"/>
+      <w:lvlJc w:val="left"/>
+      <w:pPr>
+        <w:ind w:left="720" w:hanging="360"/>
+      </w:pPr>
+      <w:rPr>
+        <w:rFonts w:hint="default"/>
+      </w:rPr>
+    </w:lvl>
+    <w:lvl w:ilvl="1" w:tplc="2C0A0019" w:tentative="1">
+      <w:start w:val="1"/>
+      <w:numFmt w:val="lowerLetter"/>
+      <w:lvlText w:val="%2."/>
+      <w:lvlJc w:val="left"/>
+      <w:pPr>
+        <w:ind w:left="1440" w:hanging="360"/>
+      </w:pPr>
+    </w:lvl>
+    <w:lvl w:ilvl="2" w:tplc="2C0A001B" w:tentative="1">
+      <w:start w:val="1"/>
+      <w:numFmt w:val="lowerRoman"/>
+      <w:lvlText w:val="%3."/>
+      <w:lvlJc w:val="right"/>
+      <w:pPr>
+        <w:ind w:left="2160" w:hanging="180"/>
+      </w:pPr>
+    </w:lvl>
+    <w:lvl w:ilvl="3" w:tplc="2C0A000F" w:tentative="1">
+      <w:start w:val="1"/>
+      <w:numFmt w:val="decimal"/>
+      <w:lvlText w:val="%4."/>
+      <w:lvlJc w:val="left"/>
+      <w:pPr>
+        <w:ind w:left="2880" w:hanging="360"/>
+      </w:pPr>
+    </w:lvl>
+    <w:lvl w:ilvl="4" w:tplc="2C0A0019" w:tentative="1">
+      <w:start w:val="1"/>
+      <w:numFmt w:val="lowerLetter"/>
+      <w:lvlText w:val="%5."/>
+      <w:lvlJc w:val="left"/>
+      <w:pPr>
+        <w:ind w:left="3600" w:hanging="360"/>
+      </w:pPr>
+    </w:lvl>
+    <w:lvl w:ilvl="5" w:tplc="2C0A001B" w:tentative="1">
+      <w:start w:val="1"/>
+      <w:numFmt w:val="lowerRoman"/>
+      <w:lvlText w:val="%6."/>
+      <w:lvlJc w:val="right"/>
+      <w:pPr>
+        <w:ind w:left="4320" w:hanging="180"/>
+      </w:pPr>
+    </w:lvl>
+    <w:lvl w:ilvl="6" w:tplc="2C0A000F" w:tentative="1">
+      <w:start w:val="1"/>
+      <w:numFmt w:val="decimal"/>
+      <w:lvlText w:val="%7."/>
+      <w:lvlJc w:val="left"/>
+      <w:pPr>
+        <w:ind w:left="5040" w:hanging="360"/>
+      </w:pPr>
+    </w:lvl>
+    <w:lvl w:ilvl="7" w:tplc="2C0A0019" w:tentative="1">
+      <w:start w:val="1"/>
+      <w:numFmt w:val="lowerLetter"/>
+      <w:lvlText w:val="%8."/>
+      <w:lvlJc w:val="left"/>
+      <w:pPr>
+        <w:ind w:left="5760" w:hanging="360"/>
+      </w:pPr>
+    </w:lvl>
+    <w:lvl w:ilvl="8" w:tplc="2C0A001B" w:tentative="1">
+      <w:start w:val="1"/>
+      <w:numFmt w:val="lowerRoman"/>
+      <w:lvlText w:val="%9."/>
+      <w:lvlJc w:val="right"/>
+      <w:pPr>
+        <w:ind w:left="6480" w:hanging="180"/>
+      </w:pPr>
+    </w:lvl>
+  </w:abstractNum>
+  <w:abstractNum w:abstractNumId="40" w15:restartNumberingAfterBreak="0">
     <w:nsid w:val="5EB47B8F"/>
     <w:multiLevelType w:val="hybridMultilevel"/>
     <w:tmpl w:val="F9E2F128"/>
@@ -8351,7 +10009,7 @@
       </w:rPr>
     </w:lvl>
   </w:abstractNum>
-  <w:abstractNum w:abstractNumId="34" w15:restartNumberingAfterBreak="0">
+  <w:abstractNum w:abstractNumId="41" w15:restartNumberingAfterBreak="0">
     <w:nsid w:val="60CE79CF"/>
     <w:multiLevelType w:val="hybridMultilevel"/>
     <w:tmpl w:val="54DCCC50"/>
@@ -8440,7 +10098,96 @@
       </w:pPr>
     </w:lvl>
   </w:abstractNum>
-  <w:abstractNum w:abstractNumId="35" w15:restartNumberingAfterBreak="0">
+  <w:abstractNum w:abstractNumId="42" w15:restartNumberingAfterBreak="0">
+    <w:nsid w:val="63FA27BE"/>
+    <w:multiLevelType w:val="hybridMultilevel"/>
+    <w:tmpl w:val="F9BC275C"/>
+    <w:lvl w:ilvl="0" w:tplc="F2462A08">
+      <w:start w:val="2"/>
+      <w:numFmt w:val="decimal"/>
+      <w:lvlText w:val="%1"/>
+      <w:lvlJc w:val="left"/>
+      <w:pPr>
+        <w:ind w:left="720" w:hanging="360"/>
+      </w:pPr>
+      <w:rPr>
+        <w:rFonts w:hint="default"/>
+      </w:rPr>
+    </w:lvl>
+    <w:lvl w:ilvl="1" w:tplc="2C0A0019" w:tentative="1">
+      <w:start w:val="1"/>
+      <w:numFmt w:val="lowerLetter"/>
+      <w:lvlText w:val="%2."/>
+      <w:lvlJc w:val="left"/>
+      <w:pPr>
+        <w:ind w:left="1440" w:hanging="360"/>
+      </w:pPr>
+    </w:lvl>
+    <w:lvl w:ilvl="2" w:tplc="2C0A001B" w:tentative="1">
+      <w:start w:val="1"/>
+      <w:numFmt w:val="lowerRoman"/>
+      <w:lvlText w:val="%3."/>
+      <w:lvlJc w:val="right"/>
+      <w:pPr>
+        <w:ind w:left="2160" w:hanging="180"/>
+      </w:pPr>
+    </w:lvl>
+    <w:lvl w:ilvl="3" w:tplc="2C0A000F" w:tentative="1">
+      <w:start w:val="1"/>
+      <w:numFmt w:val="decimal"/>
+      <w:lvlText w:val="%4."/>
+      <w:lvlJc w:val="left"/>
+      <w:pPr>
+        <w:ind w:left="2880" w:hanging="360"/>
+      </w:pPr>
+    </w:lvl>
+    <w:lvl w:ilvl="4" w:tplc="2C0A0019" w:tentative="1">
+      <w:start w:val="1"/>
+      <w:numFmt w:val="lowerLetter"/>
+      <w:lvlText w:val="%5."/>
+      <w:lvlJc w:val="left"/>
+      <w:pPr>
+        <w:ind w:left="3600" w:hanging="360"/>
+      </w:pPr>
+    </w:lvl>
+    <w:lvl w:ilvl="5" w:tplc="2C0A001B" w:tentative="1">
+      <w:start w:val="1"/>
+      <w:numFmt w:val="lowerRoman"/>
+      <w:lvlText w:val="%6."/>
+      <w:lvlJc w:val="right"/>
+      <w:pPr>
+        <w:ind w:left="4320" w:hanging="180"/>
+      </w:pPr>
+    </w:lvl>
+    <w:lvl w:ilvl="6" w:tplc="2C0A000F" w:tentative="1">
+      <w:start w:val="1"/>
+      <w:numFmt w:val="decimal"/>
+      <w:lvlText w:val="%7."/>
+      <w:lvlJc w:val="left"/>
+      <w:pPr>
+        <w:ind w:left="5040" w:hanging="360"/>
+      </w:pPr>
+    </w:lvl>
+    <w:lvl w:ilvl="7" w:tplc="2C0A0019" w:tentative="1">
+      <w:start w:val="1"/>
+      <w:numFmt w:val="lowerLetter"/>
+      <w:lvlText w:val="%8."/>
+      <w:lvlJc w:val="left"/>
+      <w:pPr>
+        <w:ind w:left="5760" w:hanging="360"/>
+      </w:pPr>
+    </w:lvl>
+    <w:lvl w:ilvl="8" w:tplc="2C0A001B" w:tentative="1">
+      <w:start w:val="1"/>
+      <w:numFmt w:val="lowerRoman"/>
+      <w:lvlText w:val="%9."/>
+      <w:lvlJc w:val="right"/>
+      <w:pPr>
+        <w:ind w:left="6480" w:hanging="180"/>
+      </w:pPr>
+    </w:lvl>
+  </w:abstractNum>
+  <w:abstractNum w:abstractNumId="43" w15:restartNumberingAfterBreak="0">
     <w:nsid w:val="7202070E"/>
     <w:multiLevelType w:val="hybridMultilevel"/>
     <w:tmpl w:val="A67A0E4A"/>
@@ -8553,7 +10300,7 @@
       </w:rPr>
     </w:lvl>
   </w:abstractNum>
-  <w:abstractNum w:abstractNumId="36" w15:restartNumberingAfterBreak="0">
+  <w:abstractNum w:abstractNumId="44" w15:restartNumberingAfterBreak="0">
     <w:nsid w:val="79463F09"/>
     <w:multiLevelType w:val="hybridMultilevel"/>
     <w:tmpl w:val="03ECC52C"/>
@@ -8666,7 +10413,7 @@
       </w:rPr>
     </w:lvl>
   </w:abstractNum>
-  <w:abstractNum w:abstractNumId="37" w15:restartNumberingAfterBreak="0">
+  <w:abstractNum w:abstractNumId="45" w15:restartNumberingAfterBreak="0">
     <w:nsid w:val="7B0C60C6"/>
     <w:multiLevelType w:val="hybridMultilevel"/>
     <w:tmpl w:val="C792C76A"/>
@@ -8779,23 +10526,112 @@
       </w:rPr>
     </w:lvl>
   </w:abstractNum>
+  <w:abstractNum w:abstractNumId="46" w15:restartNumberingAfterBreak="0">
+    <w:nsid w:val="7F9A08C4"/>
+    <w:multiLevelType w:val="hybridMultilevel"/>
+    <w:tmpl w:val="95E020B8"/>
+    <w:lvl w:ilvl="0" w:tplc="2C0A000F">
+      <w:start w:val="2"/>
+      <w:numFmt w:val="decimal"/>
+      <w:lvlText w:val="%1."/>
+      <w:lvlJc w:val="left"/>
+      <w:pPr>
+        <w:ind w:left="720" w:hanging="360"/>
+      </w:pPr>
+      <w:rPr>
+        <w:rFonts w:hint="default"/>
+      </w:rPr>
+    </w:lvl>
+    <w:lvl w:ilvl="1" w:tplc="2C0A0019" w:tentative="1">
+      <w:start w:val="1"/>
+      <w:numFmt w:val="lowerLetter"/>
+      <w:lvlText w:val="%2."/>
+      <w:lvlJc w:val="left"/>
+      <w:pPr>
+        <w:ind w:left="1440" w:hanging="360"/>
+      </w:pPr>
+    </w:lvl>
+    <w:lvl w:ilvl="2" w:tplc="2C0A001B" w:tentative="1">
+      <w:start w:val="1"/>
+      <w:numFmt w:val="lowerRoman"/>
+      <w:lvlText w:val="%3."/>
+      <w:lvlJc w:val="right"/>
+      <w:pPr>
+        <w:ind w:left="2160" w:hanging="180"/>
+      </w:pPr>
+    </w:lvl>
+    <w:lvl w:ilvl="3" w:tplc="2C0A000F" w:tentative="1">
+      <w:start w:val="1"/>
+      <w:numFmt w:val="decimal"/>
+      <w:lvlText w:val="%4."/>
+      <w:lvlJc w:val="left"/>
+      <w:pPr>
+        <w:ind w:left="2880" w:hanging="360"/>
+      </w:pPr>
+    </w:lvl>
+    <w:lvl w:ilvl="4" w:tplc="2C0A0019" w:tentative="1">
+      <w:start w:val="1"/>
+      <w:numFmt w:val="lowerLetter"/>
+      <w:lvlText w:val="%5."/>
+      <w:lvlJc w:val="left"/>
+      <w:pPr>
+        <w:ind w:left="3600" w:hanging="360"/>
+      </w:pPr>
+    </w:lvl>
+    <w:lvl w:ilvl="5" w:tplc="2C0A001B" w:tentative="1">
+      <w:start w:val="1"/>
+      <w:numFmt w:val="lowerRoman"/>
+      <w:lvlText w:val="%6."/>
+      <w:lvlJc w:val="right"/>
+      <w:pPr>
+        <w:ind w:left="4320" w:hanging="180"/>
+      </w:pPr>
+    </w:lvl>
+    <w:lvl w:ilvl="6" w:tplc="2C0A000F" w:tentative="1">
+      <w:start w:val="1"/>
+      <w:numFmt w:val="decimal"/>
+      <w:lvlText w:val="%7."/>
+      <w:lvlJc w:val="left"/>
+      <w:pPr>
+        <w:ind w:left="5040" w:hanging="360"/>
+      </w:pPr>
+    </w:lvl>
+    <w:lvl w:ilvl="7" w:tplc="2C0A0019" w:tentative="1">
+      <w:start w:val="1"/>
+      <w:numFmt w:val="lowerLetter"/>
+      <w:lvlText w:val="%8."/>
+      <w:lvlJc w:val="left"/>
+      <w:pPr>
+        <w:ind w:left="5760" w:hanging="360"/>
+      </w:pPr>
+    </w:lvl>
+    <w:lvl w:ilvl="8" w:tplc="2C0A001B" w:tentative="1">
+      <w:start w:val="1"/>
+      <w:numFmt w:val="lowerRoman"/>
+      <w:lvlText w:val="%9."/>
+      <w:lvlJc w:val="right"/>
+      <w:pPr>
+        <w:ind w:left="6480" w:hanging="180"/>
+      </w:pPr>
+    </w:lvl>
+  </w:abstractNum>
   <w:num w:numId="1">
-    <w:abstractNumId w:val="26"/>
+    <w:abstractNumId w:val="29"/>
   </w:num>
   <w:num w:numId="2">
     <w:abstractNumId w:val="3"/>
   </w:num>
   <w:num w:numId="3">
-    <w:abstractNumId w:val="21"/>
+    <w:abstractNumId w:val="24"/>
   </w:num>
   <w:num w:numId="4">
     <w:abstractNumId w:val="4"/>
   </w:num>
   <w:num w:numId="5">
-    <w:abstractNumId w:val="25"/>
+    <w:abstractNumId w:val="28"/>
   </w:num>
   <w:num w:numId="6">
-    <w:abstractNumId w:val="31"/>
+    <w:abstractNumId w:val="35"/>
   </w:num>
   <w:num w:numId="7">
     <w:abstractNumId w:val="0"/>
@@ -8807,7 +10643,7 @@
     <w:abstractNumId w:val="1"/>
   </w:num>
   <w:num w:numId="10">
-    <w:abstractNumId w:val="30"/>
+    <w:abstractNumId w:val="33"/>
   </w:num>
   <w:num w:numId="11">
     <w:abstractNumId w:val="5"/>
@@ -8816,22 +10652,22 @@
     <w:abstractNumId w:val="2"/>
   </w:num>
   <w:num w:numId="13">
-    <w:abstractNumId w:val="32"/>
+    <w:abstractNumId w:val="38"/>
   </w:num>
   <w:num w:numId="14">
-    <w:abstractNumId w:val="33"/>
+    <w:abstractNumId w:val="40"/>
   </w:num>
   <w:num w:numId="15">
-    <w:abstractNumId w:val="27"/>
+    <w:abstractNumId w:val="30"/>
   </w:num>
   <w:num w:numId="16">
-    <w:abstractNumId w:val="35"/>
+    <w:abstractNumId w:val="43"/>
   </w:num>
   <w:num w:numId="17">
-    <w:abstractNumId w:val="37"/>
+    <w:abstractNumId w:val="45"/>
   </w:num>
   <w:num w:numId="18">
-    <w:abstractNumId w:val="36"/>
+    <w:abstractNumId w:val="44"/>
   </w:num>
   <w:num w:numId="19">
     <w:abstractNumId w:val="14"/>
@@ -8864,34 +10700,61 @@
     <w:abstractNumId w:val="10"/>
   </w:num>
   <w:num w:numId="29">
-    <w:abstractNumId w:val="22"/>
+    <w:abstractNumId w:val="25"/>
   </w:num>
   <w:num w:numId="30">
-    <w:abstractNumId w:val="29"/>
+    <w:abstractNumId w:val="32"/>
   </w:num>
   <w:num w:numId="31">
-    <w:abstractNumId w:val="23"/>
+    <w:abstractNumId w:val="26"/>
   </w:num>
   <w:num w:numId="32">
-    <w:abstractNumId w:val="24"/>
+    <w:abstractNumId w:val="27"/>
   </w:num>
   <w:num w:numId="33">
     <w:abstractNumId w:val="19"/>
   </w:num>
   <w:num w:numId="34">
-    <w:abstractNumId w:val="20"/>
+    <w:abstractNumId w:val="22"/>
   </w:num>
   <w:num w:numId="35">
     <w:abstractNumId w:val="18"/>
   </w:num>
   <w:num w:numId="36">
-    <w:abstractNumId w:val="28"/>
+    <w:abstractNumId w:val="31"/>
   </w:num>
   <w:num w:numId="37">
     <w:abstractNumId w:val="16"/>
   </w:num>
   <w:num w:numId="38">
+    <w:abstractNumId w:val="41"/>
+  </w:num>
+  <w:num w:numId="39">
+    <w:abstractNumId w:val="36"/>
+  </w:num>
+  <w:num w:numId="40">
+    <w:abstractNumId w:val="37"/>
+  </w:num>
+  <w:num w:numId="41">
+    <w:abstractNumId w:val="39"/>
+  </w:num>
+  <w:num w:numId="42">
+    <w:abstractNumId w:val="42"/>
+  </w:num>
+  <w:num w:numId="43">
+    <w:abstractNumId w:val="23"/>
+  </w:num>
+  <w:num w:numId="44">
     <w:abstractNumId w:val="34"/>
+  </w:num>
+  <w:num w:numId="45">
+    <w:abstractNumId w:val="20"/>
+  </w:num>
+  <w:num w:numId="46">
+    <w:abstractNumId w:val="46"/>
+  </w:num>
+  <w:num w:numId="47">
+    <w:abstractNumId w:val="21"/>
   </w:num>
 </w:numbering>
 </file>
@@ -8919,6 +10782,7 @@
     <w:lsdException w:name="heading 8" w:semiHidden="1" w:unhideWhenUsed="1" w:qFormat="1"/>
     <w:lsdException w:name="heading 9" w:semiHidden="1" w:unhideWhenUsed="1" w:qFormat="1"/>
     <w:lsdException w:name="toc 1" w:uiPriority="39"/>
+    <w:lsdException w:name="toc 3" w:uiPriority="39"/>
     <w:lsdException w:name="header" w:qFormat="1"/>
     <w:lsdException w:name="footer" w:qFormat="1"/>
     <w:lsdException w:name="caption" w:semiHidden="1" w:unhideWhenUsed="1" w:qFormat="1"/>
@@ -9252,6 +11116,27 @@
       <w:szCs w:val="26"/>
     </w:rPr>
   </w:style>
+  <w:style w:type="paragraph" w:styleId="Ttulo3">
+    <w:name w:val="heading 3"/>
+    <w:basedOn w:val="Normal"/>
+    <w:next w:val="Normal"/>
+    <w:link w:val="Ttulo3Car"/>
+    <w:unhideWhenUsed/>
+    <w:qFormat/>
+    <w:rsid w:val="00A15358"/>
+    <w:pPr>
+      <w:keepNext/>
+      <w:keepLines/>
+      <w:spacing w:before="40"/>
+      <w:outlineLvl w:val="2"/>
+    </w:pPr>
+    <w:rPr>
+      <w:rFonts w:asciiTheme="majorHAnsi" w:eastAsiaTheme="majorEastAsia" w:hAnsiTheme="majorHAnsi" w:cstheme="majorBidi"/>
+      <w:color w:val="243F60" w:themeColor="accent1" w:themeShade="7F"/>
+      <w:sz w:val="24"/>
+      <w:szCs w:val="24"/>
+    </w:rPr>
+  </w:style>
   <w:style w:type="character" w:default="1" w:styleId="Fuentedeprrafopredeter">
     <w:name w:val="Default Paragraph Font"/>
     <w:uiPriority w:val="1"/>
@@ -9558,6 +11443,65 @@
       <w:color w:val="0000FF" w:themeColor="hyperlink"/>
       <w:u w:val="single"/>
     </w:rPr>
+  </w:style>
+  <w:style w:type="character" w:styleId="Referenciaintensa">
+    <w:name w:val="Intense Reference"/>
+    <w:basedOn w:val="Fuentedeprrafopredeter"/>
+    <w:uiPriority w:val="32"/>
+    <w:qFormat/>
+    <w:rsid w:val="00A15358"/>
+    <w:rPr>
+      <w:b/>
+      <w:bCs/>
+      <w:smallCaps/>
+      <w:color w:val="4F81BD" w:themeColor="accent1"/>
+      <w:spacing w:val="5"/>
+    </w:rPr>
+  </w:style>
+  <w:style w:type="character" w:styleId="Ttulodellibro">
+    <w:name w:val="Book Title"/>
+    <w:basedOn w:val="Fuentedeprrafopredeter"/>
+    <w:uiPriority w:val="33"/>
+    <w:qFormat/>
+    <w:rsid w:val="00A15358"/>
+    <w:rPr>
+      <w:b/>
+      <w:bCs/>
+      <w:i/>
+      <w:iCs/>
+      <w:spacing w:val="5"/>
+    </w:rPr>
+  </w:style>
+  <w:style w:type="character" w:customStyle="1" w:styleId="Ttulo3Car">
+    <w:name w:val="Título 3 Car"/>
+    <w:basedOn w:val="Fuentedeprrafopredeter"/>
+    <w:link w:val="Ttulo3"/>
+    <w:rsid w:val="00A15358"/>
+    <w:rPr>
+      <w:rFonts w:asciiTheme="majorHAnsi" w:eastAsiaTheme="majorEastAsia" w:hAnsiTheme="majorHAnsi" w:cstheme="majorBidi"/>
+      <w:color w:val="243F60" w:themeColor="accent1" w:themeShade="7F"/>
+      <w:kern w:val="2"/>
+      <w:sz w:val="24"/>
+      <w:szCs w:val="24"/>
+      <w:lang w:eastAsia="zh-CN"/>
+    </w:rPr>
+  </w:style>
+  <w:style w:type="paragraph" w:styleId="TDC3">
+    <w:name w:val="toc 3"/>
+    <w:basedOn w:val="Normal"/>
+    <w:next w:val="Normal"/>
+    <w:autoRedefine/>
+    <w:uiPriority w:val="39"/>
+    <w:rsid w:val="00A15358"/>
+    <w:pPr>
+      <w:spacing w:after="100"/>
+      <w:ind w:left="420"/>
+    </w:pPr>
+  </w:style>
+  <w:style w:type="character" w:styleId="Nmerodepgina">
+    <w:name w:val="page number"/>
+    <w:basedOn w:val="Fuentedeprrafopredeter"/>
+    <w:rsid w:val="00580FD4"/>
   </w:style>
 </w:styles>
 </file>
